--- a/downloads/teacher/ai-5-week-27.docx
+++ b/downloads/teacher/ai-5-week-27.docx
@@ -2244,6 +2244,396 @@
         <w:t>For your Image-pattern Network Investigation, save the input, procedure, observed result and limitation of this check. Label this worked example as practice; use a different, previously unreviewed case when checking independent understanding.</w:t>
       </w:r>
     </w:p>
+    <w:p>
+      <w:pPr>
+        <w:pStyle w:val="Heading1"/>
+      </w:pPr>
+      <w:r>
+        <w:t>07. Prepare, teach and assess</w:t>
+      </w:r>
+    </w:p>
+    <w:p>
+      <w:r>
+        <w:t>Teaching target: Calculate vector length and normalise a nonzero vector</w:t>
+      </w:r>
+    </w:p>
+    <w:p>
+      <w:r>
+        <w:t>Prepare the labelled worked-case picture, the matching workbook, fictional input cards and a place for individual responses. Check a local Python 3 environment before class; have a paper-trace version ready.</w:t>
+      </w:r>
+    </w:p>
+    <w:tbl>
+      <w:tblPr>
+        <w:tblStyle w:val="LightShading-Accent1"/>
+        <w:tblW w:type="auto" w:w="0"/>
+        <w:tblLook w:firstColumn="1" w:firstRow="1" w:lastColumn="0" w:lastRow="0" w:noHBand="0" w:noVBand="1" w:val="04A0"/>
+      </w:tblPr>
+      <w:tblGrid>
+        <w:gridCol w:w="3408"/>
+        <w:gridCol w:w="3408"/>
+        <w:gridCol w:w="3408"/>
+      </w:tblGrid>
+      <w:tr>
+        <w:trPr>
+          <w:tblHeader/>
+        </w:trPr>
+        <w:tc>
+          <w:tcPr>
+            <w:tcW w:type="dxa" w:w="3408"/>
+          </w:tcPr>
+          <w:p>
+            <w:r>
+              <w:t>Session</w:t>
+            </w:r>
+          </w:p>
+        </w:tc>
+        <w:tc>
+          <w:tcPr>
+            <w:tcW w:type="dxa" w:w="3408"/>
+          </w:tcPr>
+          <w:p>
+            <w:r>
+              <w:t>Plan</w:t>
+            </w:r>
+          </w:p>
+        </w:tc>
+        <w:tc>
+          <w:tcPr>
+            <w:tcW w:type="dxa" w:w="3408"/>
+          </w:tcPr>
+          <w:p>
+            <w:r>
+              <w:t>Resources</w:t>
+            </w:r>
+          </w:p>
+        </w:tc>
+      </w:tr>
+      <w:tr>
+        <w:tc>
+          <w:tcPr>
+            <w:tcW w:type="dxa" w:w="3408"/>
+          </w:tcPr>
+          <w:p>
+            <w:r>
+              <w:t>Session 1 · Understand · 45 min</w:t>
+            </w:r>
+          </w:p>
+        </w:tc>
+        <w:tc>
+          <w:tcPr>
+            <w:tcW w:type="dxa" w:w="3408"/>
+          </w:tcPr>
+          <w:p>
+            <w:r>
+              <w:t>0–7: recall and prerequisite; 7–15: inspect the concrete case and predict; 15–30: teacher models the worked trace; 30–40: learners explain a step using the text and visual; 40–45: check the core idea.</w:t>
+            </w:r>
+          </w:p>
+        </w:tc>
+        <w:tc>
+          <w:tcPr>
+            <w:tcW w:type="dxa" w:w="3408"/>
+          </w:tcPr>
+          <w:p>
+            <w:r>
+              <w:t>Sections 1–6; record the brief recall in the workbook.</w:t>
+            </w:r>
+          </w:p>
+        </w:tc>
+      </w:tr>
+      <w:tr>
+        <w:tc>
+          <w:tcPr>
+            <w:tcW w:type="dxa" w:w="3408"/>
+          </w:tcPr>
+          <w:p>
+            <w:r>
+              <w:t>Session 2 · Practise · 45 min</w:t>
+            </w:r>
+          </w:p>
+        </w:tc>
+        <w:tc>
+          <w:tcPr>
+            <w:tcW w:type="dxa" w:w="3408"/>
+          </w:tcPr>
+          <w:p>
+            <w:r>
+              <w:t>0–5: retrieve the procedure; 5–15: W2 completion practice; 15–23: explain and check with a partner; 23–30: each learner answers the misconception check; 30–40: targeted reteaching or a harder variation; 40–45: prepare the investigation.</w:t>
+            </w:r>
+          </w:p>
+        </w:tc>
+        <w:tc>
+          <w:tcPr>
+            <w:tcW w:type="dxa" w:w="3408"/>
+          </w:tcPr>
+          <w:p>
+            <w:r>
+              <w:t>Sections 7–10; use the matching workbook W2 and misconception check.</w:t>
+            </w:r>
+          </w:p>
+        </w:tc>
+      </w:tr>
+      <w:tr>
+        <w:tc>
+          <w:tcPr>
+            <w:tcW w:type="dxa" w:w="3408"/>
+          </w:tcPr>
+          <w:p>
+            <w:r>
+              <w:t>Session 3 · Investigate and transfer · 45 min</w:t>
+            </w:r>
+          </w:p>
+        </w:tc>
+        <w:tc>
+          <w:tcPr>
+            <w:tcW w:type="dxa" w:w="3408"/>
+          </w:tcPr>
+          <w:p>
+            <w:r>
+              <w:t>0–5: retrieve the decision rule; 5–20: investigate or trace; 20–30: start the independent case; 30–38: connect the project; 38–43: act on feedback; 43–45: plan the return check.</w:t>
+            </w:r>
+          </w:p>
+        </w:tc>
+        <w:tc>
+          <w:tcPr>
+            <w:tcW w:type="dxa" w:w="3408"/>
+          </w:tcPr>
+          <w:p>
+            <w:r>
+              <w:t>Sections 9 and 11–14. Give extra time to finish the full task set; use Section 15 when the week includes a coding lab.</w:t>
+            </w:r>
+          </w:p>
+        </w:tc>
+      </w:tr>
+    </w:tbl>
+    <w:p>
+      <w:r>
+        <w:t>Before class, solve the supported practice: For query Q, write the raw squared distances and cosines to A, B and C from the lesson. Name the winner under each rule. Calculate squared distances after normalising both sides and check the relationship to cosine.</w:t>
+      </w:r>
+    </w:p>
+    <w:p>
+      <w:r>
+        <w:t>Reasoned practice answer: Teacher explanation: Raw squared distances are 25, 16, 100, so B wins. Cosines are 1, 0.6, -1, so A wins. Unit-vector squared distances are 0, 0.8, 4, matching 2 - 2 times each cosine and selecting A.</w:t>
+      </w:r>
+    </w:p>
+    <w:p>
+      <w:r>
+        <w:t>Check every learner before discussion: Use the worked case for Similarity and normalisation. Proposed explanation: “Cosine is a probability”. Decide whether this explanation is supported. Point to the step or supplied fact that decides; explain your repair if needed.</w:t>
+      </w:r>
+    </w:p>
+    <w:p>
+      <w:r>
+        <w:t>Misconception repair: Its possible negative values and geometric definition show that it is not a calibrated probability.</w:t>
+      </w:r>
+    </w:p>
+    <w:p>
+      <w:r>
+        <w:t>Support: read the exact case aloud, enlarge the labelled picture, supply input cards and model only the first deciding step. Accept a spoken explanation or drawing; retain the reasoning goal.</w:t>
+      </w:r>
+    </w:p>
+    <w:p>
+      <w:r>
+        <w:t>Extension: Replace P with [0, 0]. Require a prediction and a reason before comparing. Expected result: Cosine and unit normalisation for P are undefined. Reason: The zero vector has norm0, so dividing by its norm is invalid.</w:t>
+      </w:r>
+    </w:p>
+    <w:p>
+      <w:r>
+        <w:t>Independent assessment: withhold the reserved answer until the learner has attempted the new case. Record support separately from correctness.</w:t>
+      </w:r>
+    </w:p>
+    <w:tbl>
+      <w:tblPr>
+        <w:tblStyle w:val="LightShading-Accent1"/>
+        <w:tblW w:type="auto" w:w="0"/>
+        <w:tblLook w:firstColumn="1" w:firstRow="1" w:lastColumn="0" w:lastRow="0" w:noHBand="0" w:noVBand="1" w:val="04A0"/>
+      </w:tblPr>
+      <w:tblGrid>
+        <w:gridCol w:w="2556"/>
+        <w:gridCol w:w="2556"/>
+        <w:gridCol w:w="2556"/>
+        <w:gridCol w:w="2556"/>
+      </w:tblGrid>
+      <w:tr>
+        <w:trPr>
+          <w:tblHeader/>
+        </w:trPr>
+        <w:tc>
+          <w:tcPr>
+            <w:tcW w:type="dxa" w:w="2556"/>
+          </w:tcPr>
+          <w:p>
+            <w:r>
+              <w:t>Criterion</w:t>
+            </w:r>
+          </w:p>
+        </w:tc>
+        <w:tc>
+          <w:tcPr>
+            <w:tcW w:type="dxa" w:w="2556"/>
+          </w:tcPr>
+          <w:p>
+            <w:r>
+              <w:t>Not yet</w:t>
+            </w:r>
+          </w:p>
+        </w:tc>
+        <w:tc>
+          <w:tcPr>
+            <w:tcW w:type="dxa" w:w="2556"/>
+          </w:tcPr>
+          <w:p>
+            <w:r>
+              <w:t>With support</w:t>
+            </w:r>
+          </w:p>
+        </w:tc>
+        <w:tc>
+          <w:tcPr>
+            <w:tcW w:type="dxa" w:w="2556"/>
+          </w:tcPr>
+          <w:p>
+            <w:r>
+              <w:t>Independent</w:t>
+            </w:r>
+          </w:p>
+        </w:tc>
+      </w:tr>
+      <w:tr>
+        <w:tc>
+          <w:tcPr>
+            <w:tcW w:type="dxa" w:w="2556"/>
+          </w:tcPr>
+          <w:p>
+            <w:r>
+              <w:t>Explanation</w:t>
+            </w:r>
+          </w:p>
+        </w:tc>
+        <w:tc>
+          <w:tcPr>
+            <w:tcW w:type="dxa" w:w="2556"/>
+          </w:tcPr>
+          <w:p>
+            <w:r>
+              <w:t>Names an answer without a deciding fact</w:t>
+            </w:r>
+          </w:p>
+        </w:tc>
+        <w:tc>
+          <w:tcPr>
+            <w:tcW w:type="dxa" w:w="2556"/>
+          </w:tcPr>
+          <w:p>
+            <w:r>
+              <w:t>Uses a hint to link fact and decision</w:t>
+            </w:r>
+          </w:p>
+        </w:tc>
+        <w:tc>
+          <w:tcPr>
+            <w:tcW w:type="dxa" w:w="2556"/>
+          </w:tcPr>
+          <w:p>
+            <w:r>
+              <w:t>Explains the deciding fact in own words</w:t>
+            </w:r>
+          </w:p>
+        </w:tc>
+      </w:tr>
+      <w:tr>
+        <w:tc>
+          <w:tcPr>
+            <w:tcW w:type="dxa" w:w="2556"/>
+          </w:tcPr>
+          <w:p>
+            <w:r>
+              <w:t>Trace or test</w:t>
+            </w:r>
+          </w:p>
+        </w:tc>
+        <w:tc>
+          <w:tcPr>
+            <w:tcW w:type="dxa" w:w="2556"/>
+          </w:tcPr>
+          <w:p>
+            <w:r>
+              <w:t>Cannot connect input and result</w:t>
+            </w:r>
+          </w:p>
+        </w:tc>
+        <w:tc>
+          <w:tcPr>
+            <w:tcW w:type="dxa" w:w="2556"/>
+          </w:tcPr>
+          <w:p>
+            <w:r>
+              <w:t>Completes steps with prompts</w:t>
+            </w:r>
+          </w:p>
+        </w:tc>
+        <w:tc>
+          <w:tcPr>
+            <w:tcW w:type="dxa" w:w="2556"/>
+          </w:tcPr>
+          <w:p>
+            <w:r>
+              <w:t>Traces or tests a changed case accurately</w:t>
+            </w:r>
+          </w:p>
+        </w:tc>
+      </w:tr>
+      <w:tr>
+        <w:tc>
+          <w:tcPr>
+            <w:tcW w:type="dxa" w:w="2556"/>
+          </w:tcPr>
+          <w:p>
+            <w:r>
+              <w:t>Limits and revision</w:t>
+            </w:r>
+          </w:p>
+        </w:tc>
+        <w:tc>
+          <w:tcPr>
+            <w:tcW w:type="dxa" w:w="2556"/>
+          </w:tcPr>
+          <w:p>
+            <w:r>
+              <w:t>Claims more than evidence supports</w:t>
+            </w:r>
+          </w:p>
+        </w:tc>
+        <w:tc>
+          <w:tcPr>
+            <w:tcW w:type="dxa" w:w="2556"/>
+          </w:tcPr>
+          <w:p>
+            <w:r>
+              <w:t>Names a limit after a prompt</w:t>
+            </w:r>
+          </w:p>
+        </w:tc>
+        <w:tc>
+          <w:tcPr>
+            <w:tcW w:type="dxa" w:w="2556"/>
+          </w:tcPr>
+          <w:p>
+            <w:r>
+              <w:t>States a defensible limit and useful next test</w:t>
+            </w:r>
+          </w:p>
+        </w:tc>
+      </w:tr>
+    </w:tbl>
+    <w:p>
+      <w:r>
+        <w:t>Project checkpoint: Prepare the demonstration. Gather reproducible instructions, evidence, access checks and remaining limitations.</w:t>
+      </w:r>
+    </w:p>
+    <w:p>
+      <w:r>
+        <w:t>Use the weekly teacher answer for topic-specific reasoning. A saved progress tick is an activity record; judge mastery from the learner’s explanation and evidence.</w:t>
+      </w:r>
+    </w:p>
     <w:sectPr>
       <w:pgSz w:w="12240" w:h="15840"/>
       <w:pgMar w:top="936" w:right="1008" w:bottom="936" w:left="1008" w:header="720" w:footer="720" w:gutter="0"/>

--- a/downloads/teacher/ai-5-week-27.docx
+++ b/downloads/teacher/ai-5-week-27.docx
@@ -2634,6 +2634,39 @@
         <w:t>Use the weekly teacher answer for topic-specific reasoning. A saved progress tick is an activity record; judge mastery from the learner’s explanation and evidence.</w:t>
       </w:r>
     </w:p>
+    <w:p>
+      <w:pPr>
+        <w:pStyle w:val="Heading1"/>
+      </w:pPr>
+      <w:r>
+        <w:t>08. Use feedback, labs and repair paths</w:t>
+      </w:r>
+    </w:p>
+    <w:p>
+      <w:r>
+        <w:t>Use the two formative questions as supported practice, not as independent mastery scores. Discuss the deciding evidence rather than accepting a guessed selection.</w:t>
+      </w:r>
+    </w:p>
+    <w:p>
+      <w:r>
+        <w:t>The feedback comes from the reviewed public worked case. Do not reveal the separately reserved independent teacher answer until the learner has attempted that case.</w:t>
+      </w:r>
+    </w:p>
+    <w:p>
+      <w:r>
+        <w:t>Ask students to predict before running code. Preserve errors and actual outputs; collect a changed test and an explanation. The branch-boundary and indexing lessons deliberately include failure cases.</w:t>
+      </w:r>
+    </w:p>
+    <w:p>
+      <w:r>
+        <w:t>Use the earlier worked-explanation links to address a specific missing building block, then return to the current question. Adapt this suggestion after observing the learner; it is not an automatic diagnosis.</w:t>
+      </w:r>
+    </w:p>
+    <w:p>
+      <w:r>
+        <w:t>Collect the completed-work portfolio as evidence. Record support separately from correctness, and assess explanation, trace/test and limitations. Progress ticks and quiz selections alone do not establish mastery.</w:t>
+      </w:r>
+    </w:p>
     <w:sectPr>
       <w:pgSz w:w="12240" w:h="15840"/>
       <w:pgMar w:top="936" w:right="1008" w:bottom="936" w:left="1008" w:header="720" w:footer="720" w:gutter="0"/>

--- a/downloads/teacher/ai-5-week-27.docx
+++ b/downloads/teacher/ai-5-week-27.docx
@@ -29,16 +29,39 @@
       </w:r>
     </w:p>
     <w:p>
-      <w:pPr>
-        <w:pStyle w:val="Heading3"/>
-      </w:pPr>
-      <w:r>
-        <w:t>Teach the learning cycle</w:t>
+      <w:r>
+        <w:t>Prepare Similarity and normalisation: check the target, prerequisites, resources and adaptable teaching schedule.</w:t>
       </w:r>
     </w:p>
     <w:p>
-      <w:r>
-        <w:t>Primary target: Calculate vector length and normalise a nonzero vector</w:t>
+      <w:pPr>
+        <w:pStyle w:val="Heading3"/>
+      </w:pPr>
+      <w:r>
+        <w:t>Teach the learning cycle</w:t>
+      </w:r>
+    </w:p>
+    <w:p>
+      <w:pPr>
+        <w:spacing w:line="336" w:lineRule="auto" w:after="180"/>
+      </w:pPr>
+      <w:r>
+        <w:rPr>
+          <w:b w:val="0"/>
+        </w:rPr>
+        <w:t xml:space="preserve">Primary target: Calculate </w:t>
+      </w:r>
+      <w:r>
+        <w:rPr>
+          <w:b/>
+        </w:rPr>
+        <w:t>vector length</w:t>
+      </w:r>
+      <w:r>
+        <w:rPr>
+          <w:b w:val="0"/>
+        </w:rPr>
+        <w:t xml:space="preserve"> and normalise a nonzero vector</w:t>
       </w:r>
     </w:p>
     <w:tbl>
@@ -185,16 +208,37 @@
       </w:tr>
     </w:tbl>
     <w:p>
-      <w:r>
-        <w:t>This is a starting allocation of 135 minutes, not a validated duration. Preserve all named topics. Schedule extra time for connected examples, the full investigation, independent cases and project building. Repeated copies of a case share one recorded attempt; they are not new evidence.</w:t>
+      <w:pPr>
+        <w:spacing w:line="336" w:lineRule="auto" w:after="180"/>
+      </w:pPr>
+      <w:r>
+        <w:rPr>
+          <w:b w:val="0"/>
+        </w:rPr>
+        <w:t>This is a starting allocation of 135 minutes, not a validated duration. Preserve all named topics. Schedule extra time for connected examples, the full investigation, independent cases and project building.</w:t>
       </w:r>
     </w:p>
     <w:p>
       <w:pPr>
-        <w:pStyle w:val="Heading3"/>
-      </w:pPr>
-      <w:r>
-        <w:t>Retrieval answer guidance</w:t>
+        <w:spacing w:line="336" w:lineRule="auto" w:after="180"/>
+      </w:pPr>
+      <w:r>
+        <w:rPr>
+          <w:b w:val="0"/>
+        </w:rPr>
+        <w:t xml:space="preserve">Repeated copies of a case share one recorded attempt; they are not new </w:t>
+      </w:r>
+      <w:r>
+        <w:rPr>
+          <w:b/>
+        </w:rPr>
+        <w:t>evidence</w:t>
+      </w:r>
+      <w:r>
+        <w:rPr>
+          <w:b w:val="0"/>
+        </w:rPr>
+        <w:t>.</w:t>
       </w:r>
     </w:p>
     <w:p>
@@ -202,132 +246,282 @@
         <w:pStyle w:val="Heading3"/>
       </w:pPr>
       <w:r>
-        <w:t>Embeddings and neighbourhoods</w:t>
+        <w:t>Retrieval answer guidance</w:t>
       </w:r>
     </w:p>
     <w:p>
-      <w:r>
-        <w:t>Without opening the old lesson, explain one key idea from Embeddings and neighbourhoods. Give an example and a mistake that the idea helps you avoid.</w:t>
+      <w:pPr>
+        <w:pStyle w:val="Heading3"/>
+      </w:pPr>
+      <w:r>
+        <w:t>Embeddings and neighbourhoods</w:t>
       </w:r>
     </w:p>
     <w:p>
-      <w:r>
-        <w:t>Look for: Look up a vector using a token ID and preserve sequence shape</w:t>
+      <w:pPr>
+        <w:spacing w:line="336" w:lineRule="auto" w:after="180"/>
+      </w:pPr>
+      <w:r>
+        <w:rPr>
+          <w:b w:val="0"/>
+        </w:rPr>
+        <w:t>Without opening the old lesson, explain one key idea from Embeddings and neighbourhoods. Give an example and a mistake that the idea helps you avoid.</w:t>
       </w:r>
     </w:p>
     <w:p>
-      <w:r>
-        <w:t>Reference example, not the only acceptable wording: Teacher explanation: Vectors are [[1, 1], [0, 1], [0, 2], [0, 0]], mask [1, 1, 1, 0] and shape 4 by 2.</w:t>
+      <w:pPr>
+        <w:spacing w:line="336" w:lineRule="auto" w:after="180"/>
+      </w:pPr>
+      <w:r>
+        <w:rPr>
+          <w:b w:val="0"/>
+        </w:rPr>
+        <w:t>Look for: Look up a vector using a token ID and preserve sequence shape</w:t>
       </w:r>
     </w:p>
     <w:p>
       <w:pPr>
-        <w:pStyle w:val="Heading3"/>
-      </w:pPr>
-      <w:r>
-        <w:t>Augmentation and leakage</w:t>
+        <w:spacing w:line="336" w:lineRule="auto" w:after="180"/>
+      </w:pPr>
+      <w:r>
+        <w:rPr>
+          <w:b w:val="0"/>
+        </w:rPr>
+        <w:t>Reference example, not the only acceptable wording: Teacher explanation: Vectors are [[1, 1], [0, 1], [0, 2], [0, 0]], mask [1, 1, 1, 0] and shape 4 by 2.</w:t>
       </w:r>
     </w:p>
     <w:p>
-      <w:r>
-        <w:t>Without opening the old lesson, explain one key idea from Augmentation and leakage. Give an example and a mistake that the idea helps you avoid.</w:t>
+      <w:pPr>
+        <w:pStyle w:val="Heading3"/>
+      </w:pPr>
+      <w:r>
+        <w:t>Augmentation and leakage</w:t>
       </w:r>
     </w:p>
     <w:p>
-      <w:r>
-        <w:t>Look for: Check whether a transformation preserves the task label</w:t>
+      <w:pPr>
+        <w:spacing w:line="336" w:lineRule="auto" w:after="180"/>
+      </w:pPr>
+      <w:r>
+        <w:rPr>
+          <w:b w:val="0"/>
+        </w:rPr>
+        <w:t>Without opening the old lesson, explain one key idea from Augmentation and leakage. Give an example and a mistake that the idea helps you avoid.</w:t>
       </w:r>
     </w:p>
     <w:p>
-      <w:r>
-        <w:t>Reference example, not the only acceptable wording: Teacher explanation: Original d = -2 and class 0. Row swapping leaves d = -2 and class 0. Column swapping gives rows [1, 0], [1, 0], d = 2 and class 1.</w:t>
+      <w:pPr>
+        <w:spacing w:line="336" w:lineRule="auto" w:after="180"/>
+      </w:pPr>
+      <w:r>
+        <w:rPr>
+          <w:b w:val="0"/>
+        </w:rPr>
+        <w:t>Look for: Check whether a transformation preserves the task label</w:t>
       </w:r>
     </w:p>
     <w:p>
       <w:pPr>
-        <w:pStyle w:val="Heading3"/>
-      </w:pPr>
-      <w:r>
-        <w:t>Convolution as a local operation</w:t>
+        <w:spacing w:line="336" w:lineRule="auto" w:after="180"/>
+      </w:pPr>
+      <w:r>
+        <w:rPr>
+          <w:b w:val="0"/>
+        </w:rPr>
+        <w:t>Reference example, not the only acceptable wording: Teacher explanation: Original d = -2 and class 0. Row swapping leaves d = -2 and class 0. Column swapping gives rows [1, 0], [1, 0], d = 2 and class 1.</w:t>
       </w:r>
     </w:p>
     <w:p>
-      <w:r>
-        <w:t>Without opening the old lesson, explain one key idea from Convolution as a local operation. Give an example and a mistake that the idea helps you avoid.</w:t>
+      <w:pPr>
+        <w:pStyle w:val="Heading3"/>
+      </w:pPr>
+      <w:r>
+        <w:t>Convolution as a local operation</w:t>
       </w:r>
     </w:p>
     <w:p>
-      <w:r>
-        <w:t>Look for: Compute a local weighted sum at each valid image position</w:t>
+      <w:pPr>
+        <w:spacing w:line="336" w:lineRule="auto" w:after="180"/>
+      </w:pPr>
+      <w:r>
+        <w:rPr>
+          <w:b w:val="0"/>
+        </w:rPr>
+        <w:t>Without opening the old lesson, explain one key idea from Convolution as a local operation. Give an example and a mistake that the idea helps you avoid.</w:t>
       </w:r>
     </w:p>
     <w:p>
-      <w:r>
-        <w:t>Reference example, not the only acceptable wording: Teacher explanation: Window rows are [2, 0] and [1, 3]. Products are 2, 0, 0 and 3, giving output 5.</w:t>
+      <w:pPr>
+        <w:spacing w:line="336" w:lineRule="auto" w:after="180"/>
+      </w:pPr>
+      <w:r>
+        <w:rPr>
+          <w:b w:val="0"/>
+        </w:rPr>
+        <w:t>Look for: Compute a local weighted sum at each valid image position</w:t>
       </w:r>
     </w:p>
     <w:p>
-      <w:r>
-        <w:t>Use two 45-minute sessions. Supply calculators and connect vector length to the right-triangle calculation 3 squared plus 4 squared equals 5 squared. Students should justify a rule by the information it retains. The supplied vectors are constructed examples; no semantic or accuracy claim is established by their geometry.</w:t>
+      <w:pPr>
+        <w:spacing w:line="336" w:lineRule="auto" w:after="180"/>
+      </w:pPr>
+      <w:r>
+        <w:rPr>
+          <w:b w:val="0"/>
+        </w:rPr>
+        <w:t xml:space="preserve">Reference example, not the only acceptable wording: Teacher explanation: Window rows are [2, 0] and [1, 3]. Products are 2, 0, 0 and 3, giving </w:t>
+      </w:r>
+      <w:r>
+        <w:rPr>
+          <w:b/>
+        </w:rPr>
+        <w:t>output</w:t>
+      </w:r>
+      <w:r>
+        <w:rPr>
+          <w:b w:val="0"/>
+        </w:rPr>
+        <w:t xml:space="preserve"> 5.</w:t>
       </w:r>
     </w:p>
     <w:p>
       <w:pPr>
-        <w:pStyle w:val="Heading3"/>
-      </w:pPr>
-      <w:r>
-        <w:t>Outcomes</w:t>
+        <w:spacing w:line="336" w:lineRule="auto" w:after="180"/>
+      </w:pPr>
+      <w:r>
+        <w:rPr>
+          <w:b w:val="0"/>
+        </w:rPr>
+        <w:t xml:space="preserve">Use two 45-minute sessions. Supply calculators and connect </w:t>
+      </w:r>
+      <w:r>
+        <w:rPr>
+          <w:b/>
+        </w:rPr>
+        <w:t>vector length</w:t>
+      </w:r>
+      <w:r>
+        <w:rPr>
+          <w:b w:val="0"/>
+        </w:rPr>
+        <w:t xml:space="preserve"> to the right-triangle calculation 3 squared plus 4 squared equals 5 squared. Students should justify a rule by the information it retains.</w:t>
       </w:r>
     </w:p>
     <w:p>
-      <w:r>
-        <w:t>Calculate vector length and normalise a nonzero vector</w:t>
+      <w:pPr>
+        <w:spacing w:line="336" w:lineRule="auto" w:after="180"/>
+      </w:pPr>
+      <w:r>
+        <w:rPr>
+          <w:b w:val="0"/>
+        </w:rPr>
+        <w:t>The supplied vectors are constructed examples; no semantic or accuracy claim is established by their geometry.</w:t>
       </w:r>
     </w:p>
     <w:p>
-      <w:r>
-        <w:t>Compare squared distance with cosine similarity and explain a changed ranking</w:t>
+      <w:pPr>
+        <w:pStyle w:val="Heading3"/>
+      </w:pPr>
+      <w:r>
+        <w:t>Outcomes</w:t>
       </w:r>
     </w:p>
     <w:p>
-      <w:r>
-        <w:t>Handle zero vectors explicitly and justify what information a comparison keeps</w:t>
+      <w:pPr>
+        <w:spacing w:line="336" w:lineRule="auto" w:after="180"/>
+      </w:pPr>
+      <w:r>
+        <w:rPr>
+          <w:b w:val="0"/>
+        </w:rPr>
+        <w:t xml:space="preserve">Calculate </w:t>
+      </w:r>
+      <w:r>
+        <w:rPr>
+          <w:b/>
+        </w:rPr>
+        <w:t>vector length</w:t>
+      </w:r>
+      <w:r>
+        <w:rPr>
+          <w:b w:val="0"/>
+        </w:rPr>
+        <w:t xml:space="preserve"> and normalise a nonzero vector</w:t>
       </w:r>
     </w:p>
     <w:p>
       <w:pPr>
-        <w:pStyle w:val="Heading3"/>
-      </w:pPr>
-      <w:r>
-        <w:t>Preparation</w:t>
+        <w:spacing w:line="336" w:lineRule="auto" w:after="180"/>
+      </w:pPr>
+      <w:r>
+        <w:rPr>
+          <w:b w:val="0"/>
+        </w:rPr>
+        <w:t xml:space="preserve">Compare squared distance with </w:t>
+      </w:r>
+      <w:r>
+        <w:rPr>
+          <w:b/>
+        </w:rPr>
+        <w:t>cosine similarity</w:t>
+      </w:r>
+      <w:r>
+        <w:rPr>
+          <w:b w:val="0"/>
+        </w:rPr>
+        <w:t xml:space="preserve"> and explain a changed ranking</w:t>
       </w:r>
     </w:p>
     <w:p>
-      <w:r>
-        <w:t>Printed lesson and workbook; paper and pencil</w:t>
+      <w:pPr>
+        <w:spacing w:line="336" w:lineRule="auto" w:after="180"/>
+      </w:pPr>
+      <w:r>
+        <w:rPr>
+          <w:b w:val="0"/>
+        </w:rPr>
+        <w:t>Handle zero vectors explicitly and justify what information a comparison keeps</w:t>
       </w:r>
     </w:p>
     <w:p>
-      <w:r>
-        <w:t>Calculator and optional local Python 3 editor; no packages or AI accounts needed</w:t>
+      <w:pPr>
+        <w:pStyle w:val="Heading3"/>
+      </w:pPr>
+      <w:r>
+        <w:t>Preparation</w:t>
       </w:r>
     </w:p>
     <w:p>
-      <w:r>
-        <w:t>Use the fictional examples supplied; prepare the fresh retry before class</w:t>
+      <w:pPr>
+        <w:spacing w:line="336" w:lineRule="auto" w:after="180"/>
+      </w:pPr>
+      <w:r>
+        <w:rPr>
+          <w:b w:val="0"/>
+        </w:rPr>
+        <w:t>Printed lesson and workbook; paper and pencil</w:t>
       </w:r>
     </w:p>
     <w:p>
       <w:pPr>
-        <w:pStyle w:val="Heading3"/>
-      </w:pPr>
-      <w:r>
-        <w:t>Prerequisite answer</w:t>
+        <w:spacing w:line="336" w:lineRule="auto" w:after="180"/>
+      </w:pPr>
+      <w:r>
+        <w:rPr>
+          <w:b w:val="0"/>
+        </w:rPr>
+        <w:t>Calculator and optional local Python 3 editor; no packages or AI accounts needed</w:t>
       </w:r>
     </w:p>
     <w:p>
-      <w:r>
-        <w:t>The squared distance is (3 - 3) squared + (4 - 0) squared = 16. It describes closeness under this representation and rule; it does not prove equivalent meaning.</w:t>
+      <w:pPr>
+        <w:spacing w:line="336" w:lineRule="auto" w:after="180"/>
+      </w:pPr>
+      <w:r>
+        <w:rPr>
+          <w:b w:val="0"/>
+        </w:rPr>
+        <w:t>Use the fictional examples supplied; prepare the fresh retry before class</w:t>
       </w:r>
     </w:p>
     <w:p>
@@ -335,50 +529,246 @@
         <w:pStyle w:val="Heading3"/>
       </w:pPr>
       <w:r>
-        <w:t>End goal for the pictorial case</w:t>
+        <w:t>Prerequisite answer</w:t>
       </w:r>
     </w:p>
     <w:p>
-      <w:r>
-        <w:t>By the end, I can explain similarity and normalisation using a traced example and a stated limitation.</w:t>
+      <w:pPr>
+        <w:spacing w:line="336" w:lineRule="auto" w:after="180"/>
+      </w:pPr>
+      <w:r>
+        <w:rPr>
+          <w:b w:val="0"/>
+        </w:rPr>
+        <w:t>The squared distance is (3 - 3) squared + (4 - 0) squared = 16. It describes closeness under this representation and rule; it does not prove equivalent meaning.</w:t>
       </w:r>
     </w:p>
     <w:p>
-      <w:r>
-        <w:t>This added worked case illustrates the week’s main idea. Retain all original and connected topics; schedule its practice within the teaching cycle.</w:t>
+      <w:pPr>
+        <w:pStyle w:val="Heading3"/>
+      </w:pPr>
+      <w:r>
+        <w:t>End goal for the pictorial case</w:t>
       </w:r>
     </w:p>
     <w:p>
       <w:pPr>
-        <w:pStyle w:val="Heading1"/>
-      </w:pPr>
-      <w:r>
-        <w:t>02. Explain and model the mechanism</w:t>
+        <w:spacing w:line="336" w:lineRule="auto" w:after="180"/>
+      </w:pPr>
+      <w:r>
+        <w:rPr>
+          <w:b w:val="0"/>
+        </w:rPr>
+        <w:t>By the end, I can explain similarity and normalisation using a traced example and a stated limitation.</w:t>
       </w:r>
     </w:p>
     <w:p>
-      <w:r>
-        <w:t>Last week, a neighbourhood depended on a chosen distance rule. This week, compare the same fictional vectors in two ways. Squared distance rewards nearby coordinates. Cosine similarity compares direction and ignores positive changes in length. Neither rule is automatically right for every task.</w:t>
+      <w:pPr>
+        <w:spacing w:line="336" w:lineRule="auto" w:after="180"/>
+      </w:pPr>
+      <w:r>
+        <w:rPr>
+          <w:b w:val="0"/>
+        </w:rPr>
+        <w:t>This added worked case illustrates the week’s main idea. Retain all original and connected topics; schedule its practice within the teaching cycle.</w:t>
       </w:r>
     </w:p>
     <w:p>
-      <w:r>
-        <w:t>For Q, length = square root of (3 squared + 4 squared) = square root of 25 = 5. Divide both components by 5 to get its unit vector [0.6, 0.8]. Its length is one because 0.6 squared + 0.8 squared = 1. A becomes the same unit vector. C becomes [-0.6, -0.8], pointing in the opposite direction.</w:t>
+      <w:pPr>
+        <w:pStyle w:val="Heading1"/>
+      </w:pPr>
+      <w:r>
+        <w:t>02. Explain and model the mechanism</w:t>
       </w:r>
     </w:p>
     <w:p>
       <w:r>
-        <w:t>These supplied coordinates are for arithmetic practice. They are not learned language embeddings. Normalising each row keeps its direction but removes its original length unless that length is saved separately.</w:t>
+        <w:t>Model Similarity and normalisation using the supplied case, labelled mechanism and reasoning. Make the scope of each conclusion explicit.</w:t>
       </w:r>
     </w:p>
     <w:p>
-      <w:r>
-        <w:t>Multiply matching components and add to obtain the dot product. Cosine similarity equals dot(Q, candidate) divided by (length(Q) times length(candidate)). Higher cosine means a closer direction. For A, the dot product is 3 times 6 + 4 times 8 = 50, so cosine = 50 / (5 times 10) = 1. For B it is 9 / 15 = 0.6; for C it is -25 / 25 = -1.</w:t>
+      <w:pPr>
+        <w:pStyle w:val="Heading3"/>
+      </w:pPr>
+      <w:r>
+        <w:t>Explain Similarity and normalisation · 1</w:t>
       </w:r>
     </w:p>
     <w:p>
-      <w:r>
-        <w:t>Trace before running: A gives 1, B gives 0.6 and C gives -1. This classroom code assumes finite, moderate numeric inputs. It rejects empty, unequal-length and zero vectors. Keep full precision for decisions; rounding here is only for display. Cosine lies between -1 and 1 in exact arithmetic and is not a probability.</w:t>
+      <w:pPr>
+        <w:spacing w:line="336" w:lineRule="auto" w:after="180"/>
+      </w:pPr>
+      <w:r>
+        <w:rPr>
+          <w:b w:val="0"/>
+        </w:rPr>
+        <w:t>Last week, a neighbourhood depended on a chosen distance rule. This week, compare the same fictional vectors in two ways. Squared distance rewards nearby coordinates.</w:t>
+      </w:r>
+    </w:p>
+    <w:p>
+      <w:pPr>
+        <w:spacing w:line="336" w:lineRule="auto" w:after="180"/>
+      </w:pPr>
+      <w:r>
+        <w:rPr>
+          <w:b/>
+        </w:rPr>
+        <w:t>Cosine similarity</w:t>
+      </w:r>
+      <w:r>
+        <w:rPr>
+          <w:b w:val="0"/>
+        </w:rPr>
+        <w:t xml:space="preserve"> compares direction and ignores positive changes in length. Neither rule is automatically right for every task.</w:t>
+      </w:r>
+    </w:p>
+    <w:p>
+      <w:pPr>
+        <w:pStyle w:val="Heading3"/>
+      </w:pPr>
+      <w:r>
+        <w:t>Explain Similarity and normalisation · 2</w:t>
+      </w:r>
+    </w:p>
+    <w:p>
+      <w:pPr>
+        <w:spacing w:line="336" w:lineRule="auto" w:after="180"/>
+      </w:pPr>
+      <w:r>
+        <w:rPr>
+          <w:b w:val="0"/>
+        </w:rPr>
+        <w:t xml:space="preserve">For Q, length = square root of (3 squared + 4 squared) = square root of 25 = 5. Divide both components by 5 to get its </w:t>
+      </w:r>
+      <w:r>
+        <w:rPr>
+          <w:b/>
+        </w:rPr>
+        <w:t>unit vector</w:t>
+      </w:r>
+      <w:r>
+        <w:rPr>
+          <w:b w:val="0"/>
+        </w:rPr>
+        <w:t xml:space="preserve"> [0.6, 0.8]. Its length is one because 0.6 squared + 0.8 squared = 1.</w:t>
+      </w:r>
+    </w:p>
+    <w:p>
+      <w:pPr>
+        <w:spacing w:line="336" w:lineRule="auto" w:after="180"/>
+      </w:pPr>
+      <w:r>
+        <w:rPr>
+          <w:b w:val="0"/>
+        </w:rPr>
+        <w:t xml:space="preserve">A becomes the same </w:t>
+      </w:r>
+      <w:r>
+        <w:rPr>
+          <w:b/>
+        </w:rPr>
+        <w:t>unit vector</w:t>
+      </w:r>
+      <w:r>
+        <w:rPr>
+          <w:b w:val="0"/>
+        </w:rPr>
+        <w:t>. C becomes [-0.6, -0.8], pointing in the opposite direction.</w:t>
+      </w:r>
+    </w:p>
+    <w:p>
+      <w:pPr>
+        <w:spacing w:line="336" w:lineRule="auto" w:after="180"/>
+      </w:pPr>
+      <w:r>
+        <w:rPr>
+          <w:b w:val="0"/>
+        </w:rPr>
+        <w:t>These supplied coordinates are for arithmetic practice. They are not learned language embeddings. Normalising each row keeps its direction but removes its original length unless that length is saved separately.</w:t>
+      </w:r>
+    </w:p>
+    <w:p>
+      <w:pPr>
+        <w:pStyle w:val="Heading3"/>
+      </w:pPr>
+      <w:r>
+        <w:t>Explain Similarity and normalisation · 3</w:t>
+      </w:r>
+    </w:p>
+    <w:p>
+      <w:pPr>
+        <w:spacing w:line="336" w:lineRule="auto" w:after="180"/>
+      </w:pPr>
+      <w:r>
+        <w:rPr>
+          <w:b w:val="0"/>
+        </w:rPr>
+        <w:t xml:space="preserve">Multiply matching components and add to obtain the dot product. </w:t>
+      </w:r>
+      <w:r>
+        <w:rPr>
+          <w:b/>
+        </w:rPr>
+        <w:t>Cosine similarity</w:t>
+      </w:r>
+      <w:r>
+        <w:rPr>
+          <w:b w:val="0"/>
+        </w:rPr>
+        <w:t xml:space="preserve"> equals dot(Q, candidate) divided by (length(Q) times length(candidate)). Higher cosine means a closer direction.</w:t>
+      </w:r>
+    </w:p>
+    <w:p>
+      <w:pPr>
+        <w:spacing w:line="336" w:lineRule="auto" w:after="180"/>
+      </w:pPr>
+      <w:r>
+        <w:rPr>
+          <w:b w:val="0"/>
+        </w:rPr>
+        <w:t>For A, the dot product is 3 times 6 + 4 times 8 = 50, so cosine = 50 / (5 times 10) = 1. For B it is 9 / 15 = 0.6; for C it is -25 / 25 = -1.</w:t>
+      </w:r>
+    </w:p>
+    <w:p>
+      <w:pPr>
+        <w:pStyle w:val="Heading3"/>
+      </w:pPr>
+      <w:r>
+        <w:t>Explain Similarity and normalisation · 4</w:t>
+      </w:r>
+    </w:p>
+    <w:p>
+      <w:pPr>
+        <w:spacing w:line="336" w:lineRule="auto" w:after="180"/>
+      </w:pPr>
+      <w:r>
+        <w:rPr>
+          <w:b w:val="0"/>
+        </w:rPr>
+        <w:t xml:space="preserve">Trace before running: A gives 1, B gives 0.6 and C gives -1. This classroom code assumes finite, moderate numeric </w:t>
+      </w:r>
+      <w:r>
+        <w:rPr>
+          <w:b/>
+        </w:rPr>
+        <w:t>input</w:t>
+      </w:r>
+      <w:r>
+        <w:rPr>
+          <w:b w:val="0"/>
+        </w:rPr>
+        <w:t>s. It rejects empty, unequal-length and zero vectors.</w:t>
+      </w:r>
+    </w:p>
+    <w:p>
+      <w:pPr>
+        <w:spacing w:line="336" w:lineRule="auto" w:after="180"/>
+      </w:pPr>
+      <w:r>
+        <w:rPr>
+          <w:b w:val="0"/>
+        </w:rPr>
+        <w:t>Keep full precision for decisions; rounding here is only for display. Cosine lies between -1 and 1 in exact arithmetic and is not a probability.</w:t>
       </w:r>
     </w:p>
     <w:tbl>
@@ -662,21 +1052,86 @@
       </w:r>
     </w:p>
     <w:p>
-      <w:r>
-        <w:t>Guided: D has squared distance 9 + 1 = 10 and cosine 20 / 25 = 0.8. Raw distance prefers D over A (10 versus 25); cosine prefers A (1 versus 0.8). Exit: Q and A share direction but have different lengths and may represent different totals. Cosine 1 proves aligned nonzero vectors, not equivalent meaning. Check the task, retained information, zero and tie policies, and validation performance against a baseline; reserve final evaluation.</w:t>
+      <w:pPr>
+        <w:pStyle w:val="Heading3"/>
+      </w:pPr>
+      <w:r>
+        <w:t>Explain Similarity and normalisation · 5</w:t>
       </w:r>
     </w:p>
     <w:p>
       <w:pPr>
-        <w:pStyle w:val="Heading3"/>
-      </w:pPr>
-      <w:r>
-        <w:t>Model the reasoning aloud</w:t>
+        <w:spacing w:line="336" w:lineRule="auto" w:after="180"/>
+      </w:pPr>
+      <w:r>
+        <w:rPr>
+          <w:b w:val="0"/>
+        </w:rPr>
+        <w:t>Guided: D has squared distance 9 + 1 = 10 and cosine 20 / 25 = 0.8. Raw distance prefers D over A (10 versus 25); cosine prefers A (1 versus 0.8).</w:t>
       </w:r>
     </w:p>
     <w:p>
-      <w:r>
-        <w:t>Use the complete worked example below before asking learners to complete W2. Reveal a small part, invite a prediction, then explain the deciding step. These teacher notes contain solutions; do not reveal the independent case answer during modelling.</w:t>
+      <w:pPr>
+        <w:spacing w:line="336" w:lineRule="auto" w:after="180"/>
+      </w:pPr>
+      <w:r>
+        <w:rPr>
+          <w:b w:val="0"/>
+        </w:rPr>
+        <w:t>Exit: Q and A share direction but have different lengths and may represent different totals. Cosine 1 proves aligned nonzero vectors, not equivalent meaning.</w:t>
+      </w:r>
+    </w:p>
+    <w:p>
+      <w:pPr>
+        <w:spacing w:line="336" w:lineRule="auto" w:after="180"/>
+      </w:pPr>
+      <w:r>
+        <w:rPr>
+          <w:b w:val="0"/>
+        </w:rPr>
+        <w:t>Check the task, retained information, zero and tie policies, and validation performance against a baseline; reserve final evaluation.</w:t>
+      </w:r>
+    </w:p>
+    <w:p>
+      <w:pPr>
+        <w:pStyle w:val="Heading3"/>
+      </w:pPr>
+      <w:r>
+        <w:t>Model the reasoning aloud</w:t>
+      </w:r>
+    </w:p>
+    <w:p>
+      <w:pPr>
+        <w:spacing w:line="336" w:lineRule="auto" w:after="180"/>
+      </w:pPr>
+      <w:r>
+        <w:rPr>
+          <w:b w:val="0"/>
+        </w:rPr>
+        <w:t xml:space="preserve">Use the complete worked example below before asking learners to complete W2. Reveal a small part, invite a </w:t>
+      </w:r>
+      <w:r>
+        <w:rPr>
+          <w:b/>
+        </w:rPr>
+        <w:t>prediction</w:t>
+      </w:r>
+      <w:r>
+        <w:rPr>
+          <w:b w:val="0"/>
+        </w:rPr>
+        <w:t>, then explain the deciding step.</w:t>
+      </w:r>
+    </w:p>
+    <w:p>
+      <w:pPr>
+        <w:spacing w:line="336" w:lineRule="auto" w:after="180"/>
+      </w:pPr>
+      <w:r>
+        <w:rPr>
+          <w:b w:val="0"/>
+        </w:rPr>
+        <w:t>These teacher notes contain solutions; do not reveal the independent case answer during modelling.</w:t>
       </w:r>
     </w:p>
     <w:p>
@@ -836,8 +1291,37 @@
       </w:r>
     </w:p>
     <w:p>
-      <w:r>
-        <w:t>After normalising both Q and every candidate, squared distances to A, B and C are 0, 0.8 and 4. For unit vectors, squared distance = 2 - 2 times cosine. Thus the smallest normalised distance and largest cosine produce the same ranking, including ties, in exact arithmetic.</w:t>
+      <w:pPr>
+        <w:spacing w:line="336" w:lineRule="auto" w:after="180"/>
+      </w:pPr>
+      <w:r>
+        <w:rPr>
+          <w:b w:val="0"/>
+        </w:rPr>
+        <w:t xml:space="preserve">After normalising both Q and every candidate, squared distances to A, B and C are 0, 0.8 and 4. For </w:t>
+      </w:r>
+      <w:r>
+        <w:rPr>
+          <w:b/>
+        </w:rPr>
+        <w:t>unit vector</w:t>
+      </w:r>
+      <w:r>
+        <w:rPr>
+          <w:b w:val="0"/>
+        </w:rPr>
+        <w:t>s, squared distance = 2 - 2 times cosine.</w:t>
+      </w:r>
+    </w:p>
+    <w:p>
+      <w:pPr>
+        <w:spacing w:line="336" w:lineRule="auto" w:after="180"/>
+      </w:pPr>
+      <w:r>
+        <w:rPr>
+          <w:b w:val="0"/>
+        </w:rPr>
+        <w:t>Thus the smallest normalised distance and largest cosine produce the same ranking, including ties, in exact arithmetic.</w:t>
       </w:r>
     </w:p>
     <w:p>
@@ -971,7 +1455,13 @@
       </w:tr>
     </w:tbl>
     <w:p>
-      <w:r>
+      <w:pPr>
+        <w:spacing w:line="336" w:lineRule="auto" w:after="180"/>
+      </w:pPr>
+      <w:r>
+        <w:rPr>
+          <w:b w:val="0"/>
+        </w:rPr>
         <w:t>Use the diagram and verbal explanation together. Ask learners to match a sentence to a specific visual step; do not assign learners fixed visual or auditory learning styles.</w:t>
       </w:r>
     </w:p>
@@ -984,7 +1474,13 @@
       </w:r>
     </w:p>
     <w:p>
-      <w:r>
+      <w:pPr>
+        <w:spacing w:line="336" w:lineRule="auto" w:after="180"/>
+      </w:pPr>
+      <w:r>
+        <w:rPr>
+          <w:b w:val="0"/>
+        </w:rPr>
         <w:t>Compare angular alignment with raw distance on the same vectors.</w:t>
       </w:r>
     </w:p>
@@ -997,13 +1493,55 @@
       </w:r>
     </w:p>
     <w:p>
-      <w:r>
-        <w:t>Query [2, 0]; P=[8, 0]; Q=[2, 1]. Nonzero vectors only; compare squared Euclidean distance and cosine.</w:t>
+      <w:pPr>
+        <w:pStyle w:val="Heading3"/>
+      </w:pPr>
+      <w:r>
+        <w:t>Supplied facts</w:t>
       </w:r>
     </w:p>
     <w:p>
-      <w:r>
-        <w:t>All inputs and outcomes in this worked example are invented classroom data; no real model run is claimed.</w:t>
+      <w:pPr>
+        <w:spacing w:line="336" w:lineRule="auto" w:after="180"/>
+        <w:shd w:fill="F1F6FC"/>
+      </w:pPr>
+      <w:r>
+        <w:rPr>
+          <w:b w:val="0"/>
+        </w:rPr>
+        <w:t>Query [2, 0]; P=[8, 0]; Q=[2, 1]. Nonzero vectors only; compare squared Euclidean distance and cosine.</w:t>
+      </w:r>
+    </w:p>
+    <w:p>
+      <w:pPr>
+        <w:pStyle w:val="Heading3"/>
+      </w:pPr>
+      <w:r>
+        <w:t>Supplied facts</w:t>
+      </w:r>
+    </w:p>
+    <w:p>
+      <w:pPr>
+        <w:spacing w:line="336" w:lineRule="auto" w:after="180"/>
+        <w:shd w:fill="F1F6FC"/>
+      </w:pPr>
+      <w:r>
+        <w:rPr>
+          <w:b w:val="0"/>
+        </w:rPr>
+        <w:t xml:space="preserve">All </w:t>
+      </w:r>
+      <w:r>
+        <w:rPr>
+          <w:b/>
+        </w:rPr>
+        <w:t>input</w:t>
+      </w:r>
+      <w:r>
+        <w:rPr>
+          <w:b w:val="0"/>
+        </w:rPr>
+        <w:t>s and outcomes in this worked example are invented classroom data; no real model run is claimed.</w:t>
       </w:r>
     </w:p>
     <w:p>
@@ -1202,21 +1740,47 @@
       </w:r>
     </w:p>
     <w:p>
-      <w:r>
-        <w:t>Raw Euclidean distance includes differences in both direction and magnitude. Cosine compares direction using the vector lengths, so a long vector can align perfectly while being far away in raw coordinates. Declare which question your similarity measure answers. A zero vector has no direction and cannot be divided by its norm for cosine or unit normalisation.</w:t>
+      <w:pPr>
+        <w:pStyle w:val="Heading3"/>
+      </w:pPr>
+      <w:r>
+        <w:t>Why the result follows</w:t>
       </w:r>
     </w:p>
     <w:p>
       <w:pPr>
-        <w:pStyle w:val="Heading3"/>
-      </w:pPr>
-      <w:r>
-        <w:t>What this example does not establish</w:t>
+        <w:spacing w:line="336" w:lineRule="auto" w:after="180"/>
+        <w:shd w:fill="F1F6FC"/>
+      </w:pPr>
+      <w:r>
+        <w:rPr>
+          <w:b w:val="0"/>
+        </w:rPr>
+        <w:t xml:space="preserve">Raw Euclidean distance includes differences in both direction and magnitude. Cosine compares direction using the </w:t>
+      </w:r>
+      <w:r>
+        <w:rPr>
+          <w:b/>
+        </w:rPr>
+        <w:t>vector length</w:t>
+      </w:r>
+      <w:r>
+        <w:rPr>
+          <w:b w:val="0"/>
+        </w:rPr>
+        <w:t>s, so a long vector can align perfectly while being far away in raw coordinates.</w:t>
       </w:r>
     </w:p>
     <w:p>
-      <w:r>
-        <w:t>Neither metric is universally right; choose it from the task and handle zero vectors explicitly.</w:t>
+      <w:pPr>
+        <w:spacing w:line="336" w:lineRule="auto" w:after="180"/>
+        <w:shd w:fill="F1F6FC"/>
+      </w:pPr>
+      <w:r>
+        <w:rPr>
+          <w:b w:val="0"/>
+        </w:rPr>
+        <w:t>Declare which question your similarity measure answers. A zero vector has no direction and cannot be divided by its norm for cosine or unit normalisation.</w:t>
       </w:r>
     </w:p>
     <w:p>
@@ -1224,22 +1788,35 @@
         <w:pStyle w:val="Heading3"/>
       </w:pPr>
       <w:r>
-        <w:t>Change one thing in the pictured case</w:t>
+        <w:t>What this example does not establish</w:t>
       </w:r>
     </w:p>
     <w:p>
-      <w:r>
-        <w:t>Change: Replace P with [0, 0].</w:t>
+      <w:pPr>
+        <w:pStyle w:val="Heading3"/>
+      </w:pPr>
+      <w:r>
+        <w:t>Keep the stated limit</w:t>
       </w:r>
     </w:p>
     <w:p>
-      <w:r>
-        <w:t>Prediction: Cosine and unit normalisation for P are undefined.</w:t>
+      <w:pPr>
+        <w:spacing w:line="336" w:lineRule="auto" w:after="180"/>
+        <w:shd w:fill="FFF5E6"/>
+      </w:pPr>
+      <w:r>
+        <w:rPr>
+          <w:b w:val="0"/>
+        </w:rPr>
+        <w:t>Neither metric is universally right; choose it from the task and handle zero vectors explicitly.</w:t>
       </w:r>
     </w:p>
     <w:p>
-      <w:r>
-        <w:t>Reason: The zero vector has norm0, so dividing by its norm is invalid.</w:t>
+      <w:pPr>
+        <w:pStyle w:val="Heading3"/>
+      </w:pPr>
+      <w:r>
+        <w:t>Change one thing in the pictured case</w:t>
       </w:r>
     </w:p>
     <w:p>
@@ -1247,20 +1824,140 @@
         <w:pStyle w:val="Heading3"/>
       </w:pPr>
       <w:r>
-        <w:t>Ask while showing the picture</w:t>
+        <w:t>Change one thing</w:t>
       </w:r>
     </w:p>
     <w:p>
-      <w:r>
-        <w:t>Cover the result. Ask learners to name the inputs and predict the next step. Uncover one step, connect the icon to the actual procedure, and explain its evidence. Then change the supplied condition and compare. The picture is a representation; it does not document execution of a real AI model.</w:t>
+      <w:pPr>
+        <w:spacing w:line="336" w:lineRule="auto" w:after="180"/>
+        <w:shd w:fill="F5F1FB"/>
+      </w:pPr>
+      <w:r>
+        <w:rPr>
+          <w:b w:val="0"/>
+        </w:rPr>
+        <w:t>Change: Replace P with [0, 0].</w:t>
       </w:r>
     </w:p>
     <w:p>
       <w:pPr>
+        <w:pStyle w:val="Heading3"/>
+      </w:pPr>
+      <w:r>
+        <w:t>Predicted result</w:t>
+      </w:r>
+    </w:p>
+    <w:p>
+      <w:pPr>
+        <w:spacing w:line="336" w:lineRule="auto" w:after="180"/>
+        <w:shd w:fill="F1F6FC"/>
+      </w:pPr>
+      <w:r>
+        <w:rPr>
+          <w:b/>
+        </w:rPr>
+        <w:t>Prediction</w:t>
+      </w:r>
+      <w:r>
+        <w:rPr>
+          <w:b w:val="0"/>
+        </w:rPr>
+        <w:t>: Cosine and unit normalisation for P are undefined.</w:t>
+      </w:r>
+    </w:p>
+    <w:p>
+      <w:pPr>
+        <w:pStyle w:val="Heading3"/>
+      </w:pPr>
+      <w:r>
+        <w:t>Why the result follows</w:t>
+      </w:r>
+    </w:p>
+    <w:p>
+      <w:pPr>
+        <w:spacing w:line="336" w:lineRule="auto" w:after="180"/>
+        <w:shd w:fill="F1F6FC"/>
+      </w:pPr>
+      <w:r>
+        <w:rPr>
+          <w:b w:val="0"/>
+        </w:rPr>
+        <w:t>Reason: The zero vector has norm0, so dividing by its norm is invalid.</w:t>
+      </w:r>
+    </w:p>
+    <w:p>
+      <w:pPr>
+        <w:pStyle w:val="Heading3"/>
+      </w:pPr>
+      <w:r>
+        <w:t>Ask while showing the picture</w:t>
+      </w:r>
+    </w:p>
+    <w:p>
+      <w:pPr>
+        <w:pStyle w:val="Heading3"/>
+      </w:pPr>
+      <w:r>
+        <w:t>Ask while showing the picture · 6</w:t>
+      </w:r>
+    </w:p>
+    <w:p>
+      <w:pPr>
+        <w:spacing w:line="336" w:lineRule="auto" w:after="180"/>
+      </w:pPr>
+      <w:r>
+        <w:rPr>
+          <w:b w:val="0"/>
+        </w:rPr>
+        <w:t xml:space="preserve">Cover the result. Ask learners to name the </w:t>
+      </w:r>
+      <w:r>
+        <w:rPr>
+          <w:b/>
+        </w:rPr>
+        <w:t>input</w:t>
+      </w:r>
+      <w:r>
+        <w:rPr>
+          <w:b w:val="0"/>
+        </w:rPr>
+        <w:t xml:space="preserve">s and predict the next step. Uncover one step, connect the icon to the actual procedure, and explain its </w:t>
+      </w:r>
+      <w:r>
+        <w:rPr>
+          <w:b/>
+        </w:rPr>
+        <w:t>evidence</w:t>
+      </w:r>
+      <w:r>
+        <w:rPr>
+          <w:b w:val="0"/>
+        </w:rPr>
+        <w:t>. Then change the supplied condition and compare.</w:t>
+      </w:r>
+    </w:p>
+    <w:p>
+      <w:pPr>
+        <w:spacing w:line="336" w:lineRule="auto" w:after="180"/>
+      </w:pPr>
+      <w:r>
+        <w:rPr>
+          <w:b w:val="0"/>
+        </w:rPr>
+        <w:t>The picture is a representation; it does not document execution of a real AI model.</w:t>
+      </w:r>
+    </w:p>
+    <w:p>
+      <w:pPr>
         <w:pStyle w:val="Heading1"/>
       </w:pPr>
       <w:r>
         <w:t>03. Demonstrate and guide practice</w:t>
+      </w:r>
+    </w:p>
+    <w:p>
+      <w:r>
+        <w:t>Demonstrate Similarity and normalisation, reduce support deliberately and check individual reasoning before discussing answers.</w:t>
       </w:r>
     </w:p>
     <w:tbl>
@@ -1476,72 +2173,165 @@
       </w:tr>
     </w:tbl>
     <w:p>
-      <w:r>
-        <w:t>Use the worked example in Sections 3 and 6. Collect a prediction before revealing its result; ask the learner to point to each intermediate fact.</w:t>
+      <w:pPr>
+        <w:spacing w:line="336" w:lineRule="auto" w:after="180"/>
+      </w:pPr>
+      <w:r>
+        <w:rPr>
+          <w:b w:val="0"/>
+        </w:rPr>
+        <w:t xml:space="preserve">Use the worked example in Sections 3 and 6. Collect a </w:t>
+      </w:r>
+      <w:r>
+        <w:rPr>
+          <w:b/>
+        </w:rPr>
+        <w:t>prediction</w:t>
+      </w:r>
+      <w:r>
+        <w:rPr>
+          <w:b w:val="0"/>
+        </w:rPr>
+        <w:t xml:space="preserve"> before revealing its result; ask the learner to point to each intermediate fact.</w:t>
       </w:r>
     </w:p>
     <w:p>
-      <w:r>
-        <w:t>Provide a ledger for squared components, length, unit components and score. Allow a calculator and separate lower-is-better distance from higher-is-better similarity. Extension: expand the squared distance between two unit vectors to derive 2 - 2 times their dot product. For floating-point retrieval, declare a tolerance and retain all scores within it of the best; show that rounding first can create false ties.</w:t>
+      <w:pPr>
+        <w:spacing w:line="336" w:lineRule="auto" w:after="180"/>
+      </w:pPr>
+      <w:r>
+        <w:rPr>
+          <w:b w:val="0"/>
+        </w:rPr>
+        <w:t>Provide a ledger for squared components, length, unit components and score. Allow a calculator and separate lower-is-better distance from higher-is-better similarity.</w:t>
       </w:r>
     </w:p>
     <w:p>
       <w:pPr>
-        <w:pStyle w:val="Heading3"/>
-      </w:pPr>
-      <w:r>
-        <w:t>Reduce help deliberately</w:t>
+        <w:spacing w:line="336" w:lineRule="auto" w:after="180"/>
+      </w:pPr>
+      <w:r>
+        <w:rPr>
+          <w:b w:val="0"/>
+        </w:rPr>
+        <w:t xml:space="preserve">Extension: expand the squared distance between two </w:t>
+      </w:r>
+      <w:r>
+        <w:rPr>
+          <w:b/>
+        </w:rPr>
+        <w:t>unit vector</w:t>
+      </w:r>
+      <w:r>
+        <w:rPr>
+          <w:b w:val="0"/>
+        </w:rPr>
+        <w:t>s to derive 2 - 2 times their dot product.</w:t>
       </w:r>
     </w:p>
     <w:p>
-      <w:r>
-        <w:t>Completion task: For query Q, write the raw squared distances and cosines to A, B and C from the lesson. Name the winner under each rule. Calculate squared distances after normalising both sides and check the relationship to cosine.</w:t>
+      <w:pPr>
+        <w:spacing w:line="336" w:lineRule="auto" w:after="180"/>
+      </w:pPr>
+      <w:r>
+        <w:rPr>
+          <w:b w:val="0"/>
+        </w:rPr>
+        <w:t>For floating-point retrieval, declare a tolerance and retain all scores within it of the best; show that rounding first can create false ties.</w:t>
       </w:r>
     </w:p>
     <w:p>
-      <w:r>
-        <w:t>Teacher check: Teacher explanation: Raw squared distances are 25, 16, 100, so B wins. Cosines are 1, 0.6, -1, so A wins. Unit-vector squared distances are 0, 0.8, 4, matching 2 - 2 times each cosine and selecting A.</w:t>
+      <w:pPr>
+        <w:pStyle w:val="Heading3"/>
+      </w:pPr>
+      <w:r>
+        <w:t>Reduce help deliberately</w:t>
       </w:r>
     </w:p>
     <w:p>
-      <w:r>
-        <w:t>Start by identifying the given inputs together. Leave the intermediate steps blank. If needed, model one step, then withdraw that help on the next step. Move to a full trace only when the partial trace is understood. For partners, alternate explainer and checker; collect a response from every learner before discussion.</w:t>
+      <w:pPr>
+        <w:pStyle w:val="Heading3"/>
+      </w:pPr>
+      <w:r>
+        <w:t>Completion practice</w:t>
       </w:r>
     </w:p>
     <w:p>
       <w:pPr>
-        <w:pStyle w:val="Heading3"/>
-      </w:pPr>
-      <w:r>
-        <w:t>Individual reasoning check</w:t>
+        <w:spacing w:line="336" w:lineRule="auto" w:after="180"/>
+        <w:shd w:fill="F5F1FB"/>
+      </w:pPr>
+      <w:r>
+        <w:rPr>
+          <w:b w:val="0"/>
+        </w:rPr>
+        <w:t>Completion task: For query Q, write the raw squared distances and cosines to A, B and C from the lesson. Name the winner under each rule.</w:t>
       </w:r>
     </w:p>
     <w:p>
-      <w:r>
-        <w:t>Use the worked case for Similarity and normalisation. Proposed explanation: “Cosine is a probability”. Decide whether this explanation is supported. Point to the step or supplied fact that decides; explain your repair if needed.</w:t>
+      <w:pPr>
+        <w:spacing w:line="336" w:lineRule="auto" w:after="180"/>
+        <w:shd w:fill="F5F1FB"/>
+      </w:pPr>
+      <w:r>
+        <w:rPr>
+          <w:b w:val="0"/>
+        </w:rPr>
+        <w:t>Calculate squared distances after normalising both sides and check the relationship to cosine.</w:t>
       </w:r>
     </w:p>
     <w:p>
-      <w:r>
-        <w:t>Expected correction: Its possible negative values and geometric definition show that it is not a calibrated probability.</w:t>
+      <w:pPr>
+        <w:pStyle w:val="Heading3"/>
+      </w:pPr>
+      <w:r>
+        <w:t>Reasoning to listen for</w:t>
       </w:r>
     </w:p>
     <w:p>
-      <w:r>
-        <w:t>Collect explanations, not only yes/no votes. If a misunderstanding is common, re-model the relevant step for the class. If it affects a few learners, give a short targeted group explanation while others solve a more demanding variation.</w:t>
+      <w:pPr>
+        <w:spacing w:line="336" w:lineRule="auto" w:after="180"/>
+        <w:shd w:fill="F1F6FC"/>
+      </w:pPr>
+      <w:r>
+        <w:rPr>
+          <w:b w:val="0"/>
+        </w:rPr>
+        <w:t>Teacher check: Teacher explanation: Raw squared distances are 25, 16, 100, so B wins. Cosines are 1, 0.6, -1, so A wins. Unit-vector squared distances are 0, 0.8, 4, matching 2 - 2 times each cosine and selecting A.</w:t>
       </w:r>
     </w:p>
     <w:p>
       <w:pPr>
-        <w:pStyle w:val="Heading3"/>
-      </w:pPr>
-      <w:r>
-        <w:t>Pictorial practice question</w:t>
+        <w:spacing w:line="336" w:lineRule="auto" w:after="180"/>
+      </w:pPr>
+      <w:r>
+        <w:rPr>
+          <w:b w:val="0"/>
+        </w:rPr>
+        <w:t xml:space="preserve">Start by identifying the given </w:t>
+      </w:r>
+      <w:r>
+        <w:rPr>
+          <w:b/>
+        </w:rPr>
+        <w:t>input</w:t>
+      </w:r>
+      <w:r>
+        <w:rPr>
+          <w:b w:val="0"/>
+        </w:rPr>
+        <w:t>s together. Leave the intermediate steps blank. If needed, model one step, then withdraw that help on the next step. Move to a full trace only when the partial trace is understood.</w:t>
       </w:r>
     </w:p>
     <w:p>
-      <w:r>
-        <w:t>Why do the original two metrics select different winners? Point to the relevant step in the picture, then write the changed result and the rule or evidence that supports it.</w:t>
+      <w:pPr>
+        <w:spacing w:line="336" w:lineRule="auto" w:after="180"/>
+      </w:pPr>
+      <w:r>
+        <w:rPr>
+          <w:b w:val="0"/>
+        </w:rPr>
+        <w:t>For partners, alternate explainer and checker; collect a response from every learner before discussion.</w:t>
       </w:r>
     </w:p>
     <w:p>
@@ -1549,50 +2339,271 @@
         <w:pStyle w:val="Heading3"/>
       </w:pPr>
       <w:r>
-        <w:t>Reasoned teacher answer</w:t>
+        <w:t>Individual reasoning check</w:t>
       </w:r>
     </w:p>
     <w:p>
-      <w:r>
-        <w:t>Raw distance includes length differences; cosine compares direction after accounting for norms. P shares direction but has a much larger magnitude. Changed-case check: Cosine and unit normalisation for P are undefined. The zero vector has norm0, so dividing by its norm is invalid.</w:t>
+      <w:pPr>
+        <w:spacing w:line="336" w:lineRule="auto" w:after="180"/>
+      </w:pPr>
+      <w:r>
+        <w:rPr>
+          <w:b w:val="0"/>
+        </w:rPr>
+        <w:t>Use the worked case for Similarity and normalisation. Proposed explanation: “Cosine is a probability”. Decide whether this explanation is supported.</w:t>
       </w:r>
     </w:p>
     <w:p>
-      <w:r>
-        <w:t>Changed-case reasoning: Cosine and unit normalisation for P are undefined. The zero vector has norm0, so dividing by its norm is invalid.</w:t>
+      <w:pPr>
+        <w:spacing w:line="336" w:lineRule="auto" w:after="180"/>
+      </w:pPr>
+      <w:r>
+        <w:rPr>
+          <w:b w:val="0"/>
+        </w:rPr>
+        <w:t>Point to the step or supplied fact that decides; explain your repair if needed.</w:t>
       </w:r>
     </w:p>
     <w:p>
-      <w:r>
-        <w:t>Collect each learner’s explanation before discussion. Use the first missing connection between input, deciding step and result to choose support. This question is worked-case practice, not fresh mastery evidence.</w:t>
+      <w:pPr>
+        <w:pStyle w:val="Heading3"/>
+      </w:pPr>
+      <w:r>
+        <w:t>Expected repair</w:t>
       </w:r>
     </w:p>
     <w:p>
       <w:pPr>
-        <w:pStyle w:val="Heading1"/>
-      </w:pPr>
-      <w:r>
-        <w:t>04. Run the investigation and diagnose misconceptions</w:t>
+        <w:spacing w:line="336" w:lineRule="auto" w:after="180"/>
+        <w:shd w:fill="F1F6FC"/>
+      </w:pPr>
+      <w:r>
+        <w:rPr>
+          <w:b w:val="0"/>
+        </w:rPr>
+        <w:t>Expected correction: Its possible negative values and geometric definition show that it is not a calibrated probability.</w:t>
       </w:r>
     </w:p>
     <w:p>
-      <w:r>
-        <w:t>Cosine is a probability: Its possible negative values and geometric definition show that it is not a calibrated probability.</w:t>
+      <w:pPr>
+        <w:spacing w:line="336" w:lineRule="auto" w:after="180"/>
+      </w:pPr>
+      <w:r>
+        <w:rPr>
+          <w:b w:val="0"/>
+        </w:rPr>
+        <w:t>Collect explanations, not only yes/no votes. If a misunderstanding is common, re-model the relevant step for the class.</w:t>
       </w:r>
     </w:p>
     <w:p>
-      <w:r>
-        <w:t>Normalisation keeps all information: Positive multiples collapse to the same unit vector; preserve length separately if the task needs it.</w:t>
+      <w:pPr>
+        <w:spacing w:line="336" w:lineRule="auto" w:after="180"/>
+      </w:pPr>
+      <w:r>
+        <w:rPr>
+          <w:b w:val="0"/>
+        </w:rPr>
+        <w:t>If it affects a few learners, give a short targeted group explanation while others solve a more demanding variation.</w:t>
       </w:r>
     </w:p>
     <w:p>
-      <w:r>
-        <w:t>Any scaling leaves cosine unchanged: Positive scaling preserves direction. Multiplying only one vector by a negative number reverses the cosine sign; zero scaling makes it undefined.</w:t>
+      <w:pPr>
+        <w:pStyle w:val="Heading3"/>
+      </w:pPr>
+      <w:r>
+        <w:t>Pictorial practice question</w:t>
       </w:r>
     </w:p>
     <w:p>
-      <w:r>
-        <w:t>Use Section 9 for the evidence ledger. Add a boundary or missing-input case and record the expected response before checking. More successful repeats of one case do not establish wider coverage.</w:t>
+      <w:pPr>
+        <w:spacing w:line="336" w:lineRule="auto" w:after="180"/>
+      </w:pPr>
+      <w:r>
+        <w:rPr>
+          <w:b w:val="0"/>
+        </w:rPr>
+        <w:t xml:space="preserve">Why do the original two metrics select different winners? Point to the relevant step in the picture, then write the changed result and the rule or </w:t>
+      </w:r>
+      <w:r>
+        <w:rPr>
+          <w:b/>
+        </w:rPr>
+        <w:t>evidence</w:t>
+      </w:r>
+      <w:r>
+        <w:rPr>
+          <w:b w:val="0"/>
+        </w:rPr>
+        <w:t xml:space="preserve"> that supports it.</w:t>
+      </w:r>
+    </w:p>
+    <w:p>
+      <w:pPr>
+        <w:pStyle w:val="Heading3"/>
+      </w:pPr>
+      <w:r>
+        <w:t>Reasoned teacher answer</w:t>
+      </w:r>
+    </w:p>
+    <w:p>
+      <w:pPr>
+        <w:spacing w:line="336" w:lineRule="auto" w:after="180"/>
+      </w:pPr>
+      <w:r>
+        <w:rPr>
+          <w:b w:val="0"/>
+        </w:rPr>
+        <w:t>Raw distance includes length differences; cosine compares direction after accounting for norms. P shares direction but has a much larger magnitude. Changed-case check: Cosine and unit normalisation for P are undefined.</w:t>
+      </w:r>
+    </w:p>
+    <w:p>
+      <w:pPr>
+        <w:spacing w:line="336" w:lineRule="auto" w:after="180"/>
+      </w:pPr>
+      <w:r>
+        <w:rPr>
+          <w:b w:val="0"/>
+        </w:rPr>
+        <w:t>The zero vector has norm0, so dividing by its norm is invalid.</w:t>
+      </w:r>
+    </w:p>
+    <w:p>
+      <w:pPr>
+        <w:spacing w:line="336" w:lineRule="auto" w:after="180"/>
+      </w:pPr>
+      <w:r>
+        <w:rPr>
+          <w:b w:val="0"/>
+        </w:rPr>
+        <w:t>Changed-case reasoning: Cosine and unit normalisation for P are undefined. The zero vector has norm0, so dividing by its norm is invalid.</w:t>
+      </w:r>
+    </w:p>
+    <w:p>
+      <w:pPr>
+        <w:spacing w:line="336" w:lineRule="auto" w:after="180"/>
+      </w:pPr>
+      <w:r>
+        <w:rPr>
+          <w:b w:val="0"/>
+        </w:rPr>
+        <w:t xml:space="preserve">Collect each learner’s explanation before discussion. Use the first missing connection between </w:t>
+      </w:r>
+      <w:r>
+        <w:rPr>
+          <w:b/>
+        </w:rPr>
+        <w:t>input</w:t>
+      </w:r>
+      <w:r>
+        <w:rPr>
+          <w:b w:val="0"/>
+        </w:rPr>
+        <w:t xml:space="preserve">, deciding step and result to choose support. This question is worked-case practice, not fresh mastery </w:t>
+      </w:r>
+      <w:r>
+        <w:rPr>
+          <w:b/>
+        </w:rPr>
+        <w:t>evidence</w:t>
+      </w:r>
+      <w:r>
+        <w:rPr>
+          <w:b w:val="0"/>
+        </w:rPr>
+        <w:t>.</w:t>
+      </w:r>
+    </w:p>
+    <w:p>
+      <w:pPr>
+        <w:pStyle w:val="Heading1"/>
+      </w:pPr>
+      <w:r>
+        <w:t>04. Run the investigation and diagnose misconceptions</w:t>
+      </w:r>
+    </w:p>
+    <w:p>
+      <w:r>
+        <w:t>Run the Similarity and normalisation investigation and use the first unsupported step to choose a teaching response.</w:t>
+      </w:r>
+    </w:p>
+    <w:p>
+      <w:pPr>
+        <w:spacing w:line="336" w:lineRule="auto" w:after="180"/>
+      </w:pPr>
+      <w:r>
+        <w:rPr>
+          <w:b w:val="0"/>
+        </w:rPr>
+        <w:t>Cosine is a probability: Its possible negative values and geometric definition show that it is not a calibrated probability.</w:t>
+      </w:r>
+    </w:p>
+    <w:p>
+      <w:pPr>
+        <w:spacing w:line="336" w:lineRule="auto" w:after="180"/>
+      </w:pPr>
+      <w:r>
+        <w:rPr>
+          <w:b w:val="0"/>
+        </w:rPr>
+        <w:t xml:space="preserve">Normalisation keeps all information: Positive multiples collapse to the same </w:t>
+      </w:r>
+      <w:r>
+        <w:rPr>
+          <w:b/>
+        </w:rPr>
+        <w:t>unit vector</w:t>
+      </w:r>
+      <w:r>
+        <w:rPr>
+          <w:b w:val="0"/>
+        </w:rPr>
+        <w:t>; preserve length separately if the task needs it.</w:t>
+      </w:r>
+    </w:p>
+    <w:p>
+      <w:pPr>
+        <w:spacing w:line="336" w:lineRule="auto" w:after="180"/>
+      </w:pPr>
+      <w:r>
+        <w:rPr>
+          <w:b w:val="0"/>
+        </w:rPr>
+        <w:t>Any scaling leaves cosine unchanged: Positive scaling preserves direction. Multiplying only one vector by a negative number reverses the cosine sign; zero scaling makes it undefined.</w:t>
+      </w:r>
+    </w:p>
+    <w:p>
+      <w:pPr>
+        <w:spacing w:line="336" w:lineRule="auto" w:after="180"/>
+      </w:pPr>
+      <w:r>
+        <w:rPr>
+          <w:b w:val="0"/>
+        </w:rPr>
+        <w:t xml:space="preserve">Use Section 9 for the </w:t>
+      </w:r>
+      <w:r>
+        <w:rPr>
+          <w:b/>
+        </w:rPr>
+        <w:t>evidence</w:t>
+      </w:r>
+      <w:r>
+        <w:rPr>
+          <w:b w:val="0"/>
+        </w:rPr>
+        <w:t xml:space="preserve"> ledger. Add a boundary or missing-</w:t>
+      </w:r>
+      <w:r>
+        <w:rPr>
+          <w:b/>
+        </w:rPr>
+        <w:t>input</w:t>
+      </w:r>
+      <w:r>
+        <w:rPr>
+          <w:b w:val="0"/>
+        </w:rPr>
+        <w:t xml:space="preserve"> case and record the expected response before checking. More successful repeats of one case do not establish wider coverage.</w:t>
       </w:r>
     </w:p>
     <w:p>
@@ -1750,29 +2761,38 @@
       </w:tr>
     </w:tbl>
     <w:p>
-      <w:r>
-        <w:t>Offer an oral explanation, drawing, enlarged visual or fewer examples when that removes a reading/writing barrier. Keep the same reasoning goal. Stretch secure learners by changing a boundary or assumption and asking them to defend the effect, not simply by assigning more of the same questions.</w:t>
+      <w:pPr>
+        <w:spacing w:line="336" w:lineRule="auto" w:after="180"/>
+      </w:pPr>
+      <w:r>
+        <w:rPr>
+          <w:b w:val="0"/>
+        </w:rPr>
+        <w:t>Offer an oral explanation, drawing, enlarged visual or fewer examples when that removes a reading/writing barrier. Keep the same reasoning goal.</w:t>
       </w:r>
     </w:p>
     <w:p>
       <w:pPr>
-        <w:pStyle w:val="Heading1"/>
-      </w:pPr>
-      <w:r>
-        <w:t>05. Assess and explain the answers</w:t>
+        <w:spacing w:line="336" w:lineRule="auto" w:after="180"/>
+      </w:pPr>
+      <w:r>
+        <w:rPr>
+          <w:b w:val="0"/>
+        </w:rPr>
+        <w:t>Stretch secure learners by changing a boundary or assumption and asking them to defend the effect, not simply by assigning more of the same questions.</w:t>
       </w:r>
     </w:p>
     <w:p>
       <w:pPr>
-        <w:pStyle w:val="Heading3"/>
-      </w:pPr>
-      <w:r>
-        <w:t>Guided and exit questions</w:t>
+        <w:pStyle w:val="Heading1"/>
+      </w:pPr>
+      <w:r>
+        <w:t>05. Assess and explain the answers</w:t>
       </w:r>
     </w:p>
     <w:p>
       <w:r>
-        <w:t>Guided: D has squared distance 9 + 1 = 10 and cosine 20 / 25 = 0.8. Raw distance prefers D over A (10 versus 25); cosine prefers A (1 versus 0.8). Exit: Q and A share direction but have different lengths and may represent different totals. Cosine 1 proves aligned nonzero vectors, not equivalent meaning. Check the task, retained information, zero and tie policies, and validation performance against a baseline; reserve final evaluation.</w:t>
+        <w:t>Use the Similarity and normalisation questions, teacher keys and criteria after the relevant attempts. Previously discussed cases are practice; protect the separately selected independent task.</w:t>
       </w:r>
     </w:p>
     <w:p>
@@ -1780,53 +2800,112 @@
         <w:pStyle w:val="Heading3"/>
       </w:pPr>
       <w:r>
-        <w:t>W1 Trace the unit vectors</w:t>
+        <w:t>Guided and exit questions</w:t>
       </w:r>
     </w:p>
     <w:p>
-      <w:r>
-        <w:t>For Q [3, 4], A [6, 8] and C [-3, -4], give each length and unit vector. Explain one distinction that normalisation removes and one that it preserves.</w:t>
+      <w:pPr>
+        <w:spacing w:line="336" w:lineRule="auto" w:after="180"/>
+      </w:pPr>
+      <w:r>
+        <w:rPr>
+          <w:b w:val="0"/>
+        </w:rPr>
+        <w:t>Guided: D has squared distance 9 + 1 = 10 and cosine 20 / 25 = 0.8. Raw distance prefers D over A (10 versus 25); cosine prefers A (1 versus 0.8).</w:t>
       </w:r>
     </w:p>
     <w:p>
-      <w:r>
-        <w:t>Teacher explanation: Lengths are 5, 10 and 5. Unit vectors are [0.6, 0.8], [0.6, 0.8] and [-0.6, -0.8]. The length difference between Q and A disappears; the opposite direction of C is preserved.</w:t>
+      <w:pPr>
+        <w:spacing w:line="336" w:lineRule="auto" w:after="180"/>
+      </w:pPr>
+      <w:r>
+        <w:rPr>
+          <w:b w:val="0"/>
+        </w:rPr>
+        <w:t>Exit: Q and A share direction but have different lengths and may represent different totals. Cosine 1 proves aligned nonzero vectors, not equivalent meaning.</w:t>
       </w:r>
     </w:p>
     <w:p>
       <w:pPr>
-        <w:pStyle w:val="Heading3"/>
-      </w:pPr>
-      <w:r>
-        <w:t>W2 Compare the rankings</w:t>
+        <w:spacing w:line="336" w:lineRule="auto" w:after="180"/>
+      </w:pPr>
+      <w:r>
+        <w:rPr>
+          <w:b w:val="0"/>
+        </w:rPr>
+        <w:t>Check the task, retained information, zero and tie policies, and validation performance against a baseline; reserve final evaluation.</w:t>
       </w:r>
     </w:p>
     <w:p>
-      <w:r>
-        <w:t>For query Q, write the raw squared distances and cosines to A, B and C from the lesson. Name the winner under each rule. Calculate squared distances after normalising both sides and check the relationship to cosine.</w:t>
+      <w:pPr>
+        <w:pStyle w:val="Heading3"/>
+      </w:pPr>
+      <w:r>
+        <w:t>W1 Trace the unit vectors</w:t>
       </w:r>
     </w:p>
     <w:p>
-      <w:r>
-        <w:t>Teacher explanation: Raw squared distances are 25, 16, 100, so B wins. Cosines are 1, 0.6, -1, so A wins. Unit-vector squared distances are 0, 0.8, 4, matching 2 - 2 times each cosine and selecting A.</w:t>
+      <w:pPr>
+        <w:pStyle w:val="Heading3"/>
+      </w:pPr>
+      <w:r>
+        <w:t>Workbook question · W1</w:t>
       </w:r>
     </w:p>
     <w:p>
       <w:pPr>
-        <w:pStyle w:val="Heading3"/>
-      </w:pPr>
-      <w:r>
-        <w:t>W3 Handle a vector without direction</w:t>
+        <w:spacing w:line="336" w:lineRule="auto" w:after="180"/>
+        <w:shd w:fill="F5F1FB"/>
+      </w:pPr>
+      <w:r>
+        <w:rPr>
+          <w:b w:val="0"/>
+        </w:rPr>
+        <w:t xml:space="preserve">For Q [3, 4], A [6, 8] and C [-3, -4], give each length and </w:t>
+      </w:r>
+      <w:r>
+        <w:rPr>
+          <w:b/>
+        </w:rPr>
+        <w:t>unit vector</w:t>
+      </w:r>
+      <w:r>
+        <w:rPr>
+          <w:b w:val="0"/>
+        </w:rPr>
+        <w:t>. Explain one distinction that normalisation removes and one that it preserves.</w:t>
       </w:r>
     </w:p>
     <w:p>
-      <w:r>
-        <w:t>A candidate set contains Z [0, 0] and B [3, 0]. With nonzero query Q, what happens under this lesson’s zero-vector policy? What if Q is zero, or Z is the only candidate? Explain why replacing an undefined cosine with zero is misleading.</w:t>
+      <w:pPr>
+        <w:pStyle w:val="Heading3"/>
+      </w:pPr>
+      <w:r>
+        <w:t>Teacher reasoning · W1</w:t>
       </w:r>
     </w:p>
     <w:p>
-      <w:r>
-        <w:t>Teacher explanation: Exclude Z and report it; compare B normally. Reject a zero query. If only Z exists, report no comparison. Zero cosine represents perpendicular nonzero directions, whereas the zero vector has no direction.</w:t>
+      <w:pPr>
+        <w:spacing w:line="336" w:lineRule="auto" w:after="180"/>
+        <w:shd w:fill="F1F6FC"/>
+      </w:pPr>
+      <w:r>
+        <w:rPr>
+          <w:b w:val="0"/>
+        </w:rPr>
+        <w:t xml:space="preserve">Teacher explanation: Lengths are 5, 10 and 5. </w:t>
+      </w:r>
+      <w:r>
+        <w:rPr>
+          <w:b/>
+        </w:rPr>
+        <w:t>Unit vector</w:t>
+      </w:r>
+      <w:r>
+        <w:rPr>
+          <w:b w:val="0"/>
+        </w:rPr>
+        <w:t>s are [0.6, 0.8], [0.6, 0.8] and [-0.6, -0.8]. The length difference between Q and A disappears; the opposite direction of C is preserved.</w:t>
       </w:r>
     </w:p>
     <w:p>
@@ -1834,17 +2913,27 @@
         <w:pStyle w:val="Heading3"/>
       </w:pPr>
       <w:r>
-        <w:t>W4 Compare a new case independently</w:t>
+        <w:t>W2 Compare the rankings</w:t>
       </w:r>
     </w:p>
     <w:p>
-      <w:r>
-        <w:t>Use query [5, 0] and candidates P [10, 0], R [4, 3] and S [0, 5]. Calculate all raw squared distances and cosines, name each winner, and give squared distances after normalising both query and candidates. Explain the changed ranking.</w:t>
+      <w:pPr>
+        <w:pStyle w:val="Heading3"/>
+      </w:pPr>
+      <w:r>
+        <w:t>Workbook question · W2</w:t>
       </w:r>
     </w:p>
     <w:p>
-      <w:r>
-        <w:t>Teacher explanation: Raw squared distances to P, R and S are 25, 10, 50, selecting R. Cosines are 1, 0.8, 0, selecting P. Normalised squared distances are 0, 0.4, 2. P shares the query direction despite its greater length; raw distance also reflects that length difference.</w:t>
+      <w:pPr>
+        <w:spacing w:line="336" w:lineRule="auto" w:after="180"/>
+        <w:shd w:fill="F5F1FB"/>
+      </w:pPr>
+      <w:r>
+        <w:rPr>
+          <w:b w:val="0"/>
+        </w:rPr>
+        <w:t>For query Q, write the raw squared distances and cosines to A, B and C from the lesson. Name the winner under each rule. Calculate squared distances after normalising both sides and check the relationship to cosine.</w:t>
       </w:r>
     </w:p>
     <w:p>
@@ -1852,17 +2941,27 @@
         <w:pStyle w:val="Heading3"/>
       </w:pPr>
       <w:r>
-        <w:t>W5 Audit a proposed improvement</w:t>
+        <w:t>Teacher reasoning · W2</w:t>
       </w:r>
     </w:p>
     <w:p>
-      <w:r>
-        <w:t>For event-count vectors [3, 4] and [6, 8], what useful information can normalisation remove? A team chooses cosine because it improves results on the final evaluation set, then calls that same set independent evidence. Explain how to repair the evaluation plan.</w:t>
+      <w:pPr>
+        <w:spacing w:line="336" w:lineRule="auto" w:after="180"/>
+        <w:shd w:fill="F1F6FC"/>
+      </w:pPr>
+      <w:r>
+        <w:rPr>
+          <w:b w:val="0"/>
+        </w:rPr>
+        <w:t>Teacher explanation: Raw squared distances are 25, 16, 100, so B wins. Cosines are 1, 0.6, -1, so A wins. Unit-vector squared distances are 0, 0.8, 4, matching 2 - 2 times each cosine and selecting A.</w:t>
       </w:r>
     </w:p>
     <w:p>
-      <w:r>
-        <w:t>Teacher explanation: Normalisation removes magnitude: totals 7 and 14 become indistinguishable in the unit vectors. Choose the rule using task needs and training/validation evidence, preserving a baseline. A final set used to choose the rule is no longer independent final evidence; reserve new untouched evaluation data or explicitly report the limitation.</w:t>
+      <w:pPr>
+        <w:pStyle w:val="Heading3"/>
+      </w:pPr>
+      <w:r>
+        <w:t>W3 Handle a vector without direction</w:t>
       </w:r>
     </w:p>
     <w:p>
@@ -1870,38 +2969,375 @@
         <w:pStyle w:val="Heading3"/>
       </w:pPr>
       <w:r>
-        <w:t>Independent assessment and fresh retry</w:t>
+        <w:t>Workbook question · W3</w:t>
       </w:r>
     </w:p>
     <w:p>
-      <w:r>
-        <w:t>W4 requires raw scores 25, 10, 50; cosines 1, 0.8, 0; normalised distances 0, 0.4, 2; and winners R then P. Fresh retry: query [0, 5], candidates D [0, 10], E [3, 4], F [5, 0]. Raw squared distances are 25, 10, 50; cosines 1, 0.8, 0; unit distances 0, 0.4, 2. Raw distance selects E; cosine selects D. Ask students to explain why a zero query is rejected.</w:t>
+      <w:pPr>
+        <w:spacing w:line="336" w:lineRule="auto" w:after="180"/>
+        <w:shd w:fill="F5F1FB"/>
+      </w:pPr>
+      <w:r>
+        <w:rPr>
+          <w:b w:val="0"/>
+        </w:rPr>
+        <w:t>A candidate set contains Z [0, 0] and B [3, 0]. With nonzero query Q, what happens under this lesson’s zero-vector policy? What if Q is zero, or Z is the only candidate?</w:t>
       </w:r>
     </w:p>
     <w:p>
       <w:pPr>
-        <w:pStyle w:val="Heading3"/>
-      </w:pPr>
-      <w:r>
-        <w:t>Assess independent transfer</w:t>
+        <w:spacing w:line="336" w:lineRule="auto" w:after="180"/>
+        <w:shd w:fill="F5F1FB"/>
+      </w:pPr>
+      <w:r>
+        <w:rPr>
+          <w:b w:val="0"/>
+        </w:rPr>
+        <w:t>Explain why replacing an undefined cosine with zero is misleading.</w:t>
       </w:r>
     </w:p>
     <w:p>
-      <w:r>
-        <w:t>Selected case: Use query [5, 0] and candidates P [10, 0], R [4, 3] and S [0, 5]. Calculate all raw squared distances and cosines, name each winner, and give squared distances after normalising both query and candidates. Explain the changed ranking.</w:t>
+      <w:pPr>
+        <w:pStyle w:val="Heading3"/>
+      </w:pPr>
+      <w:r>
+        <w:t>Teacher reasoning · W3</w:t>
       </w:r>
     </w:p>
     <w:p>
       <w:pPr>
-        <w:pStyle w:val="Heading3"/>
-      </w:pPr>
-      <w:r>
-        <w:t>Selected case answer</w:t>
+        <w:spacing w:line="336" w:lineRule="auto" w:after="180"/>
+        <w:shd w:fill="F1F6FC"/>
+      </w:pPr>
+      <w:r>
+        <w:rPr>
+          <w:b w:val="0"/>
+        </w:rPr>
+        <w:t>Teacher explanation: Exclude Z and report it; compare B normally. Reject a zero query. If only Z exists, report no comparison. Zero cosine represents perpendicular nonzero directions, whereas the zero vector has no direction.</w:t>
       </w:r>
     </w:p>
     <w:p>
-      <w:r>
-        <w:t>Teacher explanation: Raw squared distances to P, R and S are 25, 10, 50, selecting R. Cosines are 1, 0.8, 0, selecting P. Normalised squared distances are 0, 0.4, 2. P shares the query direction despite its greater length; raw distance also reflects that length difference.</w:t>
+      <w:pPr>
+        <w:pStyle w:val="Heading3"/>
+      </w:pPr>
+      <w:r>
+        <w:t>W4 Compare a new case independently</w:t>
+      </w:r>
+    </w:p>
+    <w:p>
+      <w:pPr>
+        <w:pStyle w:val="Heading3"/>
+      </w:pPr>
+      <w:r>
+        <w:t>Workbook question · W4</w:t>
+      </w:r>
+    </w:p>
+    <w:p>
+      <w:pPr>
+        <w:spacing w:line="336" w:lineRule="auto" w:after="180"/>
+        <w:shd w:fill="F5F1FB"/>
+      </w:pPr>
+      <w:r>
+        <w:rPr>
+          <w:b w:val="0"/>
+        </w:rPr>
+        <w:t>Use query [5, 0] and candidates P [10, 0], R [4, 3] and S [0, 5]. Calculate all raw squared distances and cosines, name each winner, and give squared distances after normalising both query and candidates.</w:t>
+      </w:r>
+    </w:p>
+    <w:p>
+      <w:pPr>
+        <w:spacing w:line="336" w:lineRule="auto" w:after="180"/>
+        <w:shd w:fill="F5F1FB"/>
+      </w:pPr>
+      <w:r>
+        <w:rPr>
+          <w:b w:val="0"/>
+        </w:rPr>
+        <w:t>Explain the changed ranking.</w:t>
+      </w:r>
+    </w:p>
+    <w:p>
+      <w:pPr>
+        <w:pStyle w:val="Heading3"/>
+      </w:pPr>
+      <w:r>
+        <w:t>Teacher reasoning · W4</w:t>
+      </w:r>
+    </w:p>
+    <w:p>
+      <w:pPr>
+        <w:spacing w:line="336" w:lineRule="auto" w:after="180"/>
+        <w:shd w:fill="F1F6FC"/>
+      </w:pPr>
+      <w:r>
+        <w:rPr>
+          <w:b w:val="0"/>
+        </w:rPr>
+        <w:t>Teacher explanation: Raw squared distances to P, R and S are 25, 10, 50, selecting R. Cosines are 1, 0.8, 0, selecting P. Normalised squared distances are 0, 0.4, 2.</w:t>
+      </w:r>
+    </w:p>
+    <w:p>
+      <w:pPr>
+        <w:spacing w:line="336" w:lineRule="auto" w:after="180"/>
+        <w:shd w:fill="F1F6FC"/>
+      </w:pPr>
+      <w:r>
+        <w:rPr>
+          <w:b w:val="0"/>
+        </w:rPr>
+        <w:t>P shares the query direction despite its greater length; raw distance also reflects that length difference.</w:t>
+      </w:r>
+    </w:p>
+    <w:p>
+      <w:pPr>
+        <w:pStyle w:val="Heading3"/>
+      </w:pPr>
+      <w:r>
+        <w:t>W5 Audit a proposed improvement</w:t>
+      </w:r>
+    </w:p>
+    <w:p>
+      <w:pPr>
+        <w:pStyle w:val="Heading3"/>
+      </w:pPr>
+      <w:r>
+        <w:t>Workbook question · W5</w:t>
+      </w:r>
+    </w:p>
+    <w:p>
+      <w:pPr>
+        <w:spacing w:line="336" w:lineRule="auto" w:after="180"/>
+        <w:shd w:fill="F5F1FB"/>
+      </w:pPr>
+      <w:r>
+        <w:rPr>
+          <w:b w:val="0"/>
+        </w:rPr>
+        <w:t xml:space="preserve">For event-count vectors [3, 4] and [6, 8], what useful information can normalisation remove? A team chooses cosine because it improves results on the final evaluation set, then calls that same set independent </w:t>
+      </w:r>
+      <w:r>
+        <w:rPr>
+          <w:b/>
+        </w:rPr>
+        <w:t>evidence</w:t>
+      </w:r>
+      <w:r>
+        <w:rPr>
+          <w:b w:val="0"/>
+        </w:rPr>
+        <w:t>.</w:t>
+      </w:r>
+    </w:p>
+    <w:p>
+      <w:pPr>
+        <w:spacing w:line="336" w:lineRule="auto" w:after="180"/>
+        <w:shd w:fill="F5F1FB"/>
+      </w:pPr>
+      <w:r>
+        <w:rPr>
+          <w:b w:val="0"/>
+        </w:rPr>
+        <w:t>Explain how to repair the evaluation plan.</w:t>
+      </w:r>
+    </w:p>
+    <w:p>
+      <w:pPr>
+        <w:pStyle w:val="Heading3"/>
+      </w:pPr>
+      <w:r>
+        <w:t>Teacher reasoning · W5</w:t>
+      </w:r>
+    </w:p>
+    <w:p>
+      <w:pPr>
+        <w:spacing w:line="336" w:lineRule="auto" w:after="180"/>
+        <w:shd w:fill="F1F6FC"/>
+      </w:pPr>
+      <w:r>
+        <w:rPr>
+          <w:b w:val="0"/>
+        </w:rPr>
+        <w:t xml:space="preserve">Teacher explanation: Normalisation removes magnitude: totals 7 and 14 become indistinguishable in the </w:t>
+      </w:r>
+      <w:r>
+        <w:rPr>
+          <w:b/>
+        </w:rPr>
+        <w:t>unit vector</w:t>
+      </w:r>
+      <w:r>
+        <w:rPr>
+          <w:b w:val="0"/>
+        </w:rPr>
+        <w:t xml:space="preserve">s. Choose the rule using task needs and </w:t>
+      </w:r>
+      <w:r>
+        <w:rPr>
+          <w:b/>
+        </w:rPr>
+        <w:t>training</w:t>
+      </w:r>
+      <w:r>
+        <w:rPr>
+          <w:b w:val="0"/>
+        </w:rPr>
+        <w:t xml:space="preserve">/validation </w:t>
+      </w:r>
+      <w:r>
+        <w:rPr>
+          <w:b/>
+        </w:rPr>
+        <w:t>evidence</w:t>
+      </w:r>
+      <w:r>
+        <w:rPr>
+          <w:b w:val="0"/>
+        </w:rPr>
+        <w:t>, preserving a baseline.</w:t>
+      </w:r>
+    </w:p>
+    <w:p>
+      <w:pPr>
+        <w:spacing w:line="336" w:lineRule="auto" w:after="180"/>
+        <w:shd w:fill="F1F6FC"/>
+      </w:pPr>
+      <w:r>
+        <w:rPr>
+          <w:b w:val="0"/>
+        </w:rPr>
+        <w:t xml:space="preserve">A final set used to choose the rule is no longer independent final </w:t>
+      </w:r>
+      <w:r>
+        <w:rPr>
+          <w:b/>
+        </w:rPr>
+        <w:t>evidence</w:t>
+      </w:r>
+      <w:r>
+        <w:rPr>
+          <w:b w:val="0"/>
+        </w:rPr>
+        <w:t>; reserve new untouched evaluation data or explicitly report the limitation.</w:t>
+      </w:r>
+    </w:p>
+    <w:p>
+      <w:pPr>
+        <w:pStyle w:val="Heading3"/>
+      </w:pPr>
+      <w:r>
+        <w:t>Independent assessment and fresh retry</w:t>
+      </w:r>
+    </w:p>
+    <w:p>
+      <w:pPr>
+        <w:pStyle w:val="Heading3"/>
+      </w:pPr>
+      <w:r>
+        <w:t>Teacher key · Independent assessment and fresh retry</w:t>
+      </w:r>
+    </w:p>
+    <w:p>
+      <w:pPr>
+        <w:spacing w:line="336" w:lineRule="auto" w:after="180"/>
+        <w:shd w:fill="F1F6FC"/>
+      </w:pPr>
+      <w:r>
+        <w:rPr>
+          <w:b w:val="0"/>
+        </w:rPr>
+        <w:t>W4 requires raw scores 25, 10, 50; cosines 1, 0.8, 0; normalised distances 0, 0.4, 2; and winners R then P. Fresh retry: query [0, 5], candidates D [0, 10], E [3, 4], F [5, 0].</w:t>
+      </w:r>
+    </w:p>
+    <w:p>
+      <w:pPr>
+        <w:spacing w:line="336" w:lineRule="auto" w:after="180"/>
+        <w:shd w:fill="F1F6FC"/>
+      </w:pPr>
+      <w:r>
+        <w:rPr>
+          <w:b w:val="0"/>
+        </w:rPr>
+        <w:t>Raw squared distances are 25, 10, 50; cosines 1, 0.8, 0; unit distances 0, 0.4, 2. Raw distance selects E; cosine selects D. Ask students to explain why a zero query is rejected.</w:t>
+      </w:r>
+    </w:p>
+    <w:p>
+      <w:pPr>
+        <w:pStyle w:val="Heading3"/>
+      </w:pPr>
+      <w:r>
+        <w:t>Assess independent transfer</w:t>
+      </w:r>
+    </w:p>
+    <w:p>
+      <w:pPr>
+        <w:pStyle w:val="Heading3"/>
+      </w:pPr>
+      <w:r>
+        <w:t>Independent question · withhold the key</w:t>
+      </w:r>
+    </w:p>
+    <w:p>
+      <w:pPr>
+        <w:spacing w:line="336" w:lineRule="auto" w:after="180"/>
+        <w:shd w:fill="F5F1FB"/>
+      </w:pPr>
+      <w:r>
+        <w:rPr>
+          <w:b w:val="0"/>
+        </w:rPr>
+        <w:t>Selected case: Use query [5, 0] and candidates P [10, 0], R [4, 3] and S [0, 5]. Calculate all raw squared distances and cosines, name each winner, and give squared distances after normalising both query and candidates.</w:t>
+      </w:r>
+    </w:p>
+    <w:p>
+      <w:pPr>
+        <w:spacing w:line="336" w:lineRule="auto" w:after="180"/>
+        <w:shd w:fill="F5F1FB"/>
+      </w:pPr>
+      <w:r>
+        <w:rPr>
+          <w:b w:val="0"/>
+        </w:rPr>
+        <w:t>Explain the changed ranking.</w:t>
+      </w:r>
+    </w:p>
+    <w:p>
+      <w:pPr>
+        <w:pStyle w:val="Heading3"/>
+      </w:pPr>
+      <w:r>
+        <w:t>Selected case answer</w:t>
+      </w:r>
+    </w:p>
+    <w:p>
+      <w:pPr>
+        <w:pStyle w:val="Heading3"/>
+      </w:pPr>
+      <w:r>
+        <w:t>Teacher key · Selected case answer</w:t>
+      </w:r>
+    </w:p>
+    <w:p>
+      <w:pPr>
+        <w:spacing w:line="336" w:lineRule="auto" w:after="180"/>
+        <w:shd w:fill="F1F6FC"/>
+      </w:pPr>
+      <w:r>
+        <w:rPr>
+          <w:b w:val="0"/>
+        </w:rPr>
+        <w:t>Teacher explanation: Raw squared distances to P, R and S are 25, 10, 50, selecting R. Cosines are 1, 0.8, 0, selecting P. Normalised squared distances are 0, 0.4, 2.</w:t>
+      </w:r>
+    </w:p>
+    <w:p>
+      <w:pPr>
+        <w:spacing w:line="336" w:lineRule="auto" w:after="180"/>
+        <w:shd w:fill="F1F6FC"/>
+      </w:pPr>
+      <w:r>
+        <w:rPr>
+          <w:b w:val="0"/>
+        </w:rPr>
+        <w:t>P shares the query direction despite its greater length; raw distance also reflects that length difference.</w:t>
       </w:r>
     </w:p>
     <w:tbl>
@@ -2007,67 +3443,268 @@
       </w:tr>
     </w:tbl>
     <w:p>
-      <w:r>
-        <w:t>Record each dimension as not yet, with support, or independent. Accept a valid alternative procedure with a defensible trace. Do not penalise an honestly recorded model failure if the learner correctly explains its evidence and limits.</w:t>
+      <w:pPr>
+        <w:pStyle w:val="Heading3"/>
+      </w:pPr>
+      <w:r>
+        <w:t>Teacher key · Selected case answer</w:t>
       </w:r>
     </w:p>
     <w:p>
       <w:pPr>
-        <w:pStyle w:val="Heading3"/>
-      </w:pPr>
-      <w:r>
-        <w:t>Feedback that the learner uses</w:t>
+        <w:spacing w:line="336" w:lineRule="auto" w:after="180"/>
+        <w:shd w:fill="F1F6FC"/>
+      </w:pPr>
+      <w:r>
+        <w:rPr>
+          <w:b w:val="0"/>
+        </w:rPr>
+        <w:t>Record each dimension as not yet, with support, or independent. Accept a valid alternative procedure with a defensible trace.</w:t>
       </w:r>
     </w:p>
     <w:p>
-      <w:r>
-        <w:t>Name the earliest unsupported step and give one action to repair it. Have the learner make that repair now and explain why. Then assess the relevant skill on a fresh, fully specified case. Confirm it was not previously practised with feedback; solve and check the new case before assigning it. A follow-up design prompt is a starting brief, not automatically an equivalent test.</w:t>
+      <w:pPr>
+        <w:spacing w:line="336" w:lineRule="auto" w:after="180"/>
+        <w:shd w:fill="F1F6FC"/>
+      </w:pPr>
+      <w:r>
+        <w:rPr>
+          <w:b w:val="0"/>
+        </w:rPr>
+        <w:t xml:space="preserve">Do not penalise an honestly recorded model failure if the learner correctly explains its </w:t>
+      </w:r>
+      <w:r>
+        <w:rPr>
+          <w:b/>
+        </w:rPr>
+        <w:t>evidence</w:t>
+      </w:r>
+      <w:r>
+        <w:rPr>
+          <w:b w:val="0"/>
+        </w:rPr>
+        <w:t xml:space="preserve"> and limits.</w:t>
       </w:r>
     </w:p>
     <w:p>
       <w:pPr>
-        <w:pStyle w:val="Heading1"/>
-      </w:pPr>
-      <w:r>
-        <w:t>06. Connect the project, support and next lesson</w:t>
+        <w:pStyle w:val="Heading3"/>
+      </w:pPr>
+      <w:r>
+        <w:t>Feedback that the learner uses</w:t>
       </w:r>
     </w:p>
     <w:p>
-      <w:r>
-        <w:t>Add a labelled similarity and normalisation evidence sheet to Image-pattern Network Investigation. Show how you can calculate vector length and normalise a nonzero vector. Use the supplied fictional case and keep its inputs, intermediate steps, calculation or prediction, and limitation. Connect this record to last week’s record; a matching answer without a trace is insufficient.</w:t>
+      <w:pPr>
+        <w:spacing w:line="336" w:lineRule="auto" w:after="180"/>
+      </w:pPr>
+      <w:r>
+        <w:rPr>
+          <w:b w:val="0"/>
+        </w:rPr>
+        <w:t>Name the earliest unsupported step and give one action to repair it. Have the learner make that repair now and explain why. Then assess the relevant skill on a fresh, fully specified case.</w:t>
       </w:r>
     </w:p>
     <w:p>
-      <w:r>
-        <w:t>Provide a ledger for squared components, length, unit components and score. Allow a calculator and separate lower-is-better distance from higher-is-better similarity. Extension: expand the squared distance between two unit vectors to derive 2 - 2 times their dot product. For floating-point retrieval, declare a tolerance and retain all scores within it of the best; show that rounding first can create false ties.</w:t>
+      <w:pPr>
+        <w:spacing w:line="336" w:lineRule="auto" w:after="180"/>
+      </w:pPr>
+      <w:r>
+        <w:rPr>
+          <w:b w:val="0"/>
+        </w:rPr>
+        <w:t>Confirm it was not previously practised with feedback; solve and check the new case before assigning it. A follow-up design prompt is a starting brief, not automatically an equivalent test.</w:t>
       </w:r>
     </w:p>
     <w:p>
-      <w:r>
-        <w:t>Week 28 examines transfer learning, comparing a reused representation with a baseline and testing what can transfer to a new task.</w:t>
+      <w:pPr>
+        <w:pStyle w:val="Heading1"/>
+      </w:pPr>
+      <w:r>
+        <w:t>06. Connect the project, support and next lesson</w:t>
       </w:r>
     </w:p>
     <w:p>
       <w:r>
-        <w:t>Retain the project ledger and assess a changed case after support. Check the relevant prerequisite before carrying this component forward.</w:t>
+        <w:t>Connect Similarity and normalisation to Image-pattern Network Investigation, adapt support and plan a later changed-case check.</w:t>
       </w:r>
     </w:p>
     <w:p>
       <w:pPr>
-        <w:pStyle w:val="Heading3"/>
-      </w:pPr>
-      <w:r>
-        <w:t>Plan the delayed return</w:t>
+        <w:spacing w:line="336" w:lineRule="auto" w:after="180"/>
+      </w:pPr>
+      <w:r>
+        <w:rPr>
+          <w:b w:val="0"/>
+        </w:rPr>
+        <w:t xml:space="preserve">Add a labelled similarity and normalisation </w:t>
+      </w:r>
+      <w:r>
+        <w:rPr>
+          <w:b/>
+        </w:rPr>
+        <w:t>evidence</w:t>
+      </w:r>
+      <w:r>
+        <w:rPr>
+          <w:b w:val="0"/>
+        </w:rPr>
+        <w:t xml:space="preserve"> sheet to Image-pattern Network Investigation. Show how you can calculate </w:t>
+      </w:r>
+      <w:r>
+        <w:rPr>
+          <w:b/>
+        </w:rPr>
+        <w:t>vector length</w:t>
+      </w:r>
+      <w:r>
+        <w:rPr>
+          <w:b w:val="0"/>
+        </w:rPr>
+        <w:t xml:space="preserve"> and normalise a nonzero vector.</w:t>
       </w:r>
     </w:p>
     <w:p>
-      <w:r>
-        <w:t>Suggested return points in this level: ai-5/28, ai-5/30, ai-5/33. Use actual classroom dates, adjusting for holidays and gaps. One, three and six teaching weeks are scheduling choices, not a claimed optimal spacing.</w:t>
+      <w:pPr>
+        <w:spacing w:line="336" w:lineRule="auto" w:after="180"/>
+      </w:pPr>
+      <w:r>
+        <w:rPr>
+          <w:b w:val="0"/>
+        </w:rPr>
+        <w:t xml:space="preserve">Use the supplied fictional case and keep its </w:t>
+      </w:r>
+      <w:r>
+        <w:rPr>
+          <w:b/>
+        </w:rPr>
+        <w:t>input</w:t>
+      </w:r>
+      <w:r>
+        <w:rPr>
+          <w:b w:val="0"/>
+        </w:rPr>
+        <w:t xml:space="preserve">s, intermediate steps, calculation or </w:t>
+      </w:r>
+      <w:r>
+        <w:rPr>
+          <w:b/>
+        </w:rPr>
+        <w:t>prediction</w:t>
+      </w:r>
+      <w:r>
+        <w:rPr>
+          <w:b w:val="0"/>
+        </w:rPr>
+        <w:t>, and limitation. Connect this record to last week’s record; a matching answer without a trace is insufficient.</w:t>
       </w:r>
     </w:p>
     <w:p>
-      <w:r>
-        <w:t>At a delayed check, ask for the idea from memory and a changed application. Compare with the earlier independent response and record support used. For a new level, revisit the previous capstone before checking the new prerequisites.</w:t>
+      <w:pPr>
+        <w:spacing w:line="336" w:lineRule="auto" w:after="180"/>
+      </w:pPr>
+      <w:r>
+        <w:rPr>
+          <w:b w:val="0"/>
+        </w:rPr>
+        <w:t>Provide a ledger for squared components, length, unit components and score. Allow a calculator and separate lower-is-better distance from higher-is-better similarity.</w:t>
+      </w:r>
+    </w:p>
+    <w:p>
+      <w:pPr>
+        <w:spacing w:line="336" w:lineRule="auto" w:after="180"/>
+      </w:pPr>
+      <w:r>
+        <w:rPr>
+          <w:b w:val="0"/>
+        </w:rPr>
+        <w:t xml:space="preserve">Extension: expand the squared distance between two </w:t>
+      </w:r>
+      <w:r>
+        <w:rPr>
+          <w:b/>
+        </w:rPr>
+        <w:t>unit vector</w:t>
+      </w:r>
+      <w:r>
+        <w:rPr>
+          <w:b w:val="0"/>
+        </w:rPr>
+        <w:t>s to derive 2 - 2 times their dot product.</w:t>
+      </w:r>
+    </w:p>
+    <w:p>
+      <w:pPr>
+        <w:spacing w:line="336" w:lineRule="auto" w:after="180"/>
+      </w:pPr>
+      <w:r>
+        <w:rPr>
+          <w:b w:val="0"/>
+        </w:rPr>
+        <w:t>For floating-point retrieval, declare a tolerance and retain all scores within it of the best; show that rounding first can create false ties.</w:t>
+      </w:r>
+    </w:p>
+    <w:p>
+      <w:pPr>
+        <w:spacing w:line="336" w:lineRule="auto" w:after="180"/>
+      </w:pPr>
+      <w:r>
+        <w:rPr>
+          <w:b w:val="0"/>
+        </w:rPr>
+        <w:t>Week 28 examines transfer learning, comparing a reused representation with a baseline and testing what can transfer to a new task.</w:t>
+      </w:r>
+    </w:p>
+    <w:p>
+      <w:pPr>
+        <w:spacing w:line="336" w:lineRule="auto" w:after="180"/>
+      </w:pPr>
+      <w:r>
+        <w:rPr>
+          <w:b w:val="0"/>
+        </w:rPr>
+        <w:t>Retain the project ledger and assess a changed case after support. Check the relevant prerequisite before carrying this component forward.</w:t>
+      </w:r>
+    </w:p>
+    <w:p>
+      <w:pPr>
+        <w:pStyle w:val="Heading3"/>
+      </w:pPr>
+      <w:r>
+        <w:t>Plan the delayed return</w:t>
+      </w:r>
+    </w:p>
+    <w:p>
+      <w:pPr>
+        <w:spacing w:line="336" w:lineRule="auto" w:after="180"/>
+      </w:pPr>
+      <w:r>
+        <w:rPr>
+          <w:b w:val="0"/>
+        </w:rPr>
+        <w:t>Suggested return points in this level: ai-5/28, ai-5/30, ai-5/33. Use actual classroom dates, adjusting for holidays and gaps. One, three and six teaching weeks are scheduling choices, not a claimed optimal spacing.</w:t>
+      </w:r>
+    </w:p>
+    <w:p>
+      <w:pPr>
+        <w:spacing w:line="336" w:lineRule="auto" w:after="180"/>
+      </w:pPr>
+      <w:r>
+        <w:rPr>
+          <w:b w:val="0"/>
+        </w:rPr>
+        <w:t>At a delayed check, ask for the idea from memory and a changed application. Compare with the earlier independent response and record support used.</w:t>
+      </w:r>
+    </w:p>
+    <w:p>
+      <w:pPr>
+        <w:spacing w:line="336" w:lineRule="auto" w:after="180"/>
+      </w:pPr>
+      <w:r>
+        <w:rPr>
+          <w:b w:val="0"/>
+        </w:rPr>
+        <w:t>For a new level, revisit the previous capstone before checking the new prerequisites.</w:t>
       </w:r>
     </w:p>
     <w:tbl>
@@ -2227,8 +3864,26 @@
       </w:tr>
     </w:tbl>
     <w:p>
-      <w:r>
-        <w:t>Use the evidence to choose reteaching or the next step. A completed page, confidence rating or attractive project does not by itself demonstrate understanding.</w:t>
+      <w:pPr>
+        <w:spacing w:line="336" w:lineRule="auto" w:after="180"/>
+      </w:pPr>
+      <w:r>
+        <w:rPr>
+          <w:b w:val="0"/>
+        </w:rPr>
+        <w:t xml:space="preserve">Use the </w:t>
+      </w:r>
+      <w:r>
+        <w:rPr>
+          <w:b/>
+        </w:rPr>
+        <w:t>evidence</w:t>
+      </w:r>
+      <w:r>
+        <w:rPr>
+          <w:b w:val="0"/>
+        </w:rPr>
+        <w:t xml:space="preserve"> to choose reteaching or the next step. A completed page, confidence rating or attractive project does not by itself demonstrate understanding.</w:t>
       </w:r>
     </w:p>
     <w:p>
@@ -2240,26 +3895,105 @@
       </w:r>
     </w:p>
     <w:p>
-      <w:r>
-        <w:t>For your Image-pattern Network Investigation, save the input, procedure, observed result and limitation of this check. Label this worked example as practice; use a different, previously unreviewed case when checking independent understanding.</w:t>
+      <w:pPr>
+        <w:spacing w:line="336" w:lineRule="auto" w:after="180"/>
+      </w:pPr>
+      <w:r>
+        <w:rPr>
+          <w:b w:val="0"/>
+        </w:rPr>
+        <w:t xml:space="preserve">For your Image-pattern Network Investigation, save the </w:t>
+      </w:r>
+      <w:r>
+        <w:rPr>
+          <w:b/>
+        </w:rPr>
+        <w:t>input</w:t>
+      </w:r>
+      <w:r>
+        <w:rPr>
+          <w:b w:val="0"/>
+        </w:rPr>
+        <w:t>, procedure, observed result and limitation of this check.</w:t>
       </w:r>
     </w:p>
     <w:p>
       <w:pPr>
-        <w:pStyle w:val="Heading1"/>
-      </w:pPr>
-      <w:r>
-        <w:t>07. Prepare, teach and assess</w:t>
+        <w:spacing w:line="336" w:lineRule="auto" w:after="180"/>
+      </w:pPr>
+      <w:r>
+        <w:rPr>
+          <w:b w:val="0"/>
+        </w:rPr>
+        <w:t>Label this worked example as practice; use a different, previously unreviewed case when checking independent understanding.</w:t>
       </w:r>
     </w:p>
     <w:p>
-      <w:r>
-        <w:t>Teaching target: Calculate vector length and normalise a nonzero vector</w:t>
+      <w:pPr>
+        <w:pStyle w:val="Heading1"/>
+      </w:pPr>
+      <w:r>
+        <w:t>07. Prepare, teach and assess</w:t>
       </w:r>
     </w:p>
     <w:p>
       <w:r>
-        <w:t>Prepare the labelled worked-case picture, the matching workbook, fictional input cards and a place for individual responses. Check a local Python 3 environment before class; have a paper-trace version ready.</w:t>
+        <w:t>Use this preparation summary alongside the detailed Similarity and normalisation lesson; it is a checklist rather than a replacement for the full sequence.</w:t>
+      </w:r>
+    </w:p>
+    <w:p>
+      <w:pPr>
+        <w:pStyle w:val="Heading3"/>
+      </w:pPr>
+      <w:r>
+        <w:t>Teaching target</w:t>
+      </w:r>
+    </w:p>
+    <w:p>
+      <w:pPr>
+        <w:spacing w:line="336" w:lineRule="auto" w:after="180"/>
+        <w:shd w:fill="EDF7F3"/>
+      </w:pPr>
+      <w:r>
+        <w:rPr>
+          <w:b w:val="0"/>
+        </w:rPr>
+        <w:t xml:space="preserve">Teaching target: Calculate </w:t>
+      </w:r>
+      <w:r>
+        <w:rPr>
+          <w:b/>
+        </w:rPr>
+        <w:t>vector length</w:t>
+      </w:r>
+      <w:r>
+        <w:rPr>
+          <w:b w:val="0"/>
+        </w:rPr>
+        <w:t xml:space="preserve"> and normalise a nonzero vector</w:t>
+      </w:r>
+    </w:p>
+    <w:p>
+      <w:pPr>
+        <w:spacing w:line="336" w:lineRule="auto" w:after="180"/>
+      </w:pPr>
+      <w:r>
+        <w:rPr>
+          <w:b w:val="0"/>
+        </w:rPr>
+        <w:t xml:space="preserve">Prepare the labelled worked-case picture, the matching workbook, fictional </w:t>
+      </w:r>
+      <w:r>
+        <w:rPr>
+          <w:b/>
+        </w:rPr>
+        <w:t>input</w:t>
+      </w:r>
+      <w:r>
+        <w:rPr>
+          <w:b w:val="0"/>
+        </w:rPr>
+        <w:t xml:space="preserve"> cards and a place for individual responses. Check a local Python 3 environment before class; have a paper-trace version ready.</w:t>
       </w:r>
     </w:p>
     <w:tbl>
@@ -2406,37 +4140,170 @@
       </w:tr>
     </w:tbl>
     <w:p>
-      <w:r>
-        <w:t>Before class, solve the supported practice: For query Q, write the raw squared distances and cosines to A, B and C from the lesson. Name the winner under each rule. Calculate squared distances after normalising both sides and check the relationship to cosine.</w:t>
+      <w:pPr>
+        <w:spacing w:line="336" w:lineRule="auto" w:after="180"/>
+      </w:pPr>
+      <w:r>
+        <w:rPr>
+          <w:b w:val="0"/>
+        </w:rPr>
+        <w:t>Before class, solve the supported practice: For query Q, write the raw squared distances and cosines to A, B and C from the lesson. Name the winner under each rule.</w:t>
       </w:r>
     </w:p>
     <w:p>
-      <w:r>
-        <w:t>Reasoned practice answer: Teacher explanation: Raw squared distances are 25, 16, 100, so B wins. Cosines are 1, 0.6, -1, so A wins. Unit-vector squared distances are 0, 0.8, 4, matching 2 - 2 times each cosine and selecting A.</w:t>
+      <w:pPr>
+        <w:spacing w:line="336" w:lineRule="auto" w:after="180"/>
+      </w:pPr>
+      <w:r>
+        <w:rPr>
+          <w:b w:val="0"/>
+        </w:rPr>
+        <w:t>Calculate squared distances after normalising both sides and check the relationship to cosine.</w:t>
       </w:r>
     </w:p>
     <w:p>
-      <w:r>
-        <w:t>Check every learner before discussion: Use the worked case for Similarity and normalisation. Proposed explanation: “Cosine is a probability”. Decide whether this explanation is supported. Point to the step or supplied fact that decides; explain your repair if needed.</w:t>
+      <w:pPr>
+        <w:pStyle w:val="Heading3"/>
+      </w:pPr>
+      <w:r>
+        <w:t>Supported practice answer</w:t>
       </w:r>
     </w:p>
     <w:p>
-      <w:r>
-        <w:t>Misconception repair: Its possible negative values and geometric definition show that it is not a calibrated probability.</w:t>
+      <w:pPr>
+        <w:spacing w:line="336" w:lineRule="auto" w:after="180"/>
+        <w:shd w:fill="F1F6FC"/>
+      </w:pPr>
+      <w:r>
+        <w:rPr>
+          <w:b w:val="0"/>
+        </w:rPr>
+        <w:t>Reasoned practice answer: Teacher explanation: Raw squared distances are 25, 16, 100, so B wins. Cosines are 1, 0.6, -1, so A wins. Unit-vector squared distances are 0, 0.8, 4, matching 2 - 2 times each cosine and selecting A.</w:t>
       </w:r>
     </w:p>
     <w:p>
-      <w:r>
-        <w:t>Support: read the exact case aloud, enlarge the labelled picture, supply input cards and model only the first deciding step. Accept a spoken explanation or drawing; retain the reasoning goal.</w:t>
+      <w:pPr>
+        <w:spacing w:line="336" w:lineRule="auto" w:after="180"/>
+      </w:pPr>
+      <w:r>
+        <w:rPr>
+          <w:b w:val="0"/>
+        </w:rPr>
+        <w:t>Check every learner before discussion: Use the worked case for Similarity and normalisation. Proposed explanation: “Cosine is a probability”. Decide whether this explanation is supported.</w:t>
       </w:r>
     </w:p>
     <w:p>
-      <w:r>
-        <w:t>Extension: Replace P with [0, 0]. Require a prediction and a reason before comparing. Expected result: Cosine and unit normalisation for P are undefined. Reason: The zero vector has norm0, so dividing by its norm is invalid.</w:t>
+      <w:pPr>
+        <w:spacing w:line="336" w:lineRule="auto" w:after="180"/>
+      </w:pPr>
+      <w:r>
+        <w:rPr>
+          <w:b w:val="0"/>
+        </w:rPr>
+        <w:t>Point to the step or supplied fact that decides; explain your repair if needed.</w:t>
       </w:r>
     </w:p>
     <w:p>
-      <w:r>
+      <w:pPr>
+        <w:pStyle w:val="Heading3"/>
+      </w:pPr>
+      <w:r>
+        <w:t>Repair the misconception</w:t>
+      </w:r>
+    </w:p>
+    <w:p>
+      <w:pPr>
+        <w:spacing w:line="336" w:lineRule="auto" w:after="180"/>
+        <w:shd w:fill="FFF5E6"/>
+      </w:pPr>
+      <w:r>
+        <w:rPr>
+          <w:b w:val="0"/>
+        </w:rPr>
+        <w:t>Misconception repair: Its possible negative values and geometric definition show that it is not a calibrated probability.</w:t>
+      </w:r>
+    </w:p>
+    <w:p>
+      <w:pPr>
+        <w:pStyle w:val="Heading3"/>
+      </w:pPr>
+      <w:r>
+        <w:t>Support without giving away the answer</w:t>
+      </w:r>
+    </w:p>
+    <w:p>
+      <w:pPr>
+        <w:spacing w:line="336" w:lineRule="auto" w:after="180"/>
+        <w:shd w:fill="F1F6F8"/>
+      </w:pPr>
+      <w:r>
+        <w:rPr>
+          <w:b w:val="0"/>
+        </w:rPr>
+        <w:t xml:space="preserve">Support: read the exact case aloud, enlarge the labelled picture, supply </w:t>
+      </w:r>
+      <w:r>
+        <w:rPr>
+          <w:b/>
+        </w:rPr>
+        <w:t>input</w:t>
+      </w:r>
+      <w:r>
+        <w:rPr>
+          <w:b w:val="0"/>
+        </w:rPr>
+        <w:t xml:space="preserve"> cards and model only the first deciding step. Accept a spoken explanation or drawing; retain the reasoning goal.</w:t>
+      </w:r>
+    </w:p>
+    <w:p>
+      <w:pPr>
+        <w:pStyle w:val="Heading3"/>
+      </w:pPr>
+      <w:r>
+        <w:t>Extend the reasoning</w:t>
+      </w:r>
+    </w:p>
+    <w:p>
+      <w:pPr>
+        <w:spacing w:line="336" w:lineRule="auto" w:after="180"/>
+        <w:shd w:fill="F5F1FB"/>
+      </w:pPr>
+      <w:r>
+        <w:rPr>
+          <w:b w:val="0"/>
+        </w:rPr>
+        <w:t xml:space="preserve">Extension: Replace P with [0, 0]. Require a </w:t>
+      </w:r>
+      <w:r>
+        <w:rPr>
+          <w:b/>
+        </w:rPr>
+        <w:t>prediction</w:t>
+      </w:r>
+      <w:r>
+        <w:rPr>
+          <w:b w:val="0"/>
+        </w:rPr>
+        <w:t xml:space="preserve"> and a reason before comparing. Expected result: Cosine and unit normalisation for P are undefined. Reason: The zero vector has norm0, so dividing by its norm is invalid.</w:t>
+      </w:r>
+    </w:p>
+    <w:p>
+      <w:pPr>
+        <w:pStyle w:val="Heading3"/>
+      </w:pPr>
+      <w:r>
+        <w:t>Protect the independent attempt</w:t>
+      </w:r>
+    </w:p>
+    <w:p>
+      <w:pPr>
+        <w:spacing w:line="336" w:lineRule="auto" w:after="180"/>
+        <w:shd w:fill="FFF5E6"/>
+      </w:pPr>
+      <w:r>
+        <w:rPr>
+          <w:b w:val="0"/>
+        </w:rPr>
         <w:t>Independent assessment: withhold the reserved answer until the learner has attempted the new case. Record support separately from correctness.</w:t>
       </w:r>
     </w:p>
@@ -2625,46 +4492,954 @@
       </w:tr>
     </w:tbl>
     <w:p>
-      <w:r>
-        <w:t>Project checkpoint: Prepare the demonstration. Gather reproducible instructions, evidence, access checks and remaining limitations.</w:t>
+      <w:pPr>
+        <w:pStyle w:val="Heading3"/>
+      </w:pPr>
+      <w:r>
+        <w:t>Project checkpoint</w:t>
       </w:r>
     </w:p>
     <w:p>
-      <w:r>
-        <w:t>Use the weekly teacher answer for topic-specific reasoning. A saved progress tick is an activity record; judge mastery from the learner’s explanation and evidence.</w:t>
+      <w:pPr>
+        <w:spacing w:line="336" w:lineRule="auto" w:after="180"/>
+        <w:shd w:fill="EDF7F3"/>
+      </w:pPr>
+      <w:r>
+        <w:rPr>
+          <w:b w:val="0"/>
+        </w:rPr>
+        <w:t xml:space="preserve">Project checkpoint: Prepare the demonstration. Gather reproducible instructions, </w:t>
+      </w:r>
+      <w:r>
+        <w:rPr>
+          <w:b/>
+        </w:rPr>
+        <w:t>evidence</w:t>
+      </w:r>
+      <w:r>
+        <w:rPr>
+          <w:b w:val="0"/>
+        </w:rPr>
+        <w:t>, access checks and remaining limitations.</w:t>
       </w:r>
     </w:p>
     <w:p>
       <w:pPr>
-        <w:pStyle w:val="Heading1"/>
-      </w:pPr>
-      <w:r>
-        <w:t>08. Use feedback, labs and repair paths</w:t>
+        <w:spacing w:line="336" w:lineRule="auto" w:after="180"/>
+      </w:pPr>
+      <w:r>
+        <w:rPr>
+          <w:b w:val="0"/>
+        </w:rPr>
+        <w:t xml:space="preserve">Use the weekly teacher answer for topic-specific reasoning. A saved progress tick is an activity record; judge mastery from the learner’s explanation and </w:t>
+      </w:r>
+      <w:r>
+        <w:rPr>
+          <w:b/>
+        </w:rPr>
+        <w:t>evidence</w:t>
+      </w:r>
+      <w:r>
+        <w:rPr>
+          <w:b w:val="0"/>
+        </w:rPr>
+        <w:t>.</w:t>
       </w:r>
     </w:p>
     <w:p>
-      <w:r>
-        <w:t>Use the two formative questions as supported practice, not as independent mastery scores. Discuss the deciding evidence rather than accepting a guessed selection.</w:t>
+      <w:pPr>
+        <w:pStyle w:val="Heading1"/>
+      </w:pPr>
+      <w:r>
+        <w:t>08. Use feedback, labs and repair paths</w:t>
       </w:r>
     </w:p>
     <w:p>
       <w:r>
-        <w:t>The feedback comes from the reviewed public worked case. Do not reveal the separately reserved independent teacher answer until the learner has attempted that case.</w:t>
+        <w:t>Use feedback, earlier review and portfolios purposefully. Apply the coding routine only when this lesson has an executable lab.</w:t>
       </w:r>
     </w:p>
     <w:p>
-      <w:r>
-        <w:t>Ask students to predict before running code. Preserve errors and actual outputs; collect a changed test and an explanation. The branch-boundary and indexing lessons deliberately include failure cases.</w:t>
+      <w:pPr>
+        <w:spacing w:line="336" w:lineRule="auto" w:after="180"/>
+      </w:pPr>
+      <w:r>
+        <w:rPr>
+          <w:b w:val="0"/>
+        </w:rPr>
+        <w:t xml:space="preserve">Use the two formative questions as supported practice, not as independent mastery scores. Discuss the deciding </w:t>
+      </w:r>
+      <w:r>
+        <w:rPr>
+          <w:b/>
+        </w:rPr>
+        <w:t>evidence</w:t>
+      </w:r>
+      <w:r>
+        <w:rPr>
+          <w:b w:val="0"/>
+        </w:rPr>
+        <w:t xml:space="preserve"> rather than accepting a guessed selection.</w:t>
       </w:r>
     </w:p>
     <w:p>
-      <w:r>
-        <w:t>Use the earlier worked-explanation links to address a specific missing building block, then return to the current question. Adapt this suggestion after observing the learner; it is not an automatic diagnosis.</w:t>
+      <w:pPr>
+        <w:spacing w:line="336" w:lineRule="auto" w:after="180"/>
+      </w:pPr>
+      <w:r>
+        <w:rPr>
+          <w:b w:val="0"/>
+        </w:rPr>
+        <w:t>The feedback comes from the reviewed public worked case. Do not reveal the separately reserved independent teacher answer until the learner has attempted that case.</w:t>
       </w:r>
     </w:p>
     <w:p>
-      <w:r>
-        <w:t>Collect the completed-work portfolio as evidence. Record support separately from correctness, and assess explanation, trace/test and limitations. Progress ticks and quiz selections alone do not establish mastery.</w:t>
+      <w:pPr>
+        <w:spacing w:line="336" w:lineRule="auto" w:after="180"/>
+      </w:pPr>
+      <w:r>
+        <w:rPr>
+          <w:b w:val="0"/>
+        </w:rPr>
+        <w:t xml:space="preserve">Ask students to predict before running code. Preserve errors and actual </w:t>
+      </w:r>
+      <w:r>
+        <w:rPr>
+          <w:b/>
+        </w:rPr>
+        <w:t>output</w:t>
+      </w:r>
+      <w:r>
+        <w:rPr>
+          <w:b w:val="0"/>
+        </w:rPr>
+        <w:t>s; collect a changed test and an explanation. The branch-boundary and indexing lessons deliberately include failure cases.</w:t>
+      </w:r>
+    </w:p>
+    <w:p>
+      <w:pPr>
+        <w:spacing w:line="336" w:lineRule="auto" w:after="180"/>
+      </w:pPr>
+      <w:r>
+        <w:rPr>
+          <w:b w:val="0"/>
+        </w:rPr>
+        <w:t>Use the earlier worked-explanation links to address a specific missing building block, then return to the current question. Adapt this suggestion after observing the learner; it is not an automatic diagnosis.</w:t>
+      </w:r>
+    </w:p>
+    <w:p>
+      <w:pPr>
+        <w:spacing w:line="336" w:lineRule="auto" w:after="180"/>
+      </w:pPr>
+      <w:r>
+        <w:rPr>
+          <w:b w:val="0"/>
+        </w:rPr>
+        <w:t xml:space="preserve">Collect the completed-work portfolio as </w:t>
+      </w:r>
+      <w:r>
+        <w:rPr>
+          <w:b/>
+        </w:rPr>
+        <w:t>evidence</w:t>
+      </w:r>
+      <w:r>
+        <w:rPr>
+          <w:b w:val="0"/>
+        </w:rPr>
+        <w:t>. Record support separately from correctness, and assess explanation, trace/test and limitations. Progress ticks and quiz selections alone do not establish mastery.</w:t>
+      </w:r>
+    </w:p>
+    <w:p>
+      <w:pPr>
+        <w:pStyle w:val="Heading1"/>
+      </w:pPr>
+      <w:r>
+        <w:t>09. Visual concept journey</w:t>
+      </w:r>
+    </w:p>
+    <w:p>
+      <w:r>
+        <w:t>Show one Similarity and normalisation graphic at a time, request a prediction and discuss its trace before the independent assessment.</w:t>
+      </w:r>
+    </w:p>
+    <w:p>
+      <w:pPr>
+        <w:spacing w:line="336" w:lineRule="auto" w:after="180"/>
+      </w:pPr>
+      <w:r>
+        <w:rPr>
+          <w:b w:val="0"/>
+        </w:rPr>
+        <w:t xml:space="preserve">Use one picture at a time. Hide a worked result before asking for a </w:t>
+      </w:r>
+      <w:r>
+        <w:rPr>
+          <w:b/>
+        </w:rPr>
+        <w:t>prediction</w:t>
+      </w:r>
+      <w:r>
+        <w:rPr>
+          <w:b w:val="0"/>
+        </w:rPr>
+        <w:t>, then reveal it for feedback. These are supported teaching cases; retain the separate independent assessment for a fresh first attempt.</w:t>
+      </w:r>
+    </w:p>
+    <w:p>
+      <w:pPr>
+        <w:pStyle w:val="Heading3"/>
+      </w:pPr>
+      <w:r>
+        <w:t>01. Similarity and normalisation: the case</w:t>
+      </w:r>
+    </w:p>
+    <w:p>
+      <w:r>
+        <w:drawing>
+          <wp:inline xmlns:a="http://schemas.openxmlformats.org/drawingml/2006/main" xmlns:pic="http://schemas.openxmlformats.org/drawingml/2006/picture">
+            <wp:extent cx="5486400" cy="3142488"/>
+            <wp:docPr id="3" name="Picture 3" descr="Compare angular alignment with raw distance on the same vectors. Supplied facts: Query [2, 0]; P=[8, 0]; Q=[2, 1]. Nonzero vectors only; compare squared Euclidean distance and cosine. All inputs and outcomes in this worked example are invented classroom data; no real model run is claimed."/>
+            <wp:cNvGraphicFramePr>
+              <a:graphicFrameLocks noChangeAspect="1"/>
+            </wp:cNvGraphicFramePr>
+            <a:graphic>
+              <a:graphicData uri="http://schemas.openxmlformats.org/drawingml/2006/picture">
+                <pic:pic>
+                  <pic:nvPicPr>
+                    <pic:cNvPr id="0" name="academy-story-ai-5-27-01.png"/>
+                    <pic:cNvPicPr/>
+                  </pic:nvPicPr>
+                  <pic:blipFill>
+                    <a:blip r:embed="rId11"/>
+                    <a:stretch>
+                      <a:fillRect/>
+                    </a:stretch>
+                  </pic:blipFill>
+                  <pic:spPr>
+                    <a:xfrm>
+                      <a:off x="0" y="0"/>
+                      <a:ext cx="5486400" cy="3142488"/>
+                    </a:xfrm>
+                    <a:prstGeom prst="rect"/>
+                  </pic:spPr>
+                </pic:pic>
+              </a:graphicData>
+            </a:graphic>
+          </wp:inline>
+        </w:drawing>
+      </w:r>
+    </w:p>
+    <w:p>
+      <w:pPr>
+        <w:spacing w:line="336" w:lineRule="auto" w:after="180"/>
+      </w:pPr>
+      <w:r>
+        <w:rPr>
+          <w:b w:val="0"/>
+        </w:rPr>
+        <w:t>Compare angular alignment with raw distance on the same vectors. Supplied facts: Query [2, 0]; P=[8, 0]; Q=[2, 1]. Nonzero vectors only; compare squared Euclidean distance and cosine.</w:t>
+      </w:r>
+    </w:p>
+    <w:p>
+      <w:pPr>
+        <w:spacing w:line="336" w:lineRule="auto" w:after="180"/>
+      </w:pPr>
+      <w:r>
+        <w:rPr>
+          <w:b w:val="0"/>
+        </w:rPr>
+        <w:t xml:space="preserve">All </w:t>
+      </w:r>
+      <w:r>
+        <w:rPr>
+          <w:b/>
+        </w:rPr>
+        <w:t>input</w:t>
+      </w:r>
+      <w:r>
+        <w:rPr>
+          <w:b w:val="0"/>
+        </w:rPr>
+        <w:t>s and outcomes in this worked example are invented classroom data; no real model run is claimed.</w:t>
+      </w:r>
+    </w:p>
+    <w:p>
+      <w:pPr>
+        <w:spacing w:line="336" w:lineRule="auto" w:after="180"/>
+        <w:shd w:fill="F5F1FB"/>
+      </w:pPr>
+      <w:r>
+        <w:rPr>
+          <w:b w:val="0"/>
+        </w:rPr>
+        <w:t>Point to the given fact that matters most. Explain why it matters.</w:t>
+      </w:r>
+    </w:p>
+    <w:p>
+      <w:pPr>
+        <w:pStyle w:val="Heading3"/>
+      </w:pPr>
+      <w:r>
+        <w:t>Discuss while showing the picture</w:t>
+      </w:r>
+    </w:p>
+    <w:p>
+      <w:pPr>
+        <w:spacing w:line="336" w:lineRule="auto" w:after="180"/>
+        <w:shd w:fill="F1F6F8"/>
+      </w:pPr>
+      <w:r>
+        <w:rPr>
+          <w:b w:val="0"/>
+        </w:rPr>
+        <w:t>Teacher prompt: Point to the given fact that matters most. Explain why it matters. Ask learners to describe one label or arrow in ordinary words. Use the adjacent transcript if the image is difficult to see.</w:t>
+      </w:r>
+    </w:p>
+    <w:p>
+      <w:pPr>
+        <w:pStyle w:val="Heading3"/>
+      </w:pPr>
+      <w:r>
+        <w:t>02. Follow the deciding steps</w:t>
+      </w:r>
+    </w:p>
+    <w:p>
+      <w:r>
+        <w:drawing>
+          <wp:inline xmlns:a="http://schemas.openxmlformats.org/drawingml/2006/main" xmlns:pic="http://schemas.openxmlformats.org/drawingml/2006/picture">
+            <wp:extent cx="5486400" cy="3182112"/>
+            <wp:docPr id="4" name="Picture 4" descr="Raw distances: P distance36; Q distance1, so Q is closer in raw coordinates. → Angular similarity: CosineP=1; cosineQ=2/sqrt5≈0.8944, so P aligns more closely. → Normalise: Unit query [1, 0], P [1, 0], Q [2/sqrt5, 1/sqrt5]; normalised distanceP0."/>
+            <wp:cNvGraphicFramePr>
+              <a:graphicFrameLocks noChangeAspect="1"/>
+            </wp:cNvGraphicFramePr>
+            <a:graphic>
+              <a:graphicData uri="http://schemas.openxmlformats.org/drawingml/2006/picture">
+                <pic:pic>
+                  <pic:nvPicPr>
+                    <pic:cNvPr id="0" name="academy-story-ai-5-27-02.png"/>
+                    <pic:cNvPicPr/>
+                  </pic:nvPicPr>
+                  <pic:blipFill>
+                    <a:blip r:embed="rId12"/>
+                    <a:stretch>
+                      <a:fillRect/>
+                    </a:stretch>
+                  </pic:blipFill>
+                  <pic:spPr>
+                    <a:xfrm>
+                      <a:off x="0" y="0"/>
+                      <a:ext cx="5486400" cy="3182112"/>
+                    </a:xfrm>
+                    <a:prstGeom prst="rect"/>
+                  </pic:spPr>
+                </pic:pic>
+              </a:graphicData>
+            </a:graphic>
+          </wp:inline>
+        </w:drawing>
+      </w:r>
+    </w:p>
+    <w:p>
+      <w:pPr>
+        <w:spacing w:line="336" w:lineRule="auto" w:after="180"/>
+      </w:pPr>
+      <w:r>
+        <w:rPr>
+          <w:b w:val="0"/>
+        </w:rPr>
+        <w:t>Raw distances: P distance36; Q distance1, so Q is closer in raw coordinates. → Angular similarity: CosineP=1; cosineQ=2/sqrt5≈0.8944, so P aligns more closely. → Normalise: Unit query [1, 0], P [1, 0], Q [2/sqrt5, 1/sqrt5]; normalised distanceP0.</w:t>
+      </w:r>
+    </w:p>
+    <w:p>
+      <w:pPr>
+        <w:spacing w:line="336" w:lineRule="auto" w:after="180"/>
+        <w:shd w:fill="F5F1FB"/>
+      </w:pPr>
+      <w:r>
+        <w:rPr>
+          <w:b w:val="0"/>
+        </w:rPr>
+        <w:t xml:space="preserve">Point to each numbered stage and explain which recorded </w:t>
+      </w:r>
+      <w:r>
+        <w:rPr>
+          <w:b/>
+        </w:rPr>
+        <w:t>input</w:t>
+      </w:r>
+      <w:r>
+        <w:rPr>
+          <w:b w:val="0"/>
+        </w:rPr>
+        <w:t xml:space="preserve"> it uses.</w:t>
+      </w:r>
+    </w:p>
+    <w:p>
+      <w:pPr>
+        <w:pStyle w:val="Heading3"/>
+      </w:pPr>
+      <w:r>
+        <w:t>Discuss while showing the picture</w:t>
+      </w:r>
+    </w:p>
+    <w:p>
+      <w:pPr>
+        <w:spacing w:line="336" w:lineRule="auto" w:after="180"/>
+        <w:shd w:fill="F1F6F8"/>
+      </w:pPr>
+      <w:r>
+        <w:rPr>
+          <w:b w:val="0"/>
+        </w:rPr>
+        <w:t xml:space="preserve">Teacher prompt: Point to each numbered stage and explain which recorded </w:t>
+      </w:r>
+      <w:r>
+        <w:rPr>
+          <w:b/>
+        </w:rPr>
+        <w:t>input</w:t>
+      </w:r>
+      <w:r>
+        <w:rPr>
+          <w:b w:val="0"/>
+        </w:rPr>
+        <w:t xml:space="preserve"> it uses. Ask learners to describe one label or arrow in ordinary words. Use the adjacent transcript if the image is difficult to see.</w:t>
+      </w:r>
+    </w:p>
+    <w:p>
+      <w:pPr>
+        <w:pStyle w:val="Heading3"/>
+      </w:pPr>
+      <w:r>
+        <w:t>03. Raw proximity differs from angular alignment</w:t>
+      </w:r>
+    </w:p>
+    <w:p>
+      <w:r>
+        <w:drawing>
+          <wp:inline xmlns:a="http://schemas.openxmlformats.org/drawingml/2006/main" xmlns:pic="http://schemas.openxmlformats.org/drawingml/2006/picture">
+            <wp:extent cx="5486400" cy="3938016"/>
+            <wp:docPr id="5" name="Picture 5" descr="Raw proximity differs from angular alignment. P: (8, 0). Q: (2, 1). Query query: (2, 0). Axes: first vector coordinate; second vector coordinate. Distance: Compare squared Euclidean distance and cosine."/>
+            <wp:cNvGraphicFramePr>
+              <a:graphicFrameLocks noChangeAspect="1"/>
+            </wp:cNvGraphicFramePr>
+            <a:graphic>
+              <a:graphicData uri="http://schemas.openxmlformats.org/drawingml/2006/picture">
+                <pic:pic>
+                  <pic:nvPicPr>
+                    <pic:cNvPr id="0" name="academy-story-ai-5-27-03.png"/>
+                    <pic:cNvPicPr/>
+                  </pic:nvPicPr>
+                  <pic:blipFill>
+                    <a:blip r:embed="rId13"/>
+                    <a:stretch>
+                      <a:fillRect/>
+                    </a:stretch>
+                  </pic:blipFill>
+                  <pic:spPr>
+                    <a:xfrm>
+                      <a:off x="0" y="0"/>
+                      <a:ext cx="5486400" cy="3938016"/>
+                    </a:xfrm>
+                    <a:prstGeom prst="rect"/>
+                  </pic:spPr>
+                </pic:pic>
+              </a:graphicData>
+            </a:graphic>
+          </wp:inline>
+        </w:drawing>
+      </w:r>
+    </w:p>
+    <w:p>
+      <w:pPr>
+        <w:spacing w:line="336" w:lineRule="auto" w:after="180"/>
+      </w:pPr>
+      <w:r>
+        <w:rPr>
+          <w:b w:val="0"/>
+        </w:rPr>
+        <w:t>Raw proximity differs from angular alignment. P: (8, 0). Q: (2, 1). Query query: (2, 0). Axes: first vector coordinate; second vector coordinate. Distance: Compare squared Euclidean distance and cosine.</w:t>
+      </w:r>
+    </w:p>
+    <w:p>
+      <w:pPr>
+        <w:spacing w:line="336" w:lineRule="auto" w:after="180"/>
+        <w:shd w:fill="F5F1FB"/>
+      </w:pPr>
+      <w:r>
+        <w:rPr>
+          <w:b w:val="0"/>
+        </w:rPr>
+        <w:t>Read the labels and values. Explain the relationship the model shows.</w:t>
+      </w:r>
+    </w:p>
+    <w:p>
+      <w:pPr>
+        <w:pStyle w:val="Heading3"/>
+      </w:pPr>
+      <w:r>
+        <w:t>Discuss while showing the picture</w:t>
+      </w:r>
+    </w:p>
+    <w:p>
+      <w:pPr>
+        <w:spacing w:line="336" w:lineRule="auto" w:after="180"/>
+        <w:shd w:fill="F1F6F8"/>
+      </w:pPr>
+      <w:r>
+        <w:rPr>
+          <w:b w:val="0"/>
+        </w:rPr>
+        <w:t>Teacher prompt: Read the labels and values. Explain the relationship the model shows. Ask learners to describe one label or arrow in ordinary words. Use the adjacent transcript if the image is difficult to see.</w:t>
+      </w:r>
+    </w:p>
+    <w:p>
+      <w:pPr>
+        <w:spacing w:line="336" w:lineRule="auto" w:after="180"/>
+        <w:shd w:fill="F1F6F8"/>
+      </w:pPr>
+      <w:r>
+        <w:rPr>
+          <w:b w:val="0"/>
+        </w:rPr>
+        <w:t>Check row/column meanings, units and denominators before discussing a difference. Supplied toy values are not real class or model results.</w:t>
+      </w:r>
+    </w:p>
+    <w:p>
+      <w:pPr>
+        <w:pStyle w:val="Heading3"/>
+      </w:pPr>
+      <w:r>
+        <w:t>04. Change one thing. Trace what follows.</w:t>
+      </w:r>
+    </w:p>
+    <w:p>
+      <w:r>
+        <w:drawing>
+          <wp:inline xmlns:a="http://schemas.openxmlformats.org/drawingml/2006/main" xmlns:pic="http://schemas.openxmlformats.org/drawingml/2006/picture">
+            <wp:extent cx="5486400" cy="3026664"/>
+            <wp:docPr id="6" name="Picture 6" descr="Original case: Unit query [1, 0], P [1, 0], Q [2/sqrt5, 1/sqrt5]; normalised distanceP0. Changed condition: Replace P with [0, 0]. Expected result: Cosine and unit normalisation for P are undefined. Reason: The zero vector has norm0, so dividing by its norm is invalid."/>
+            <wp:cNvGraphicFramePr>
+              <a:graphicFrameLocks noChangeAspect="1"/>
+            </wp:cNvGraphicFramePr>
+            <a:graphic>
+              <a:graphicData uri="http://schemas.openxmlformats.org/drawingml/2006/picture">
+                <pic:pic>
+                  <pic:nvPicPr>
+                    <pic:cNvPr id="0" name="academy-story-ai-5-27-04.png"/>
+                    <pic:cNvPicPr/>
+                  </pic:nvPicPr>
+                  <pic:blipFill>
+                    <a:blip r:embed="rId14"/>
+                    <a:stretch>
+                      <a:fillRect/>
+                    </a:stretch>
+                  </pic:blipFill>
+                  <pic:spPr>
+                    <a:xfrm>
+                      <a:off x="0" y="0"/>
+                      <a:ext cx="5486400" cy="3026664"/>
+                    </a:xfrm>
+                    <a:prstGeom prst="rect"/>
+                  </pic:spPr>
+                </pic:pic>
+              </a:graphicData>
+            </a:graphic>
+          </wp:inline>
+        </w:drawing>
+      </w:r>
+    </w:p>
+    <w:p>
+      <w:pPr>
+        <w:spacing w:line="336" w:lineRule="auto" w:after="180"/>
+      </w:pPr>
+      <w:r>
+        <w:rPr>
+          <w:b w:val="0"/>
+        </w:rPr>
+        <w:t>Original case: Unit query [1, 0], P [1, 0], Q [2/sqrt5, 1/sqrt5]; normalised distanceP0. Changed condition: Replace P with [0, 0]. Expected result: Cosine and unit normalisation for P are undefined.</w:t>
+      </w:r>
+    </w:p>
+    <w:p>
+      <w:pPr>
+        <w:spacing w:line="336" w:lineRule="auto" w:after="180"/>
+      </w:pPr>
+      <w:r>
+        <w:rPr>
+          <w:b w:val="0"/>
+        </w:rPr>
+        <w:t>Reason: The zero vector has norm0, so dividing by its norm is invalid.</w:t>
+      </w:r>
+    </w:p>
+    <w:p>
+      <w:pPr>
+        <w:spacing w:line="336" w:lineRule="auto" w:after="180"/>
+        <w:shd w:fill="F5F1FB"/>
+      </w:pPr>
+      <w:r>
+        <w:rPr>
+          <w:b w:val="0"/>
+        </w:rPr>
+        <w:t>Predict before checking the worked changed-case result. Name what changed and what the supplied facts allow you to conclude.</w:t>
+      </w:r>
+    </w:p>
+    <w:p>
+      <w:pPr>
+        <w:pStyle w:val="Heading3"/>
+      </w:pPr>
+      <w:r>
+        <w:t>Discuss while showing the picture</w:t>
+      </w:r>
+    </w:p>
+    <w:p>
+      <w:pPr>
+        <w:spacing w:line="336" w:lineRule="auto" w:after="180"/>
+        <w:shd w:fill="F1F6F8"/>
+      </w:pPr>
+      <w:r>
+        <w:rPr>
+          <w:b w:val="0"/>
+        </w:rPr>
+        <w:t>Teacher prompt: Predict before checking the worked changed-case result. Name what changed and what the supplied facts allow you to conclude. Ask learners to describe one label or arrow in ordinary words.</w:t>
+      </w:r>
+    </w:p>
+    <w:p>
+      <w:pPr>
+        <w:spacing w:line="336" w:lineRule="auto" w:after="180"/>
+        <w:shd w:fill="F1F6F8"/>
+      </w:pPr>
+      <w:r>
+        <w:rPr>
+          <w:b w:val="0"/>
+        </w:rPr>
+        <w:t>Use the adjacent transcript if the image is difficult to see. Changed-case reasoning: The zero vector has norm0, so dividing by its norm is invalid.</w:t>
+      </w:r>
+    </w:p>
+    <w:p>
+      <w:pPr>
+        <w:pStyle w:val="Heading3"/>
+      </w:pPr>
+      <w:r>
+        <w:t>05. Connect the explanation to its limit</w:t>
+      </w:r>
+    </w:p>
+    <w:p>
+      <w:r>
+        <w:drawing>
+          <wp:inline xmlns:a="http://schemas.openxmlformats.org/drawingml/2006/main" xmlns:pic="http://schemas.openxmlformats.org/drawingml/2006/picture">
+            <wp:extent cx="5486400" cy="2834640"/>
+            <wp:docPr id="7" name="Picture 7" descr="Raw Euclidean distance includes differences in both direction and magnitude. Cosine compares direction using the vector lengths, so a long vector can align perfectly while being far away in raw coordinates. Declare which question your similarity measure answers. A zero vector has no direction and cannot be divided by its norm for cosine or unit normalisation. Limit: Neither metric is universally right; choose it from the task and handle zero vectors explicitly."/>
+            <wp:cNvGraphicFramePr>
+              <a:graphicFrameLocks noChangeAspect="1"/>
+            </wp:cNvGraphicFramePr>
+            <a:graphic>
+              <a:graphicData uri="http://schemas.openxmlformats.org/drawingml/2006/picture">
+                <pic:pic>
+                  <pic:nvPicPr>
+                    <pic:cNvPr id="0" name="academy-story-ai-5-27-05.png"/>
+                    <pic:cNvPicPr/>
+                  </pic:nvPicPr>
+                  <pic:blipFill>
+                    <a:blip r:embed="rId15"/>
+                    <a:stretch>
+                      <a:fillRect/>
+                    </a:stretch>
+                  </pic:blipFill>
+                  <pic:spPr>
+                    <a:xfrm>
+                      <a:off x="0" y="0"/>
+                      <a:ext cx="5486400" cy="2834640"/>
+                    </a:xfrm>
+                    <a:prstGeom prst="rect"/>
+                  </pic:spPr>
+                </pic:pic>
+              </a:graphicData>
+            </a:graphic>
+          </wp:inline>
+        </w:drawing>
+      </w:r>
+    </w:p>
+    <w:p>
+      <w:pPr>
+        <w:spacing w:line="336" w:lineRule="auto" w:after="180"/>
+      </w:pPr>
+      <w:r>
+        <w:rPr>
+          <w:b w:val="0"/>
+        </w:rPr>
+        <w:t xml:space="preserve">Raw Euclidean distance includes differences in both direction and magnitude. Cosine compares direction using the </w:t>
+      </w:r>
+      <w:r>
+        <w:rPr>
+          <w:b/>
+        </w:rPr>
+        <w:t>vector length</w:t>
+      </w:r>
+      <w:r>
+        <w:rPr>
+          <w:b w:val="0"/>
+        </w:rPr>
+        <w:t>s, so a long vector can align perfectly while being far away in raw coordinates.</w:t>
+      </w:r>
+    </w:p>
+    <w:p>
+      <w:pPr>
+        <w:spacing w:line="336" w:lineRule="auto" w:after="180"/>
+      </w:pPr>
+      <w:r>
+        <w:rPr>
+          <w:b w:val="0"/>
+        </w:rPr>
+        <w:t>Declare which question your similarity measure answers. A zero vector has no direction and cannot be divided by its norm for cosine or unit normalisation.</w:t>
+      </w:r>
+    </w:p>
+    <w:p>
+      <w:pPr>
+        <w:spacing w:line="336" w:lineRule="auto" w:after="180"/>
+      </w:pPr>
+      <w:r>
+        <w:rPr>
+          <w:b w:val="0"/>
+        </w:rPr>
+        <w:t>Limit: Neither metric is universally right; choose it from the task and handle zero vectors explicitly.</w:t>
+      </w:r>
+    </w:p>
+    <w:p>
+      <w:pPr>
+        <w:spacing w:line="336" w:lineRule="auto" w:after="180"/>
+        <w:shd w:fill="F5F1FB"/>
+      </w:pPr>
+      <w:r>
+        <w:rPr>
+          <w:b w:val="0"/>
+        </w:rPr>
+        <w:t>Explain the case, then point to a limit on the claim.</w:t>
+      </w:r>
+    </w:p>
+    <w:p>
+      <w:pPr>
+        <w:pStyle w:val="Heading3"/>
+      </w:pPr>
+      <w:r>
+        <w:t>Discuss while showing the picture</w:t>
+      </w:r>
+    </w:p>
+    <w:p>
+      <w:pPr>
+        <w:spacing w:line="336" w:lineRule="auto" w:after="180"/>
+        <w:shd w:fill="F1F6F8"/>
+      </w:pPr>
+      <w:r>
+        <w:rPr>
+          <w:b w:val="0"/>
+        </w:rPr>
+        <w:t>Teacher prompt: Explain the case, then point to a limit on the claim. Ask learners to describe one label or arrow in ordinary words. Use the adjacent transcript if the image is difficult to see.</w:t>
+      </w:r>
+    </w:p>
+    <w:p>
+      <w:pPr>
+        <w:spacing w:line="336" w:lineRule="auto" w:after="180"/>
+        <w:shd w:fill="F1F6F8"/>
+      </w:pPr>
+      <w:r>
+        <w:rPr>
+          <w:b w:val="0"/>
+        </w:rPr>
+        <w:t>Keep the stated scope: Neither metric is universally right; choose it from the task and handle zero vectors explicitly.</w:t>
+      </w:r>
+    </w:p>
+    <w:p>
+      <w:pPr>
+        <w:pStyle w:val="Heading3"/>
+      </w:pPr>
+      <w:r>
+        <w:t>06. Make the idea visible in your project</w:t>
+      </w:r>
+    </w:p>
+    <w:p>
+      <w:r>
+        <w:drawing>
+          <wp:inline xmlns:a="http://schemas.openxmlformats.org/drawingml/2006/main" xmlns:pic="http://schemas.openxmlformats.org/drawingml/2006/picture">
+            <wp:extent cx="5486400" cy="3681984"/>
+            <wp:docPr id="8" name="Picture 8" descr="For your Image-pattern Network Investigation, save the input, procedure, observed result and limitation of this check. Label this worked example as practice; use a different, previously unreviewed case when checking independent understanding. Draw your input, deciding step, result and limit. Supported question: Why do the original two metrics select different winners? Point to the relevant step in the picture, then write the changed result and the rule or evidence that supports it."/>
+            <wp:cNvGraphicFramePr>
+              <a:graphicFrameLocks noChangeAspect="1"/>
+            </wp:cNvGraphicFramePr>
+            <a:graphic>
+              <a:graphicData uri="http://schemas.openxmlformats.org/drawingml/2006/picture">
+                <pic:pic>
+                  <pic:nvPicPr>
+                    <pic:cNvPr id="0" name="academy-story-ai-5-27-06.png"/>
+                    <pic:cNvPicPr/>
+                  </pic:nvPicPr>
+                  <pic:blipFill>
+                    <a:blip r:embed="rId16"/>
+                    <a:stretch>
+                      <a:fillRect/>
+                    </a:stretch>
+                  </pic:blipFill>
+                  <pic:spPr>
+                    <a:xfrm>
+                      <a:off x="0" y="0"/>
+                      <a:ext cx="5486400" cy="3681984"/>
+                    </a:xfrm>
+                    <a:prstGeom prst="rect"/>
+                  </pic:spPr>
+                </pic:pic>
+              </a:graphicData>
+            </a:graphic>
+          </wp:inline>
+        </w:drawing>
+      </w:r>
+    </w:p>
+    <w:p>
+      <w:pPr>
+        <w:spacing w:line="336" w:lineRule="auto" w:after="180"/>
+      </w:pPr>
+      <w:r>
+        <w:rPr>
+          <w:b w:val="0"/>
+        </w:rPr>
+        <w:t xml:space="preserve">For your Image-pattern Network Investigation, save the </w:t>
+      </w:r>
+      <w:r>
+        <w:rPr>
+          <w:b/>
+        </w:rPr>
+        <w:t>input</w:t>
+      </w:r>
+      <w:r>
+        <w:rPr>
+          <w:b w:val="0"/>
+        </w:rPr>
+        <w:t>, procedure, observed result and limitation of this check.</w:t>
+      </w:r>
+    </w:p>
+    <w:p>
+      <w:pPr>
+        <w:spacing w:line="336" w:lineRule="auto" w:after="180"/>
+      </w:pPr>
+      <w:r>
+        <w:rPr>
+          <w:b w:val="0"/>
+        </w:rPr>
+        <w:t xml:space="preserve">Label this worked example as practice; use a different, previously unreviewed case when checking independent understanding. Draw your </w:t>
+      </w:r>
+      <w:r>
+        <w:rPr>
+          <w:b/>
+        </w:rPr>
+        <w:t>input</w:t>
+      </w:r>
+      <w:r>
+        <w:rPr>
+          <w:b w:val="0"/>
+        </w:rPr>
+        <w:t>, deciding step, result and limit.</w:t>
+      </w:r>
+    </w:p>
+    <w:p>
+      <w:pPr>
+        <w:spacing w:line="336" w:lineRule="auto" w:after="180"/>
+      </w:pPr>
+      <w:r>
+        <w:rPr>
+          <w:b w:val="0"/>
+        </w:rPr>
+        <w:t xml:space="preserve">Supported question: Why do the original two metrics select different winners? Point to the relevant step in the picture, then write the changed result and the rule or </w:t>
+      </w:r>
+      <w:r>
+        <w:rPr>
+          <w:b/>
+        </w:rPr>
+        <w:t>evidence</w:t>
+      </w:r>
+      <w:r>
+        <w:rPr>
+          <w:b w:val="0"/>
+        </w:rPr>
+        <w:t xml:space="preserve"> that supports it.</w:t>
+      </w:r>
+    </w:p>
+    <w:p>
+      <w:pPr>
+        <w:spacing w:line="336" w:lineRule="auto" w:after="180"/>
+        <w:shd w:fill="F5F1FB"/>
+      </w:pPr>
+      <w:r>
+        <w:rPr>
+          <w:b w:val="0"/>
+        </w:rPr>
+        <w:t xml:space="preserve">Draw your project trace and justify the deciding step using </w:t>
+      </w:r>
+      <w:r>
+        <w:rPr>
+          <w:b/>
+        </w:rPr>
+        <w:t>evidence</w:t>
+      </w:r>
+      <w:r>
+        <w:rPr>
+          <w:b w:val="0"/>
+        </w:rPr>
+        <w:t>.</w:t>
+      </w:r>
+    </w:p>
+    <w:p>
+      <w:pPr>
+        <w:pStyle w:val="Heading3"/>
+      </w:pPr>
+      <w:r>
+        <w:t>Discuss while showing the picture</w:t>
+      </w:r>
+    </w:p>
+    <w:p>
+      <w:pPr>
+        <w:spacing w:line="336" w:lineRule="auto" w:after="180"/>
+        <w:shd w:fill="F1F6F8"/>
+      </w:pPr>
+      <w:r>
+        <w:rPr>
+          <w:b w:val="0"/>
+        </w:rPr>
+        <w:t xml:space="preserve">Teacher prompt: Draw your project trace and justify the deciding step using </w:t>
+      </w:r>
+      <w:r>
+        <w:rPr>
+          <w:b/>
+        </w:rPr>
+        <w:t>evidence</w:t>
+      </w:r>
+      <w:r>
+        <w:rPr>
+          <w:b w:val="0"/>
+        </w:rPr>
+        <w:t>. Ask learners to describe one label or arrow in ordinary words. Use the adjacent transcript if the image is difficult to see.</w:t>
+      </w:r>
+    </w:p>
+    <w:p>
+      <w:pPr>
+        <w:spacing w:line="336" w:lineRule="auto" w:after="180"/>
+        <w:shd w:fill="F1F6F8"/>
+      </w:pPr>
+      <w:r>
+        <w:rPr>
+          <w:b w:val="0"/>
+        </w:rPr>
+        <w:t>Supported practice key: Raw distance includes length differences; cosine compares direction after accounting for norms. P shares direction but has a much larger magnitude.</w:t>
+      </w:r>
+    </w:p>
+    <w:p>
+      <w:pPr>
+        <w:spacing w:line="336" w:lineRule="auto" w:after="180"/>
+        <w:shd w:fill="F1F6F8"/>
+      </w:pPr>
+      <w:r>
+        <w:rPr>
+          <w:b w:val="0"/>
+        </w:rPr>
+        <w:t>Changed-case check: Cosine and unit normalisation for P are undefined. The zero vector has norm0, so dividing by its norm is invalid.</w:t>
       </w:r>
     </w:p>
     <w:sectPr>

--- a/downloads/teacher/ai-5-week-27.docx
+++ b/downloads/teacher/ai-5-week-27.docx
@@ -137,7 +137,7 @@
           </w:tcPr>
           <w:p>
             <w:r>
-              <w:t>Sections 1–6; record the brief recall in the workbook.</w:t>
+              <w:t>Use Your mission, Notice the evidence, See how it works, Words that unlock the idea and Follow a worked example; record recall in the workbook.</w:t>
             </w:r>
           </w:p>
         </w:tc>
@@ -169,7 +169,7 @@
           </w:tcPr>
           <w:p>
             <w:r>
-              <w:t>Sections 7–10; use the matching workbook W2 and misconception check.</w:t>
+              <w:t>Use Find and repair a mistake, Practise together and Build your understanding; use the matching workbook W2 and Individual reasoning check.</w:t>
             </w:r>
           </w:p>
         </w:tc>
@@ -201,7 +201,7 @@
           </w:tcPr>
           <w:p>
             <w:r>
-              <w:t>Sections 9 and 11–14. Give extra time to finish the full task set; use Section 15 when the week includes a coding lab.</w:t>
+              <w:t>Use Run the investigation, Connect your project and Try a new case independently. Allow extra time for the full task set. When code is supplied, use the examples in See how it works or Follow a worked example and the browser lab in Supported practice, repair and portfolio.</w:t>
             </w:r>
           </w:p>
         </w:tc>
@@ -392,7 +392,7 @@
         <w:rPr>
           <w:b w:val="0"/>
         </w:rPr>
-        <w:t xml:space="preserve">Use two 45-minute sessions. Supply calculators and connect </w:t>
+        <w:t xml:space="preserve">For the compact alternative schedule, use two 45-minute sessions. Supply calculators and connect </w:t>
       </w:r>
       <w:r>
         <w:rPr>
@@ -1585,7 +1585,7 @@
         <w:drawing>
           <wp:inline xmlns:a="http://schemas.openxmlformats.org/drawingml/2006/main" xmlns:pic="http://schemas.openxmlformats.org/drawingml/2006/picture">
             <wp:extent cx="5486400" cy="5261429"/>
-            <wp:docPr id="2" name="Picture 2" descr="Similarity and normalisation. Raw distances: P distance36; Q distance1, so Q is closer in raw coordinates.. Angular similarity: CosineP=1; cosineQ=2/sqrt5≈0.8944, so P aligns more closely.. Normalise: Unit query [1, 0], P [1, 0], Q [2/sqrt5, 1/sqrt5]; normalised distanceP0."/>
+            <wp:docPr id="2" name="Picture 2" descr="Similarity and normalisation. Raw distances: P distance 36; Q distance 1, so Q is closer in raw coordinates.. Angular similarity: Cosine P =1; cosine Q =2/sqrt5≈0.8944, so P aligns more closely.. Normalise: Unit query [1, 0], P [1, 0], Q [2/sqrt5, 1/sqrt5]; normalised distance to P is 0."/>
             <wp:cNvGraphicFramePr>
               <a:graphicFrameLocks noChangeAspect="1"/>
             </wp:cNvGraphicFramePr>
@@ -1676,7 +1676,7 @@
           </w:tcPr>
           <w:p>
             <w:r>
-              <w:t>P distance36; Q distance1, so Q is closer in raw coordinates.</w:t>
+              <w:t>P distance 36; Q distance 1, so Q is closer in raw coordinates.</w:t>
             </w:r>
           </w:p>
         </w:tc>
@@ -1698,7 +1698,7 @@
           </w:tcPr>
           <w:p>
             <w:r>
-              <w:t>CosineP=1; cosineQ=2/sqrt5≈0.8944, so P aligns more closely.</w:t>
+              <w:t>Cosine P =1; cosine Q =2/sqrt5≈0.8944, so P aligns more closely.</w:t>
             </w:r>
           </w:p>
         </w:tc>
@@ -1720,7 +1720,7 @@
           </w:tcPr>
           <w:p>
             <w:r>
-              <w:t>Unit query [1, 0], P [1, 0], Q [2/sqrt5, 1/sqrt5]; normalised distanceP0.</w:t>
+              <w:t>Unit query [1, 0], P [1, 0], Q [2/sqrt5, 1/sqrt5]; normalised distance to P is 0.</w:t>
             </w:r>
           </w:p>
         </w:tc>
@@ -1882,7 +1882,7 @@
         <w:rPr>
           <w:b w:val="0"/>
         </w:rPr>
-        <w:t>Reason: The zero vector has norm0, so dividing by its norm is invalid.</w:t>
+        <w:t>Reason: The zero vector has norm 0, so dividing by its norm is invalid.</w:t>
       </w:r>
     </w:p>
     <w:p>
@@ -2180,7 +2180,7 @@
         <w:rPr>
           <w:b w:val="0"/>
         </w:rPr>
-        <w:t xml:space="preserve">Use the worked example in Sections 3 and 6. Collect a </w:t>
+        <w:t xml:space="preserve">Use See how it works and Follow a worked example. Collect a </w:t>
       </w:r>
       <w:r>
         <w:rPr>
@@ -2464,7 +2464,7 @@
         <w:rPr>
           <w:b w:val="0"/>
         </w:rPr>
-        <w:t>The zero vector has norm0, so dividing by its norm is invalid.</w:t>
+        <w:t>The zero vector has norm 0, so dividing by its norm is invalid.</w:t>
       </w:r>
     </w:p>
     <w:p>
@@ -2475,7 +2475,7 @@
         <w:rPr>
           <w:b w:val="0"/>
         </w:rPr>
-        <w:t>Changed-case reasoning: Cosine and unit normalisation for P are undefined. The zero vector has norm0, so dividing by its norm is invalid.</w:t>
+        <w:t>Changed-case reasoning: Cosine and unit normalisation for P are undefined. The zero vector has norm 0, so dividing by its norm is invalid.</w:t>
       </w:r>
     </w:p>
     <w:p>
@@ -2579,7 +2579,7 @@
         <w:rPr>
           <w:b w:val="0"/>
         </w:rPr>
-        <w:t xml:space="preserve">Use Section 9 for the </w:t>
+        <w:t xml:space="preserve">Use Run the investigation for the </w:t>
       </w:r>
       <w:r>
         <w:rPr>
@@ -4069,7 +4069,7 @@
           </w:tcPr>
           <w:p>
             <w:r>
-              <w:t>Sections 1–6; record the brief recall in the workbook.</w:t>
+              <w:t>Use Your mission, Notice the evidence, See how it works, Words that unlock the idea and Follow a worked example; record recall in the workbook.</w:t>
             </w:r>
           </w:p>
         </w:tc>
@@ -4101,7 +4101,7 @@
           </w:tcPr>
           <w:p>
             <w:r>
-              <w:t>Sections 7–10; use the matching workbook W2 and misconception check.</w:t>
+              <w:t>Use Find and repair a mistake, Practise together and Build your understanding; use the matching workbook W2 and Individual reasoning check.</w:t>
             </w:r>
           </w:p>
         </w:tc>
@@ -4133,7 +4133,7 @@
           </w:tcPr>
           <w:p>
             <w:r>
-              <w:t>Sections 9 and 11–14. Give extra time to finish the full task set; use Section 15 when the week includes a coding lab.</w:t>
+              <w:t>Use Run the investigation, Connect your project and Try a new case independently. Allow extra time for the full task set. When code is supplied, use the examples in See how it works or Follow a worked example and the browser lab in Supported practice, repair and portfolio.</w:t>
             </w:r>
           </w:p>
         </w:tc>
@@ -4284,7 +4284,7 @@
         <w:rPr>
           <w:b w:val="0"/>
         </w:rPr>
-        <w:t xml:space="preserve"> and a reason before comparing. Expected result: Cosine and unit normalisation for P are undefined. Reason: The zero vector has norm0, so dividing by its norm is invalid.</w:t>
+        <w:t xml:space="preserve"> and a reason before comparing. Expected result: Cosine and unit normalisation for P are undefined. Reason: The zero vector has norm 0, so dividing by its norm is invalid.</w:t>
       </w:r>
     </w:p>
     <w:p>
@@ -4809,7 +4809,7 @@
         <w:drawing>
           <wp:inline xmlns:a="http://schemas.openxmlformats.org/drawingml/2006/main" xmlns:pic="http://schemas.openxmlformats.org/drawingml/2006/picture">
             <wp:extent cx="5486400" cy="3182112"/>
-            <wp:docPr id="4" name="Picture 4" descr="Raw distances: P distance36; Q distance1, so Q is closer in raw coordinates. → Angular similarity: CosineP=1; cosineQ=2/sqrt5≈0.8944, so P aligns more closely. → Normalise: Unit query [1, 0], P [1, 0], Q [2/sqrt5, 1/sqrt5]; normalised distanceP0."/>
+            <wp:docPr id="4" name="Picture 4" descr="Raw distances: P distance 36; Q distance 1, so Q is closer in raw coordinates. → Angular similarity: Cosine P =1; cosine Q =2/sqrt5≈0.8944, so P aligns more closely. → Normalise: Unit query [1, 0], P [1, 0], Q [2/sqrt5, 1/sqrt5]; normalised distance to P is 0."/>
             <wp:cNvGraphicFramePr>
               <a:graphicFrameLocks noChangeAspect="1"/>
             </wp:cNvGraphicFramePr>
@@ -4848,7 +4848,7 @@
         <w:rPr>
           <w:b w:val="0"/>
         </w:rPr>
-        <w:t>Raw distances: P distance36; Q distance1, so Q is closer in raw coordinates. → Angular similarity: CosineP=1; cosineQ=2/sqrt5≈0.8944, so P aligns more closely. → Normalise: Unit query [1, 0], P [1, 0], Q [2/sqrt5, 1/sqrt5]; normalised distanceP0.</w:t>
+        <w:t>Raw distances: P distance 36; Q distance 1, so Q is closer in raw coordinates. → Angular similarity: Cosine P =1; cosine Q =2/sqrt5≈0.8944, so P aligns more closely. → Normalise: Unit query [1, 0], P [1, 0], Q [2/sqrt5, 1/sqrt5]; normalised distance to P is 0.</w:t>
       </w:r>
     </w:p>
     <w:p>
@@ -5019,7 +5019,7 @@
         <w:drawing>
           <wp:inline xmlns:a="http://schemas.openxmlformats.org/drawingml/2006/main" xmlns:pic="http://schemas.openxmlformats.org/drawingml/2006/picture">
             <wp:extent cx="5486400" cy="3026664"/>
-            <wp:docPr id="6" name="Picture 6" descr="Original case: Unit query [1, 0], P [1, 0], Q [2/sqrt5, 1/sqrt5]; normalised distanceP0. Changed condition: Replace P with [0, 0]. Expected result: Cosine and unit normalisation for P are undefined. Reason: The zero vector has norm0, so dividing by its norm is invalid."/>
+            <wp:docPr id="6" name="Picture 6" descr="Original case: Unit query [1, 0], P [1, 0], Q [2/sqrt5, 1/sqrt5]; normalised distance to P is 0. Changed condition: Replace P with [0, 0]. Expected result: Cosine and unit normalisation for P are undefined. Reason: The zero vector has norm 0, so dividing by its norm is invalid."/>
             <wp:cNvGraphicFramePr>
               <a:graphicFrameLocks noChangeAspect="1"/>
             </wp:cNvGraphicFramePr>
@@ -5058,7 +5058,7 @@
         <w:rPr>
           <w:b w:val="0"/>
         </w:rPr>
-        <w:t>Original case: Unit query [1, 0], P [1, 0], Q [2/sqrt5, 1/sqrt5]; normalised distanceP0. Changed condition: Replace P with [0, 0]. Expected result: Cosine and unit normalisation for P are undefined.</w:t>
+        <w:t>Original case: Unit query [1, 0], P [1, 0], Q [2/sqrt5, 1/sqrt5]; normalised distance to P is 0. Changed condition: Replace P with [0, 0]. Expected result: Cosine and unit normalisation for P are undefined.</w:t>
       </w:r>
     </w:p>
     <w:p>
@@ -5069,7 +5069,7 @@
         <w:rPr>
           <w:b w:val="0"/>
         </w:rPr>
-        <w:t>Reason: The zero vector has norm0, so dividing by its norm is invalid.</w:t>
+        <w:t>Reason: The zero vector has norm 0, so dividing by its norm is invalid.</w:t>
       </w:r>
     </w:p>
     <w:p>
@@ -5113,7 +5113,7 @@
         <w:rPr>
           <w:b w:val="0"/>
         </w:rPr>
-        <w:t>Use the adjacent transcript if the image is difficult to see. Changed-case reasoning: The zero vector has norm0, so dividing by its norm is invalid.</w:t>
+        <w:t>Use the adjacent transcript if the image is difficult to see. Changed-case reasoning: The zero vector has norm 0, so dividing by its norm is invalid.</w:t>
       </w:r>
     </w:p>
     <w:p>
@@ -5439,7 +5439,7 @@
         <w:rPr>
           <w:b w:val="0"/>
         </w:rPr>
-        <w:t>Changed-case check: Cosine and unit normalisation for P are undefined. The zero vector has norm0, so dividing by its norm is invalid.</w:t>
+        <w:t>Changed-case check: Cosine and unit normalisation for P are undefined. The zero vector has norm 0, so dividing by its norm is invalid.</w:t>
       </w:r>
     </w:p>
     <w:sectPr>

--- a/downloads/teacher/ai-5-week-27.docx
+++ b/downloads/teacher/ai-5-week-27.docx
@@ -25,20 +25,38 @@
         <w:pStyle w:val="Heading1"/>
       </w:pPr>
       <w:r>
-        <w:t>01. Prepare the purpose, prerequisites and materials</w:t>
+        <w:t>Make each mathematical comparison answer a named question.</w:t>
       </w:r>
     </w:p>
     <w:p>
       <w:r>
-        <w:t>Prepare Similarity and normalisation: check the target, prerequisites, resources and adaptable teaching schedule.</w:t>
+        <w:t>Use full raw/unit/cosine tables and explicit zero reports;keep per-vector normalization distinct from fitted preprocessing.</w:t>
       </w:r>
     </w:p>
     <w:p>
-      <w:pPr>
-        <w:pStyle w:val="Heading3"/>
-      </w:pPr>
-      <w:r>
-        <w:t>Teach the learning cycle</w:t>
+      <w:r>
+        <w:t>Assess independent winners and unit distances with checked keys and require evidence beyond a direction match for task claims.</w:t>
+      </w:r>
+    </w:p>
+    <w:p>
+      <w:pPr>
+        <w:pStyle w:val="Heading1"/>
+      </w:pPr>
+      <w:r>
+        <w:t>01. Prepare the connected mathematical investigation</w:t>
+      </w:r>
+    </w:p>
+    <w:p>
+      <w:r>
+        <w:t>Keep explanation,shared practice and independent evidence distinct.</w:t>
+      </w:r>
+    </w:p>
+    <w:p>
+      <w:pPr>
+        <w:pStyle w:val="Heading2"/>
+      </w:pPr>
+      <w:r>
+        <w:t>Target and main teaching plan</w:t>
       </w:r>
     </w:p>
     <w:p>
@@ -243,18 +261,62 @@
     </w:p>
     <w:p>
       <w:pPr>
-        <w:pStyle w:val="Heading3"/>
-      </w:pPr>
-      <w:r>
-        <w:t>Retrieval answer guidance</w:t>
+        <w:pStyle w:val="Heading2"/>
+      </w:pPr>
+      <w:r>
+        <w:t>Preparation and prerequisite</w:t>
       </w:r>
     </w:p>
     <w:p>
       <w:pPr>
-        <w:pStyle w:val="Heading3"/>
-      </w:pPr>
-      <w:r>
-        <w:t>Embeddings and neighbourhoods</w:t>
+        <w:spacing w:line="336" w:lineRule="auto" w:after="180"/>
+      </w:pPr>
+      <w:r>
+        <w:rPr>
+          <w:b w:val="0"/>
+        </w:rPr>
+        <w:t>Printed lesson and workbook; paper and pencil</w:t>
+      </w:r>
+    </w:p>
+    <w:p>
+      <w:pPr>
+        <w:spacing w:line="336" w:lineRule="auto" w:after="180"/>
+      </w:pPr>
+      <w:r>
+        <w:rPr>
+          <w:b w:val="0"/>
+        </w:rPr>
+        <w:t>Calculator and optional local Python 3 editor; no packages or AI accounts needed</w:t>
+      </w:r>
+    </w:p>
+    <w:p>
+      <w:pPr>
+        <w:spacing w:line="336" w:lineRule="auto" w:after="180"/>
+      </w:pPr>
+      <w:r>
+        <w:rPr>
+          <w:b w:val="0"/>
+        </w:rPr>
+        <w:t>Use the fictional examples supplied; prepare the fresh retry before class</w:t>
+      </w:r>
+    </w:p>
+    <w:p>
+      <w:pPr>
+        <w:spacing w:line="336" w:lineRule="auto" w:after="180"/>
+      </w:pPr>
+      <w:r>
+        <w:rPr>
+          <w:b w:val="0"/>
+        </w:rPr>
+        <w:t>The squared distance is (3 - 3) squared + (4 - 0) squared = 16. It describes closeness under this representation and rule; it does not prove equivalent meaning.</w:t>
+      </w:r>
+    </w:p>
+    <w:p>
+      <w:pPr>
+        <w:pStyle w:val="Heading2"/>
+      </w:pPr>
+      <w:r>
+        <w:t>Opening retrieval</w:t>
       </w:r>
     </w:p>
     <w:p>
@@ -292,14 +354,6 @@
     </w:p>
     <w:p>
       <w:pPr>
-        <w:pStyle w:val="Heading3"/>
-      </w:pPr>
-      <w:r>
-        <w:t>Augmentation and leakage</w:t>
-      </w:r>
-    </w:p>
-    <w:p>
-      <w:pPr>
         <w:spacing w:line="336" w:lineRule="auto" w:after="180"/>
       </w:pPr>
       <w:r>
@@ -333,14 +387,6 @@
     </w:p>
     <w:p>
       <w:pPr>
-        <w:pStyle w:val="Heading3"/>
-      </w:pPr>
-      <w:r>
-        <w:t>Convolution as a local operation</w:t>
-      </w:r>
-    </w:p>
-    <w:p>
-      <w:pPr>
         <w:spacing w:line="336" w:lineRule="auto" w:after="180"/>
       </w:pPr>
       <w:r>
@@ -386,6 +432,73 @@
     </w:p>
     <w:p>
       <w:pPr>
+        <w:pStyle w:val="Heading2"/>
+      </w:pPr>
+      <w:r>
+        <w:t>Pictured end goal</w:t>
+      </w:r>
+    </w:p>
+    <w:p>
+      <w:pPr>
+        <w:spacing w:line="336" w:lineRule="auto" w:after="180"/>
+      </w:pPr>
+      <w:r>
+        <w:rPr>
+          <w:b w:val="0"/>
+        </w:rPr>
+        <w:t>By the end, I can explain similarity and normalisation using a traced example and a stated limitation.</w:t>
+      </w:r>
+    </w:p>
+    <w:p>
+      <w:pPr>
+        <w:pStyle w:val="Heading2"/>
+      </w:pPr>
+      <w:r>
+        <w:t>Earlier wording, alternatives and picture transcripts · reference / check after trying</w:t>
+      </w:r>
+    </w:p>
+    <w:p>
+      <w:pPr>
+        <w:pStyle w:val="Heading3"/>
+      </w:pPr>
+      <w:r>
+        <w:t>Teach the learning cycle</w:t>
+      </w:r>
+    </w:p>
+    <w:p>
+      <w:pPr>
+        <w:pStyle w:val="Heading3"/>
+      </w:pPr>
+      <w:r>
+        <w:t>Retrieval answer guidance</w:t>
+      </w:r>
+    </w:p>
+    <w:p>
+      <w:pPr>
+        <w:pStyle w:val="Heading3"/>
+      </w:pPr>
+      <w:r>
+        <w:t>Embeddings and neighbourhoods</w:t>
+      </w:r>
+    </w:p>
+    <w:p>
+      <w:pPr>
+        <w:pStyle w:val="Heading3"/>
+      </w:pPr>
+      <w:r>
+        <w:t>Augmentation and leakage</w:t>
+      </w:r>
+    </w:p>
+    <w:p>
+      <w:pPr>
+        <w:pStyle w:val="Heading3"/>
+      </w:pPr>
+      <w:r>
+        <w:t>Convolution as a local operation</w:t>
+      </w:r>
+    </w:p>
+    <w:p>
+      <w:pPr>
         <w:spacing w:line="336" w:lineRule="auto" w:after="180"/>
       </w:pPr>
       <w:r>
@@ -493,73 +606,18 @@
     </w:p>
     <w:p>
       <w:pPr>
-        <w:spacing w:line="336" w:lineRule="auto" w:after="180"/>
-      </w:pPr>
-      <w:r>
-        <w:rPr>
-          <w:b w:val="0"/>
-        </w:rPr>
-        <w:t>Printed lesson and workbook; paper and pencil</w:t>
+        <w:pStyle w:val="Heading3"/>
+      </w:pPr>
+      <w:r>
+        <w:t>Prerequisite answer</w:t>
       </w:r>
     </w:p>
     <w:p>
       <w:pPr>
-        <w:spacing w:line="336" w:lineRule="auto" w:after="180"/>
-      </w:pPr>
-      <w:r>
-        <w:rPr>
-          <w:b w:val="0"/>
-        </w:rPr>
-        <w:t>Calculator and optional local Python 3 editor; no packages or AI accounts needed</w:t>
-      </w:r>
-    </w:p>
-    <w:p>
-      <w:pPr>
-        <w:spacing w:line="336" w:lineRule="auto" w:after="180"/>
-      </w:pPr>
-      <w:r>
-        <w:rPr>
-          <w:b w:val="0"/>
-        </w:rPr>
-        <w:t>Use the fictional examples supplied; prepare the fresh retry before class</w:t>
-      </w:r>
-    </w:p>
-    <w:p>
-      <w:pPr>
         <w:pStyle w:val="Heading3"/>
       </w:pPr>
       <w:r>
-        <w:t>Prerequisite answer</w:t>
-      </w:r>
-    </w:p>
-    <w:p>
-      <w:pPr>
-        <w:spacing w:line="336" w:lineRule="auto" w:after="180"/>
-      </w:pPr>
-      <w:r>
-        <w:rPr>
-          <w:b w:val="0"/>
-        </w:rPr>
-        <w:t>The squared distance is (3 - 3) squared + (4 - 0) squared = 16. It describes closeness under this representation and rule; it does not prove equivalent meaning.</w:t>
-      </w:r>
-    </w:p>
-    <w:p>
-      <w:pPr>
-        <w:pStyle w:val="Heading3"/>
-      </w:pPr>
-      <w:r>
         <w:t>End goal for the pictorial case</w:t>
-      </w:r>
-    </w:p>
-    <w:p>
-      <w:pPr>
-        <w:spacing w:line="336" w:lineRule="auto" w:after="180"/>
-      </w:pPr>
-      <w:r>
-        <w:rPr>
-          <w:b w:val="0"/>
-        </w:rPr>
-        <w:t>By the end, I can explain similarity and normalisation using a traced example and a stated limitation.</w:t>
       </w:r>
     </w:p>
     <w:p>
@@ -578,20 +636,20 @@
         <w:pStyle w:val="Heading1"/>
       </w:pPr>
       <w:r>
-        <w:t>02. Explain and model the mechanism</w:t>
+        <w:t>02. Teach comparison choice,normalization and unavailable direction together</w:t>
       </w:r>
     </w:p>
     <w:p>
       <w:r>
-        <w:t>Model Similarity and normalisation using the supplied case, labelled mechanism and reasoning. Make the scope of each conclusion explicit.</w:t>
+        <w:t>Keep the original A/B/C pool,pictured P/Qnames and independent P/R/S vectors separate.</w:t>
       </w:r>
     </w:p>
     <w:p>
       <w:pPr>
-        <w:pStyle w:val="Heading3"/>
-      </w:pPr>
-      <w:r>
-        <w:t>Explain Similarity and normalisation · 1</w:t>
+        <w:pStyle w:val="Heading2"/>
+      </w:pPr>
+      <w:r>
+        <w:t>Main definitions and complete rankings</w:t>
       </w:r>
     </w:p>
     <w:p>
@@ -624,14 +682,6 @@
     </w:p>
     <w:p>
       <w:pPr>
-        <w:pStyle w:val="Heading3"/>
-      </w:pPr>
-      <w:r>
-        <w:t>Explain Similarity and normalisation · 2</w:t>
-      </w:r>
-    </w:p>
-    <w:p>
-      <w:pPr>
         <w:spacing w:line="336" w:lineRule="auto" w:after="180"/>
       </w:pPr>
       <w:r>
@@ -689,14 +739,6 @@
     </w:p>
     <w:p>
       <w:pPr>
-        <w:pStyle w:val="Heading3"/>
-      </w:pPr>
-      <w:r>
-        <w:t>Explain Similarity and normalisation · 3</w:t>
-      </w:r>
-    </w:p>
-    <w:p>
-      <w:pPr>
         <w:spacing w:line="336" w:lineRule="auto" w:after="180"/>
       </w:pPr>
       <w:r>
@@ -731,14 +773,6 @@
     </w:p>
     <w:p>
       <w:pPr>
-        <w:pStyle w:val="Heading3"/>
-      </w:pPr>
-      <w:r>
-        <w:t>Explain Similarity and normalisation · 4</w:t>
-      </w:r>
-    </w:p>
-    <w:p>
-      <w:pPr>
         <w:spacing w:line="336" w:lineRule="auto" w:after="180"/>
       </w:pPr>
       <w:r>
@@ -769,6 +803,990 @@
           <w:b w:val="0"/>
         </w:rPr>
         <w:t>Keep full precision for decisions; rounding here is only for display. Cosine lies between -1 and 1 in exact arithmetic and is not a probability.</w:t>
+      </w:r>
+    </w:p>
+    <w:tbl>
+      <w:tblPr>
+        <w:tblStyle w:val="LightShading-Accent1"/>
+        <w:tblW w:type="auto" w:w="0"/>
+        <w:tblLook w:firstColumn="1" w:firstRow="1" w:lastColumn="0" w:lastRow="0" w:noHBand="0" w:noVBand="1" w:val="04A0"/>
+      </w:tblPr>
+      <w:tblGrid>
+        <w:gridCol w:w="2045"/>
+        <w:gridCol w:w="2045"/>
+        <w:gridCol w:w="2045"/>
+        <w:gridCol w:w="2045"/>
+        <w:gridCol w:w="2045"/>
+      </w:tblGrid>
+      <w:tr>
+        <w:trPr>
+          <w:tblHeader/>
+        </w:trPr>
+        <w:tc>
+          <w:tcPr>
+            <w:tcW w:type="dxa" w:w="2045"/>
+          </w:tcPr>
+          <w:p>
+            <w:r>
+              <w:t>Main query Q[3, 4], length 5</w:t>
+            </w:r>
+          </w:p>
+        </w:tc>
+        <w:tc>
+          <w:tcPr>
+            <w:tcW w:type="dxa" w:w="2045"/>
+          </w:tcPr>
+          <w:p>
+            <w:r>
+              <w:t>Candidate length</w:t>
+            </w:r>
+          </w:p>
+        </w:tc>
+        <w:tc>
+          <w:tcPr>
+            <w:tcW w:type="dxa" w:w="2045"/>
+          </w:tcPr>
+          <w:p>
+            <w:r>
+              <w:t>Raw squared distance</w:t>
+            </w:r>
+          </w:p>
+        </w:tc>
+        <w:tc>
+          <w:tcPr>
+            <w:tcW w:type="dxa" w:w="2045"/>
+          </w:tcPr>
+          <w:p>
+            <w:r>
+              <w:t>Cosine:larger wins</w:t>
+            </w:r>
+          </w:p>
+        </w:tc>
+        <w:tc>
+          <w:tcPr>
+            <w:tcW w:type="dxa" w:w="2045"/>
+          </w:tcPr>
+          <w:p>
+            <w:r>
+              <w:t>Unit-vector squared distance:smaller wins</w:t>
+            </w:r>
+          </w:p>
+        </w:tc>
+      </w:tr>
+      <w:tr>
+        <w:tc>
+          <w:tcPr>
+            <w:tcW w:type="dxa" w:w="2045"/>
+          </w:tcPr>
+          <w:p>
+            <w:r>
+              <w:t>A[6, 8]</w:t>
+            </w:r>
+          </w:p>
+        </w:tc>
+        <w:tc>
+          <w:tcPr>
+            <w:tcW w:type="dxa" w:w="2045"/>
+          </w:tcPr>
+          <w:p>
+            <w:r>
+              <w:t>10</w:t>
+            </w:r>
+          </w:p>
+        </w:tc>
+        <w:tc>
+          <w:tcPr>
+            <w:tcW w:type="dxa" w:w="2045"/>
+          </w:tcPr>
+          <w:p>
+            <w:r>
+              <w:t>25</w:t>
+            </w:r>
+          </w:p>
+        </w:tc>
+        <w:tc>
+          <w:tcPr>
+            <w:tcW w:type="dxa" w:w="2045"/>
+          </w:tcPr>
+          <w:p>
+            <w:r>
+              <w:t>1</w:t>
+            </w:r>
+          </w:p>
+        </w:tc>
+        <w:tc>
+          <w:tcPr>
+            <w:tcW w:type="dxa" w:w="2045"/>
+          </w:tcPr>
+          <w:p>
+            <w:r>
+              <w:t>0</w:t>
+            </w:r>
+          </w:p>
+        </w:tc>
+      </w:tr>
+      <w:tr>
+        <w:tc>
+          <w:tcPr>
+            <w:tcW w:type="dxa" w:w="2045"/>
+          </w:tcPr>
+          <w:p>
+            <w:r>
+              <w:t>B[3, 0]</w:t>
+            </w:r>
+          </w:p>
+        </w:tc>
+        <w:tc>
+          <w:tcPr>
+            <w:tcW w:type="dxa" w:w="2045"/>
+          </w:tcPr>
+          <w:p>
+            <w:r>
+              <w:t>3</w:t>
+            </w:r>
+          </w:p>
+        </w:tc>
+        <w:tc>
+          <w:tcPr>
+            <w:tcW w:type="dxa" w:w="2045"/>
+          </w:tcPr>
+          <w:p>
+            <w:r>
+              <w:t>16</w:t>
+            </w:r>
+          </w:p>
+        </w:tc>
+        <w:tc>
+          <w:tcPr>
+            <w:tcW w:type="dxa" w:w="2045"/>
+          </w:tcPr>
+          <w:p>
+            <w:r>
+              <w:t>0.6</w:t>
+            </w:r>
+          </w:p>
+        </w:tc>
+        <w:tc>
+          <w:tcPr>
+            <w:tcW w:type="dxa" w:w="2045"/>
+          </w:tcPr>
+          <w:p>
+            <w:r>
+              <w:t>0.8</w:t>
+            </w:r>
+          </w:p>
+        </w:tc>
+      </w:tr>
+      <w:tr>
+        <w:tc>
+          <w:tcPr>
+            <w:tcW w:type="dxa" w:w="2045"/>
+          </w:tcPr>
+          <w:p>
+            <w:r>
+              <w:t>C[-3, -4]</w:t>
+            </w:r>
+          </w:p>
+        </w:tc>
+        <w:tc>
+          <w:tcPr>
+            <w:tcW w:type="dxa" w:w="2045"/>
+          </w:tcPr>
+          <w:p>
+            <w:r>
+              <w:t>5</w:t>
+            </w:r>
+          </w:p>
+        </w:tc>
+        <w:tc>
+          <w:tcPr>
+            <w:tcW w:type="dxa" w:w="2045"/>
+          </w:tcPr>
+          <w:p>
+            <w:r>
+              <w:t>100</w:t>
+            </w:r>
+          </w:p>
+        </w:tc>
+        <w:tc>
+          <w:tcPr>
+            <w:tcW w:type="dxa" w:w="2045"/>
+          </w:tcPr>
+          <w:p>
+            <w:r>
+              <w:t>-1</w:t>
+            </w:r>
+          </w:p>
+        </w:tc>
+        <w:tc>
+          <w:tcPr>
+            <w:tcW w:type="dxa" w:w="2045"/>
+          </w:tcPr>
+          <w:p>
+            <w:r>
+              <w:t>4</w:t>
+            </w:r>
+          </w:p>
+        </w:tc>
+      </w:tr>
+      <w:tr>
+        <w:tc>
+          <w:tcPr>
+            <w:tcW w:type="dxa" w:w="2045"/>
+          </w:tcPr>
+          <w:p>
+            <w:r>
+              <w:t>Winner among original A/B/C</w:t>
+            </w:r>
+          </w:p>
+        </w:tc>
+        <w:tc>
+          <w:tcPr>
+            <w:tcW w:type="dxa" w:w="2045"/>
+          </w:tcPr>
+          <w:p>
+            <w:r>
+              <w:t>Different criterion</w:t>
+            </w:r>
+          </w:p>
+        </w:tc>
+        <w:tc>
+          <w:tcPr>
+            <w:tcW w:type="dxa" w:w="2045"/>
+          </w:tcPr>
+          <w:p>
+            <w:r>
+              <w:t>B</w:t>
+            </w:r>
+          </w:p>
+        </w:tc>
+        <w:tc>
+          <w:tcPr>
+            <w:tcW w:type="dxa" w:w="2045"/>
+          </w:tcPr>
+          <w:p>
+            <w:r>
+              <w:t>A</w:t>
+            </w:r>
+          </w:p>
+        </w:tc>
+        <w:tc>
+          <w:tcPr>
+            <w:tcW w:type="dxa" w:w="2045"/>
+          </w:tcPr>
+          <w:p>
+            <w:r>
+              <w:t>A</w:t>
+            </w:r>
+          </w:p>
+        </w:tc>
+      </w:tr>
+    </w:tbl>
+    <w:p>
+      <w:pPr>
+        <w:spacing w:line="336" w:lineRule="auto" w:after="180"/>
+      </w:pPr>
+      <w:r>
+        <w:rPr>
+          <w:b w:val="0"/>
+        </w:rPr>
+        <w:t>Cosine divides a dot product by both nonzero lengths. Compare all original A/B/C candidates under the same rule before ranking. Unit-vector squared distance is2−2 cosine, so it ranks the same way as largest cosine when both sides have unit length. Keep full precision for decisions and round only display values. The code assumes finite moderate numeric inputs and rejects empty, mismatched or zero vectors.</w:t>
+      </w:r>
+    </w:p>
+    <w:p>
+      <w:pPr>
+        <w:spacing w:line="336" w:lineRule="auto" w:after="180"/>
+      </w:pPr>
+      <w:r>
+        <w:rPr>
+          <w:b w:val="0"/>
+        </w:rPr>
+        <w:t>A cosine in[−1, 1]is a mathematical comparison, not a calibrated probability or evidence that records mean the same thing.</w:t>
+      </w:r>
+    </w:p>
+    <w:p>
+      <w:pPr>
+        <w:pStyle w:val="Heading2"/>
+      </w:pPr>
+      <w:r>
+        <w:t>Unit-distance identity and guided candidate D</w:t>
+      </w:r>
+    </w:p>
+    <w:p>
+      <w:pPr>
+        <w:spacing w:line="336" w:lineRule="auto" w:after="180"/>
+      </w:pPr>
+      <w:r>
+        <w:rPr>
+          <w:b w:val="0"/>
+        </w:rPr>
+        <w:t xml:space="preserve">After normalising both Q and every candidate, squared distances to A, B and C are 0, 0.8 and 4. For </w:t>
+      </w:r>
+      <w:r>
+        <w:rPr>
+          <w:b/>
+        </w:rPr>
+        <w:t>unit vector</w:t>
+      </w:r>
+      <w:r>
+        <w:rPr>
+          <w:b w:val="0"/>
+        </w:rPr>
+        <w:t>s, squared distance = 2 - 2 times cosine.</w:t>
+      </w:r>
+    </w:p>
+    <w:p>
+      <w:pPr>
+        <w:spacing w:line="336" w:lineRule="auto" w:after="180"/>
+      </w:pPr>
+      <w:r>
+        <w:rPr>
+          <w:b w:val="0"/>
+        </w:rPr>
+        <w:t>Thus the smallest normalised distance and largest cosine produce the same ranking, including ties, in exact arithmetic.</w:t>
+      </w:r>
+    </w:p>
+    <w:p>
+      <w:pPr>
+        <w:pStyle w:val="Heading3"/>
+      </w:pPr>
+      <w:r>
+        <w:t>Add candidate D [0, 5]. Calculate its raw squared distance and cosine from Q [3, 4]. Compare D with A under each rule.</w:t>
+      </w:r>
+    </w:p>
+    <w:p>
+      <w:r>
+        <w:t>________________________________________________________________</w:t>
+      </w:r>
+    </w:p>
+    <w:p>
+      <w:r>
+        <w:t>________________________________________________________________</w:t>
+      </w:r>
+    </w:p>
+    <w:p>
+      <w:r>
+        <w:t>________________________________________________________________</w:t>
+      </w:r>
+    </w:p>
+    <w:p>
+      <w:r>
+        <w:t>________________________________________________________________</w:t>
+      </w:r>
+    </w:p>
+    <w:p>
+      <w:pPr>
+        <w:spacing w:line="336" w:lineRule="auto" w:after="180"/>
+      </w:pPr>
+      <w:r>
+        <w:rPr>
+          <w:b w:val="0"/>
+        </w:rPr>
+        <w:t>Guided: D has squared distance 9 + 1 = 10 and cosine 20 / 25 = 0.8. Raw distance prefers D over A (10 versus 25); cosine prefers A (1 versus 0.8).</w:t>
+      </w:r>
+    </w:p>
+    <w:p>
+      <w:pPr>
+        <w:spacing w:line="336" w:lineRule="auto" w:after="180"/>
+      </w:pPr>
+      <w:r>
+        <w:rPr>
+          <w:b w:val="0"/>
+        </w:rPr>
+        <w:t>Exit: Q and A share direction but have different lengths and may represent different totals. Cosine 1 proves aligned nonzero vectors, not equivalent meaning.</w:t>
+      </w:r>
+    </w:p>
+    <w:p>
+      <w:pPr>
+        <w:spacing w:line="336" w:lineRule="auto" w:after="180"/>
+      </w:pPr>
+      <w:r>
+        <w:rPr>
+          <w:b w:val="0"/>
+        </w:rPr>
+        <w:t>Check the task, retained information, zero and tie policies, and validation performance against a baseline; reserve final evaluation.</w:t>
+      </w:r>
+    </w:p>
+    <w:p>
+      <w:pPr>
+        <w:pStyle w:val="Heading2"/>
+      </w:pPr>
+      <w:r>
+        <w:t>Side-by-side geometry and complete zero/magnitude policy</w:t>
+      </w:r>
+    </w:p>
+    <w:p>
+      <w:r>
+        <w:drawing>
+          <wp:inline xmlns:a="http://schemas.openxmlformats.org/drawingml/2006/main" xmlns:pic="http://schemas.openxmlformats.org/drawingml/2006/picture">
+            <wp:extent cx="5421896" cy="3200400"/>
+            <wp:docPr id="1" name="Picture 1" descr="Side-by-side equal-aspect vector diagrams. Raw Q[3,4],A[6,8],B[3,0],C[-3,-4]give raw squared distances25,16,100,so Bnearest. After normalizing both query and candidates,Qand Acoincide at[.6,.8],B[1,0],C[-.6,-.8];squared distances0,.8,4rank Afirst,matching cosines1,.6,-1."/>
+            <wp:cNvGraphicFramePr>
+              <a:graphicFrameLocks noChangeAspect="1"/>
+            </wp:cNvGraphicFramePr>
+            <a:graphic>
+              <a:graphicData uri="http://schemas.openxmlformats.org/drawingml/2006/picture">
+                <pic:pic>
+                  <pic:nvPicPr>
+                    <pic:cNvPr id="0" name="ai-5-27-raw-unit-vector-geometry.png"/>
+                    <pic:cNvPicPr/>
+                  </pic:nvPicPr>
+                  <pic:blipFill>
+                    <a:blip r:embed="rId9"/>
+                    <a:stretch>
+                      <a:fillRect/>
+                    </a:stretch>
+                  </pic:blipFill>
+                  <pic:spPr>
+                    <a:xfrm>
+                      <a:off x="0" y="0"/>
+                      <a:ext cx="5421896" cy="3200400"/>
+                    </a:xfrm>
+                    <a:prstGeom prst="rect"/>
+                  </pic:spPr>
+                </pic:pic>
+              </a:graphicData>
+            </a:graphic>
+          </wp:inline>
+        </w:drawing>
+      </w:r>
+    </w:p>
+    <w:tbl>
+      <w:tblPr>
+        <w:tblStyle w:val="LightShading-Accent1"/>
+        <w:tblW w:type="auto" w:w="0"/>
+        <w:tblLook w:firstColumn="1" w:firstRow="1" w:lastColumn="0" w:lastRow="0" w:noHBand="0" w:noVBand="1" w:val="04A0"/>
+      </w:tblPr>
+      <w:tblGrid>
+        <w:gridCol w:w="5112"/>
+        <w:gridCol w:w="5112"/>
+      </w:tblGrid>
+      <w:tr>
+        <w:trPr>
+          <w:tblHeader/>
+        </w:trPr>
+        <w:tc>
+          <w:tcPr>
+            <w:tcW w:type="dxa" w:w="5112"/>
+          </w:tcPr>
+          <w:p>
+            <w:r>
+              <w:t>Complete information/policy case</w:t>
+            </w:r>
+          </w:p>
+        </w:tc>
+        <w:tc>
+          <w:tcPr>
+            <w:tcW w:type="dxa" w:w="5112"/>
+          </w:tcPr>
+          <w:p>
+            <w:r>
+              <w:t>Meaning and declared response</w:t>
+            </w:r>
+          </w:p>
+        </w:tc>
+      </w:tr>
+      <w:tr>
+        <w:tc>
+          <w:tcPr>
+            <w:tcW w:type="dxa" w:w="5112"/>
+          </w:tcPr>
+          <w:p>
+            <w:r>
+              <w:t>Counts[3, 4]versus[6, 8]</w:t>
+            </w:r>
+          </w:p>
+        </w:tc>
+        <w:tc>
+          <w:tcPr>
+            <w:tcW w:type="dxa" w:w="5112"/>
+          </w:tcPr>
+          <w:p>
+            <w:r>
+              <w:t>Totals7 and14 but same unit vector[.6, .8]; length normalization loses total magnitude</w:t>
+            </w:r>
+          </w:p>
+        </w:tc>
+      </w:tr>
+      <w:tr>
+        <w:tc>
+          <w:tcPr>
+            <w:tcW w:type="dxa" w:w="5112"/>
+          </w:tcPr>
+          <w:p>
+            <w:r>
+              <w:t>Keep unit vector plus its original norm</w:t>
+            </w:r>
+          </w:p>
+        </w:tc>
+        <w:tc>
+          <w:tcPr>
+            <w:tcW w:type="dxa" w:w="5112"/>
+          </w:tcPr>
+          <w:p>
+            <w:r>
+              <w:t>Can reconstruct the exact original vector in exact arithmetic; this does not prove a better model</w:t>
+            </w:r>
+          </w:p>
+        </w:tc>
+      </w:tr>
+      <w:tr>
+        <w:tc>
+          <w:tcPr>
+            <w:tcW w:type="dxa" w:w="5112"/>
+          </w:tcPr>
+          <w:p>
+            <w:r>
+              <w:t>Zero candidate Z[0, 0]with query[3, 4]</w:t>
+            </w:r>
+          </w:p>
+        </w:tc>
+        <w:tc>
+          <w:tcPr>
+            <w:tcW w:type="dxa" w:w="5112"/>
+          </w:tcPr>
+          <w:p>
+            <w:r>
+              <w:t>Raw squared distance 25is defined; cosine is undefined. Exclude/report Z under this lesson’s cosine policy.</w:t>
+            </w:r>
+          </w:p>
+        </w:tc>
+      </w:tr>
+      <w:tr>
+        <w:tc>
+          <w:tcPr>
+            <w:tcW w:type="dxa" w:w="5112"/>
+          </w:tcPr>
+          <w:p>
+            <w:r>
+              <w:t>Only zero candidates remain</w:t>
+            </w:r>
+          </w:p>
+        </w:tc>
+        <w:tc>
+          <w:tcPr>
+            <w:tcW w:type="dxa" w:w="5112"/>
+          </w:tcPr>
+          <w:p>
+            <w:r>
+              <w:t>Return no comparison, not an invented similarity or winner</w:t>
+            </w:r>
+          </w:p>
+        </w:tc>
+      </w:tr>
+      <w:tr>
+        <w:tc>
+          <w:tcPr>
+            <w:tcW w:type="dxa" w:w="5112"/>
+          </w:tcPr>
+          <w:p>
+            <w:r>
+              <w:t>Zero query</w:t>
+            </w:r>
+          </w:p>
+        </w:tc>
+        <w:tc>
+          <w:tcPr>
+            <w:tcW w:type="dxa" w:w="5112"/>
+          </w:tcPr>
+          <w:p>
+            <w:r>
+              <w:t>Reject cosine comparison; use a separately declared fallback or review policy</w:t>
+            </w:r>
+          </w:p>
+        </w:tc>
+      </w:tr>
+      <w:tr>
+        <w:tc>
+          <w:tcPr>
+            <w:tcW w:type="dxa" w:w="5112"/>
+          </w:tcPr>
+          <w:p>
+            <w:r>
+              <w:t>Perpendicular nonzero vector[-4, 3]</w:t>
+            </w:r>
+          </w:p>
+        </w:tc>
+        <w:tc>
+          <w:tcPr>
+            <w:tcW w:type="dxa" w:w="5112"/>
+          </w:tcPr>
+          <w:p>
+            <w:r>
+              <w:t>Cosine0is valid; do not confuse it with undefined zero-vector cosine</w:t>
+            </w:r>
+          </w:p>
+        </w:tc>
+      </w:tr>
+      <w:tr>
+        <w:tc>
+          <w:tcPr>
+            <w:tcW w:type="dxa" w:w="5112"/>
+          </w:tcPr>
+          <w:p>
+            <w:r>
+              <w:t>Positive versus negative scaling</w:t>
+            </w:r>
+          </w:p>
+        </w:tc>
+        <w:tc>
+          <w:tcPr>
+            <w:tcW w:type="dxa" w:w="5112"/>
+          </w:tcPr>
+          <w:p>
+            <w:r>
+              <w:t>Cos(Q, 2Q)=1; cos(Q, −Q)=−1</w:t>
+            </w:r>
+          </w:p>
+        </w:tc>
+      </w:tr>
+      <w:tr>
+        <w:tc>
+          <w:tcPr>
+            <w:tcW w:type="dxa" w:w="5112"/>
+          </w:tcPr>
+          <w:p>
+            <w:r>
+              <w:t>Per-vector L2 normalization versus fitted feature scaling</w:t>
+            </w:r>
+          </w:p>
+        </w:tc>
+        <w:tc>
+          <w:tcPr>
+            <w:tcW w:type="dxa" w:w="5112"/>
+          </w:tcPr>
+          <w:p>
+            <w:r>
+              <w:t>This norm uses one vector only; dataset-derived means/scales are different and must use training statistics</w:t>
+            </w:r>
+          </w:p>
+        </w:tc>
+      </w:tr>
+    </w:tbl>
+    <w:p>
+      <w:pPr>
+        <w:pStyle w:val="Heading2"/>
+      </w:pPr>
+      <w:r>
+        <w:t>Separate pictured query and candidate scope</w:t>
+      </w:r>
+    </w:p>
+    <w:p>
+      <w:pPr>
+        <w:spacing w:line="336" w:lineRule="auto" w:after="180"/>
+      </w:pPr>
+      <w:r>
+        <w:rPr>
+          <w:b w:val="0"/>
+        </w:rPr>
+        <w:t>Compare angular alignment with raw distance on the same vectors.</w:t>
+      </w:r>
+    </w:p>
+    <w:p>
+      <w:pPr>
+        <w:spacing w:line="336" w:lineRule="auto" w:after="180"/>
+      </w:pPr>
+      <w:r>
+        <w:rPr>
+          <w:b w:val="0"/>
+        </w:rPr>
+        <w:t>Query [2, 0]; P=[8, 0]; Q=[2, 1]. Nonzero vectors only; compare squared Euclidean distance and cosine.</w:t>
+      </w:r>
+    </w:p>
+    <w:p>
+      <w:pPr>
+        <w:spacing w:line="336" w:lineRule="auto" w:after="180"/>
+      </w:pPr>
+      <w:r>
+        <w:rPr>
+          <w:b w:val="0"/>
+        </w:rPr>
+        <w:t xml:space="preserve">All </w:t>
+      </w:r>
+      <w:r>
+        <w:rPr>
+          <w:b/>
+        </w:rPr>
+        <w:t>input</w:t>
+      </w:r>
+      <w:r>
+        <w:rPr>
+          <w:b w:val="0"/>
+        </w:rPr>
+        <w:t>s and outcomes in this worked example are invented classroom data; no real model run is claimed.</w:t>
+      </w:r>
+    </w:p>
+    <w:p>
+      <w:pPr>
+        <w:spacing w:line="336" w:lineRule="auto" w:after="180"/>
+      </w:pPr>
+      <w:r>
+        <w:rPr>
+          <w:b w:val="0"/>
+        </w:rPr>
+        <w:t>The picture uses query[2, 0], candidate P[8, 0]and a candidate named Q[2, 1]. Here Q is a candidate name, not the main query Q[3, 4]. Raw squared distances 36 and1 prefer candidate Q. Cosines1 and2/√5≈.8944 prefer P. Normalize both sides:the query and P become[1, 0]. Replacing P with[0, 0]makes its norm 0 and cosine undefined; it does not create a valid perpendicular cosine 0.</w:t>
+      </w:r>
+    </w:p>
+    <w:p>
+      <w:pPr>
+        <w:spacing w:line="336" w:lineRule="auto" w:after="180"/>
+      </w:pPr>
+      <w:r>
+        <w:rPr>
+          <w:b w:val="0"/>
+        </w:rPr>
+        <w:t>These toy rankings do not select a universally best metric.</w:t>
+      </w:r>
+    </w:p>
+    <w:p>
+      <w:pPr>
+        <w:pStyle w:val="Heading2"/>
+      </w:pPr>
+      <w:r>
+        <w:t>Trace the undefined zero-vector replacement</w:t>
+      </w:r>
+    </w:p>
+    <w:p>
+      <w:r>
+        <w:drawing>
+          <wp:inline xmlns:a="http://schemas.openxmlformats.org/drawingml/2006/main" xmlns:pic="http://schemas.openxmlformats.org/drawingml/2006/picture">
+            <wp:extent cx="5486400" cy="3182112"/>
+            <wp:docPr id="2" name="Picture 2" descr="Raw distances: P distance 36; Q distance 1, so Q is closer in raw coordinates. → Angular similarity: Cosine P =1; cosine Q =2/sqrt5≈0.8944, so P aligns more closely. → Normalise: Unit query [1, 0], P [1, 0], Q [2/sqrt5, 1/sqrt5]; normalised distance to P is 0."/>
+            <wp:cNvGraphicFramePr>
+              <a:graphicFrameLocks noChangeAspect="1"/>
+            </wp:cNvGraphicFramePr>
+            <a:graphic>
+              <a:graphicData uri="http://schemas.openxmlformats.org/drawingml/2006/picture">
+                <pic:pic>
+                  <pic:nvPicPr>
+                    <pic:cNvPr id="0" name="academy-story-ai-5-27-02.png"/>
+                    <pic:cNvPicPr/>
+                  </pic:nvPicPr>
+                  <pic:blipFill>
+                    <a:blip r:embed="rId10"/>
+                    <a:stretch>
+                      <a:fillRect/>
+                    </a:stretch>
+                  </pic:blipFill>
+                  <pic:spPr>
+                    <a:xfrm>
+                      <a:off x="0" y="0"/>
+                      <a:ext cx="5486400" cy="3182112"/>
+                    </a:xfrm>
+                    <a:prstGeom prst="rect"/>
+                  </pic:spPr>
+                </pic:pic>
+              </a:graphicData>
+            </a:graphic>
+          </wp:inline>
+        </w:drawing>
+      </w:r>
+    </w:p>
+    <w:p>
+      <w:pPr>
+        <w:pStyle w:val="Heading3"/>
+      </w:pPr>
+      <w:r>
+        <w:t>Read the picture one step at a time</w:t>
+      </w:r>
+    </w:p>
+    <w:tbl>
+      <w:tblPr>
+        <w:tblStyle w:val="LightShading-Accent1"/>
+        <w:tblW w:type="auto" w:w="0"/>
+        <w:tblLook w:firstColumn="1" w:firstRow="1" w:lastColumn="0" w:lastRow="0" w:noHBand="0" w:noVBand="1" w:val="04A0"/>
+      </w:tblPr>
+      <w:tblGrid>
+        <w:gridCol w:w="5112"/>
+        <w:gridCol w:w="5112"/>
+      </w:tblGrid>
+      <w:tr>
+        <w:trPr>
+          <w:tblHeader/>
+        </w:trPr>
+        <w:tc>
+          <w:tcPr>
+            <w:tcW w:type="dxa" w:w="5112"/>
+          </w:tcPr>
+          <w:p>
+            <w:r>
+              <w:t>Step</w:t>
+            </w:r>
+          </w:p>
+        </w:tc>
+        <w:tc>
+          <w:tcPr>
+            <w:tcW w:type="dxa" w:w="5112"/>
+          </w:tcPr>
+          <w:p>
+            <w:r>
+              <w:t>What happens and why</w:t>
+            </w:r>
+          </w:p>
+        </w:tc>
+      </w:tr>
+      <w:tr>
+        <w:tc>
+          <w:tcPr>
+            <w:tcW w:type="dxa" w:w="5112"/>
+          </w:tcPr>
+          <w:p>
+            <w:r>
+              <w:t>1. Raw distances</w:t>
+            </w:r>
+          </w:p>
+        </w:tc>
+        <w:tc>
+          <w:tcPr>
+            <w:tcW w:type="dxa" w:w="5112"/>
+          </w:tcPr>
+          <w:p>
+            <w:r>
+              <w:t>P distance 36; Q distance 1, so Q is closer in raw coordinates.</w:t>
+            </w:r>
+          </w:p>
+        </w:tc>
+      </w:tr>
+      <w:tr>
+        <w:tc>
+          <w:tcPr>
+            <w:tcW w:type="dxa" w:w="5112"/>
+          </w:tcPr>
+          <w:p>
+            <w:r>
+              <w:t>2. Angular similarity</w:t>
+            </w:r>
+          </w:p>
+        </w:tc>
+        <w:tc>
+          <w:tcPr>
+            <w:tcW w:type="dxa" w:w="5112"/>
+          </w:tcPr>
+          <w:p>
+            <w:r>
+              <w:t>Cosine P =1; cosine Q =2/sqrt5≈0.8944, so P aligns more closely.</w:t>
+            </w:r>
+          </w:p>
+        </w:tc>
+      </w:tr>
+      <w:tr>
+        <w:tc>
+          <w:tcPr>
+            <w:tcW w:type="dxa" w:w="5112"/>
+          </w:tcPr>
+          <w:p>
+            <w:r>
+              <w:t>3. Normalise</w:t>
+            </w:r>
+          </w:p>
+        </w:tc>
+        <w:tc>
+          <w:tcPr>
+            <w:tcW w:type="dxa" w:w="5112"/>
+          </w:tcPr>
+          <w:p>
+            <w:r>
+              <w:t>Unit query [1, 0], P [1, 0], Q [2/sqrt5, 1/sqrt5]; normalised distance to P is 0.</w:t>
+            </w:r>
+          </w:p>
+        </w:tc>
+      </w:tr>
+    </w:tbl>
+    <w:p>
+      <w:r>
+        <w:t>Match each pictured step to the supplied facts. This is a worked teaching case, not an independent assessment.</w:t>
+      </w:r>
+    </w:p>
+    <w:p>
+      <w:pPr>
+        <w:spacing w:line="336" w:lineRule="auto" w:after="180"/>
+      </w:pPr>
+      <w:r>
+        <w:rPr>
+          <w:b w:val="0"/>
+        </w:rPr>
+        <w:t xml:space="preserve">Raw Euclidean distance includes differences in both direction and magnitude. Cosine compares direction using the </w:t>
+      </w:r>
+      <w:r>
+        <w:rPr>
+          <w:b/>
+        </w:rPr>
+        <w:t>vector length</w:t>
+      </w:r>
+      <w:r>
+        <w:rPr>
+          <w:b w:val="0"/>
+        </w:rPr>
+        <w:t>s, so a long vector can align perfectly while being far away in raw coordinates.</w:t>
+      </w:r>
+    </w:p>
+    <w:p>
+      <w:pPr>
+        <w:spacing w:line="336" w:lineRule="auto" w:after="180"/>
+      </w:pPr>
+      <w:r>
+        <w:rPr>
+          <w:b w:val="0"/>
+        </w:rPr>
+        <w:t>Declare which question your similarity measure answers. A zero vector has no direction and cannot be divided by its norm for cosine or unit normalisation.</w:t>
+      </w:r>
+    </w:p>
+    <w:p>
+      <w:pPr>
+        <w:spacing w:line="336" w:lineRule="auto" w:after="180"/>
+      </w:pPr>
+      <w:r>
+        <w:rPr>
+          <w:b w:val="0"/>
+        </w:rPr>
+        <w:t>Neither metric is universally right; choose it from the task and handle zero vectors explicitly.</w:t>
+      </w:r>
+    </w:p>
+    <w:p>
+      <w:pPr>
+        <w:spacing w:line="336" w:lineRule="auto" w:after="180"/>
+      </w:pPr>
+      <w:r>
+        <w:rPr>
+          <w:b w:val="0"/>
+        </w:rPr>
+        <w:t>Change: Replace P with [0, 0].</w:t>
+      </w:r>
+    </w:p>
+    <w:p>
+      <w:pPr>
+        <w:spacing w:line="336" w:lineRule="auto" w:after="180"/>
+      </w:pPr>
+      <w:r>
+        <w:rPr>
+          <w:b/>
+        </w:rPr>
+        <w:t>Prediction</w:t>
+      </w:r>
+      <w:r>
+        <w:rPr>
+          <w:b w:val="0"/>
+        </w:rPr>
+        <w:t>: Cosine and unit normalisation for P are undefined.</w:t>
+      </w:r>
+    </w:p>
+    <w:p>
+      <w:pPr>
+        <w:spacing w:line="336" w:lineRule="auto" w:after="180"/>
+      </w:pPr>
+      <w:r>
+        <w:rPr>
+          <w:b w:val="0"/>
+        </w:rPr>
+        <w:t>Reason: The zero vector has norm 0, so dividing by its norm is invalid.</w:t>
+      </w:r>
+    </w:p>
+    <w:p>
+      <w:pPr>
+        <w:pStyle w:val="Heading2"/>
+      </w:pPr>
+      <w:r>
+        <w:t>Earlier wording, alternatives and picture transcripts · reference / check after trying</w:t>
       </w:r>
     </w:p>
     <w:tbl>
@@ -1056,47 +2074,6 @@
         <w:pStyle w:val="Heading3"/>
       </w:pPr>
       <w:r>
-        <w:t>Explain Similarity and normalisation · 5</w:t>
-      </w:r>
-    </w:p>
-    <w:p>
-      <w:pPr>
-        <w:spacing w:line="336" w:lineRule="auto" w:after="180"/>
-      </w:pPr>
-      <w:r>
-        <w:rPr>
-          <w:b w:val="0"/>
-        </w:rPr>
-        <w:t>Guided: D has squared distance 9 + 1 = 10 and cosine 20 / 25 = 0.8. Raw distance prefers D over A (10 versus 25); cosine prefers A (1 versus 0.8).</w:t>
-      </w:r>
-    </w:p>
-    <w:p>
-      <w:pPr>
-        <w:spacing w:line="336" w:lineRule="auto" w:after="180"/>
-      </w:pPr>
-      <w:r>
-        <w:rPr>
-          <w:b w:val="0"/>
-        </w:rPr>
-        <w:t>Exit: Q and A share direction but have different lengths and may represent different totals. Cosine 1 proves aligned nonzero vectors, not equivalent meaning.</w:t>
-      </w:r>
-    </w:p>
-    <w:p>
-      <w:pPr>
-        <w:spacing w:line="336" w:lineRule="auto" w:after="180"/>
-      </w:pPr>
-      <w:r>
-        <w:rPr>
-          <w:b w:val="0"/>
-        </w:rPr>
-        <w:t>Check the task, retained information, zero and tie policies, and validation performance against a baseline; reserve final evaluation.</w:t>
-      </w:r>
-    </w:p>
-    <w:p>
-      <w:pPr>
-        <w:pStyle w:val="Heading3"/>
-      </w:pPr>
-      <w:r>
         <w:t>Model the reasoning aloud</w:t>
       </w:r>
     </w:p>
@@ -1290,68 +2267,6 @@
         <w:t>For Q [3, 4], raw squared distance selects B by minimising the score. Cosine selects A by maximising the score. The candidates stayed the same; the comparison rule changed.</w:t>
       </w:r>
     </w:p>
-    <w:p>
-      <w:pPr>
-        <w:spacing w:line="336" w:lineRule="auto" w:after="180"/>
-      </w:pPr>
-      <w:r>
-        <w:rPr>
-          <w:b w:val="0"/>
-        </w:rPr>
-        <w:t xml:space="preserve">After normalising both Q and every candidate, squared distances to A, B and C are 0, 0.8 and 4. For </w:t>
-      </w:r>
-      <w:r>
-        <w:rPr>
-          <w:b/>
-        </w:rPr>
-        <w:t>unit vector</w:t>
-      </w:r>
-      <w:r>
-        <w:rPr>
-          <w:b w:val="0"/>
-        </w:rPr>
-        <w:t>s, squared distance = 2 - 2 times cosine.</w:t>
-      </w:r>
-    </w:p>
-    <w:p>
-      <w:pPr>
-        <w:spacing w:line="336" w:lineRule="auto" w:after="180"/>
-      </w:pPr>
-      <w:r>
-        <w:rPr>
-          <w:b w:val="0"/>
-        </w:rPr>
-        <w:t>Thus the smallest normalised distance and largest cosine produce the same ranking, including ties, in exact arithmetic.</w:t>
-      </w:r>
-    </w:p>
-    <w:p>
-      <w:pPr>
-        <w:pStyle w:val="Heading3"/>
-      </w:pPr>
-      <w:r>
-        <w:t>Add candidate D [0, 5]. Calculate its raw squared distance and cosine from Q [3, 4]. Compare D with A under each rule.</w:t>
-      </w:r>
-    </w:p>
-    <w:p>
-      <w:r>
-        <w:t>________________________________________________________________</w:t>
-      </w:r>
-    </w:p>
-    <w:p>
-      <w:r>
-        <w:t>________________________________________________________________</w:t>
-      </w:r>
-    </w:p>
-    <w:p>
-      <w:r>
-        <w:t>________________________________________________________________</w:t>
-      </w:r>
-    </w:p>
-    <w:p>
-      <w:r>
-        <w:t>________________________________________________________________</w:t>
-      </w:r>
-    </w:p>
     <w:tbl>
       <w:tblPr>
         <w:tblStyle w:val="LightShading-Accent1"/>
@@ -1475,73 +2390,10 @@
     </w:p>
     <w:p>
       <w:pPr>
-        <w:spacing w:line="336" w:lineRule="auto" w:after="180"/>
-      </w:pPr>
-      <w:r>
-        <w:rPr>
-          <w:b w:val="0"/>
-        </w:rPr>
-        <w:t>Compare angular alignment with raw distance on the same vectors.</w:t>
-      </w:r>
-    </w:p>
-    <w:p>
-      <w:pPr>
         <w:pStyle w:val="Heading3"/>
       </w:pPr>
       <w:r>
         <w:t>The facts we will use</w:t>
-      </w:r>
-    </w:p>
-    <w:p>
-      <w:pPr>
-        <w:pStyle w:val="Heading3"/>
-      </w:pPr>
-      <w:r>
-        <w:t>Supplied facts</w:t>
-      </w:r>
-    </w:p>
-    <w:p>
-      <w:pPr>
-        <w:spacing w:line="336" w:lineRule="auto" w:after="180"/>
-        <w:shd w:fill="F1F6FC"/>
-      </w:pPr>
-      <w:r>
-        <w:rPr>
-          <w:b w:val="0"/>
-        </w:rPr>
-        <w:t>Query [2, 0]; P=[8, 0]; Q=[2, 1]. Nonzero vectors only; compare squared Euclidean distance and cosine.</w:t>
-      </w:r>
-    </w:p>
-    <w:p>
-      <w:pPr>
-        <w:pStyle w:val="Heading3"/>
-      </w:pPr>
-      <w:r>
-        <w:t>Supplied facts</w:t>
-      </w:r>
-    </w:p>
-    <w:p>
-      <w:pPr>
-        <w:spacing w:line="336" w:lineRule="auto" w:after="180"/>
-        <w:shd w:fill="F1F6FC"/>
-      </w:pPr>
-      <w:r>
-        <w:rPr>
-          <w:b w:val="0"/>
-        </w:rPr>
-        <w:t xml:space="preserve">All </w:t>
-      </w:r>
-      <w:r>
-        <w:rPr>
-          <w:b/>
-        </w:rPr>
-        <w:t>input</w:t>
-      </w:r>
-      <w:r>
-        <w:rPr>
-          <w:b w:val="0"/>
-        </w:rPr>
-        <w:t>s and outcomes in this worked example are invented classroom data; no real model run is claimed.</w:t>
       </w:r>
     </w:p>
     <w:p>
@@ -1549,7 +2401,7 @@
         <w:drawing>
           <wp:inline xmlns:a="http://schemas.openxmlformats.org/drawingml/2006/main" xmlns:pic="http://schemas.openxmlformats.org/drawingml/2006/picture">
             <wp:extent cx="5486400" cy="4934857"/>
-            <wp:docPr id="1" name="Picture 1" descr="Raw proximity differs from angular alignment"/>
+            <wp:docPr id="3" name="Picture 3" descr="Raw proximity differs from angular alignment"/>
             <wp:cNvGraphicFramePr>
               <a:graphicFrameLocks noChangeAspect="1"/>
             </wp:cNvGraphicFramePr>
@@ -1561,7 +2413,7 @@
                     <pic:cNvPicPr/>
                   </pic:nvPicPr>
                   <pic:blipFill>
-                    <a:blip r:embed="rId9"/>
+                    <a:blip r:embed="rId11"/>
                     <a:stretch>
                       <a:fillRect/>
                     </a:stretch>
@@ -1585,7 +2437,7 @@
         <w:drawing>
           <wp:inline xmlns:a="http://schemas.openxmlformats.org/drawingml/2006/main" xmlns:pic="http://schemas.openxmlformats.org/drawingml/2006/picture">
             <wp:extent cx="5486400" cy="5261429"/>
-            <wp:docPr id="2" name="Picture 2" descr="Similarity and normalisation. Raw distances: P distance 36; Q distance 1, so Q is closer in raw coordinates.. Angular similarity: Cosine P =1; cosine Q =2/sqrt5≈0.8944, so P aligns more closely.. Normalise: Unit query [1, 0], P [1, 0], Q [2/sqrt5, 1/sqrt5]; normalised distance to P is 0."/>
+            <wp:docPr id="4" name="Picture 4" descr="Similarity and normalisation. Raw distances: P distance 36; Q distance 1, so Q is closer in raw coordinates.. Angular similarity: Cosine P =1; cosine Q =2/sqrt5≈0.8944, so P aligns more closely.. Normalise: Unit query [1, 0], P [1, 0], Q [2/sqrt5, 1/sqrt5]; normalised distance to P is 0."/>
             <wp:cNvGraphicFramePr>
               <a:graphicFrameLocks noChangeAspect="1"/>
             </wp:cNvGraphicFramePr>
@@ -1597,7 +2449,7 @@
                     <pic:cNvPicPr/>
                   </pic:nvPicPr>
                   <pic:blipFill>
-                    <a:blip r:embed="rId10"/>
+                    <a:blip r:embed="rId12"/>
                     <a:stretch>
                       <a:fillRect/>
                     </a:stretch>
@@ -1621,114 +2473,7 @@
         <w:pStyle w:val="Heading3"/>
       </w:pPr>
       <w:r>
-        <w:t>Read the picture one step at a time</w:t>
-      </w:r>
-    </w:p>
-    <w:tbl>
-      <w:tblPr>
-        <w:tblStyle w:val="LightShading-Accent1"/>
-        <w:tblW w:type="auto" w:w="0"/>
-        <w:tblLook w:firstColumn="1" w:firstRow="1" w:lastColumn="0" w:lastRow="0" w:noHBand="0" w:noVBand="1" w:val="04A0"/>
-      </w:tblPr>
-      <w:tblGrid>
-        <w:gridCol w:w="5112"/>
-        <w:gridCol w:w="5112"/>
-      </w:tblGrid>
-      <w:tr>
-        <w:trPr>
-          <w:tblHeader/>
-        </w:trPr>
-        <w:tc>
-          <w:tcPr>
-            <w:tcW w:type="dxa" w:w="5112"/>
-          </w:tcPr>
-          <w:p>
-            <w:r>
-              <w:t>Step</w:t>
-            </w:r>
-          </w:p>
-        </w:tc>
-        <w:tc>
-          <w:tcPr>
-            <w:tcW w:type="dxa" w:w="5112"/>
-          </w:tcPr>
-          <w:p>
-            <w:r>
-              <w:t>What happens and why</w:t>
-            </w:r>
-          </w:p>
-        </w:tc>
-      </w:tr>
-      <w:tr>
-        <w:tc>
-          <w:tcPr>
-            <w:tcW w:type="dxa" w:w="5112"/>
-          </w:tcPr>
-          <w:p>
-            <w:r>
-              <w:t>1. Raw distances</w:t>
-            </w:r>
-          </w:p>
-        </w:tc>
-        <w:tc>
-          <w:tcPr>
-            <w:tcW w:type="dxa" w:w="5112"/>
-          </w:tcPr>
-          <w:p>
-            <w:r>
-              <w:t>P distance 36; Q distance 1, so Q is closer in raw coordinates.</w:t>
-            </w:r>
-          </w:p>
-        </w:tc>
-      </w:tr>
-      <w:tr>
-        <w:tc>
-          <w:tcPr>
-            <w:tcW w:type="dxa" w:w="5112"/>
-          </w:tcPr>
-          <w:p>
-            <w:r>
-              <w:t>2. Angular similarity</w:t>
-            </w:r>
-          </w:p>
-        </w:tc>
-        <w:tc>
-          <w:tcPr>
-            <w:tcW w:type="dxa" w:w="5112"/>
-          </w:tcPr>
-          <w:p>
-            <w:r>
-              <w:t>Cosine P =1; cosine Q =2/sqrt5≈0.8944, so P aligns more closely.</w:t>
-            </w:r>
-          </w:p>
-        </w:tc>
-      </w:tr>
-      <w:tr>
-        <w:tc>
-          <w:tcPr>
-            <w:tcW w:type="dxa" w:w="5112"/>
-          </w:tcPr>
-          <w:p>
-            <w:r>
-              <w:t>3. Normalise</w:t>
-            </w:r>
-          </w:p>
-        </w:tc>
-        <w:tc>
-          <w:tcPr>
-            <w:tcW w:type="dxa" w:w="5112"/>
-          </w:tcPr>
-          <w:p>
-            <w:r>
-              <w:t>Unit query [1, 0], P [1, 0], Q [2/sqrt5, 1/sqrt5]; normalised distance to P is 0.</w:t>
-            </w:r>
-          </w:p>
-        </w:tc>
-      </w:tr>
-    </w:tbl>
-    <w:p>
-      <w:r>
-        <w:t>Match each pictured step to the supplied facts. This is a worked teaching case, not an independent assessment.</w:t>
+        <w:t>Why this result follows</w:t>
       </w:r>
     </w:p>
     <w:p>
@@ -1736,7 +2481,7 @@
         <w:pStyle w:val="Heading3"/>
       </w:pPr>
       <w:r>
-        <w:t>Why this result follows</w:t>
+        <w:t>What this example does not establish</w:t>
       </w:r>
     </w:p>
     <w:p>
@@ -1744,161 +2489,15 @@
         <w:pStyle w:val="Heading3"/>
       </w:pPr>
       <w:r>
-        <w:t>Why the result follows</w:t>
+        <w:t>Change one thing in the pictured case</w:t>
       </w:r>
     </w:p>
     <w:p>
       <w:pPr>
-        <w:spacing w:line="336" w:lineRule="auto" w:after="180"/>
-        <w:shd w:fill="F1F6FC"/>
-      </w:pPr>
-      <w:r>
-        <w:rPr>
-          <w:b w:val="0"/>
-        </w:rPr>
-        <w:t xml:space="preserve">Raw Euclidean distance includes differences in both direction and magnitude. Cosine compares direction using the </w:t>
-      </w:r>
-      <w:r>
-        <w:rPr>
-          <w:b/>
-        </w:rPr>
-        <w:t>vector length</w:t>
-      </w:r>
-      <w:r>
-        <w:rPr>
-          <w:b w:val="0"/>
-        </w:rPr>
-        <w:t>s, so a long vector can align perfectly while being far away in raw coordinates.</w:t>
-      </w:r>
-    </w:p>
-    <w:p>
-      <w:pPr>
-        <w:spacing w:line="336" w:lineRule="auto" w:after="180"/>
-        <w:shd w:fill="F1F6FC"/>
-      </w:pPr>
-      <w:r>
-        <w:rPr>
-          <w:b w:val="0"/>
-        </w:rPr>
-        <w:t>Declare which question your similarity measure answers. A zero vector has no direction and cannot be divided by its norm for cosine or unit normalisation.</w:t>
-      </w:r>
-    </w:p>
-    <w:p>
-      <w:pPr>
         <w:pStyle w:val="Heading3"/>
       </w:pPr>
       <w:r>
-        <w:t>What this example does not establish</w:t>
-      </w:r>
-    </w:p>
-    <w:p>
-      <w:pPr>
-        <w:pStyle w:val="Heading3"/>
-      </w:pPr>
-      <w:r>
-        <w:t>Keep the stated limit</w:t>
-      </w:r>
-    </w:p>
-    <w:p>
-      <w:pPr>
-        <w:spacing w:line="336" w:lineRule="auto" w:after="180"/>
-        <w:shd w:fill="FFF5E6"/>
-      </w:pPr>
-      <w:r>
-        <w:rPr>
-          <w:b w:val="0"/>
-        </w:rPr>
-        <w:t>Neither metric is universally right; choose it from the task and handle zero vectors explicitly.</w:t>
-      </w:r>
-    </w:p>
-    <w:p>
-      <w:pPr>
-        <w:pStyle w:val="Heading3"/>
-      </w:pPr>
-      <w:r>
-        <w:t>Change one thing in the pictured case</w:t>
-      </w:r>
-    </w:p>
-    <w:p>
-      <w:pPr>
-        <w:pStyle w:val="Heading3"/>
-      </w:pPr>
-      <w:r>
-        <w:t>Change one thing</w:t>
-      </w:r>
-    </w:p>
-    <w:p>
-      <w:pPr>
-        <w:spacing w:line="336" w:lineRule="auto" w:after="180"/>
-        <w:shd w:fill="F5F1FB"/>
-      </w:pPr>
-      <w:r>
-        <w:rPr>
-          <w:b w:val="0"/>
-        </w:rPr>
-        <w:t>Change: Replace P with [0, 0].</w:t>
-      </w:r>
-    </w:p>
-    <w:p>
-      <w:pPr>
-        <w:pStyle w:val="Heading3"/>
-      </w:pPr>
-      <w:r>
-        <w:t>Predicted result</w:t>
-      </w:r>
-    </w:p>
-    <w:p>
-      <w:pPr>
-        <w:spacing w:line="336" w:lineRule="auto" w:after="180"/>
-        <w:shd w:fill="F1F6FC"/>
-      </w:pPr>
-      <w:r>
-        <w:rPr>
-          <w:b/>
-        </w:rPr>
-        <w:t>Prediction</w:t>
-      </w:r>
-      <w:r>
-        <w:rPr>
-          <w:b w:val="0"/>
-        </w:rPr>
-        <w:t>: Cosine and unit normalisation for P are undefined.</w:t>
-      </w:r>
-    </w:p>
-    <w:p>
-      <w:pPr>
-        <w:pStyle w:val="Heading3"/>
-      </w:pPr>
-      <w:r>
-        <w:t>Why the result follows</w:t>
-      </w:r>
-    </w:p>
-    <w:p>
-      <w:pPr>
-        <w:spacing w:line="336" w:lineRule="auto" w:after="180"/>
-        <w:shd w:fill="F1F6FC"/>
-      </w:pPr>
-      <w:r>
-        <w:rPr>
-          <w:b w:val="0"/>
-        </w:rPr>
-        <w:t>Reason: The zero vector has norm 0, so dividing by its norm is invalid.</w:t>
-      </w:r>
-    </w:p>
-    <w:p>
-      <w:pPr>
-        <w:pStyle w:val="Heading3"/>
-      </w:pPr>
-      <w:r>
         <w:t>Ask while showing the picture</w:t>
-      </w:r>
-    </w:p>
-    <w:p>
-      <w:pPr>
-        <w:pStyle w:val="Heading3"/>
-      </w:pPr>
-      <w:r>
-        <w:t>Ask while showing the picture · 6</w:t>
       </w:r>
     </w:p>
     <w:p>
@@ -1952,12 +2551,333 @@
         <w:pStyle w:val="Heading1"/>
       </w:pPr>
       <w:r>
-        <w:t>03. Demonstrate and guide practice</w:t>
+        <w:t>03. Model a step,then remove help</w:t>
       </w:r>
     </w:p>
     <w:p>
       <w:r>
-        <w:t>Demonstrate Similarity and normalisation, reduce support deliberately and check individual reasoning before discussing answers.</w:t>
+        <w:t>Collect each learner’s reasoning before showing a key.</w:t>
+      </w:r>
+    </w:p>
+    <w:p>
+      <w:pPr>
+        <w:pStyle w:val="Heading2"/>
+      </w:pPr>
+      <w:r>
+        <w:t>Current completion task and checked reasoning</w:t>
+      </w:r>
+    </w:p>
+    <w:p>
+      <w:pPr>
+        <w:spacing w:line="336" w:lineRule="auto" w:after="180"/>
+      </w:pPr>
+      <w:r>
+        <w:rPr>
+          <w:b w:val="0"/>
+        </w:rPr>
+        <w:t>Completion task: For query Q, write the raw squared distances and cosines to A, B and C from the lesson. Name the winner under each rule.</w:t>
+      </w:r>
+    </w:p>
+    <w:p>
+      <w:pPr>
+        <w:spacing w:line="336" w:lineRule="auto" w:after="180"/>
+      </w:pPr>
+      <w:r>
+        <w:rPr>
+          <w:b w:val="0"/>
+        </w:rPr>
+        <w:t>Calculate squared distances after normalising both sides and check the relationship to cosine.</w:t>
+      </w:r>
+    </w:p>
+    <w:p>
+      <w:pPr>
+        <w:spacing w:line="336" w:lineRule="auto" w:after="180"/>
+      </w:pPr>
+      <w:r>
+        <w:rPr>
+          <w:b w:val="0"/>
+        </w:rPr>
+        <w:t>Teacher check: Teacher explanation: Raw squared distances are 25, 16, 100, so B wins. Cosines are 1, 0.6, -1, so A wins. Unit-vector squared distances are 0, 0.8, 4, matching 2 - 2 times each cosine and selecting A.</w:t>
+      </w:r>
+    </w:p>
+    <w:p>
+      <w:pPr>
+        <w:spacing w:line="336" w:lineRule="auto" w:after="180"/>
+      </w:pPr>
+      <w:r>
+        <w:rPr>
+          <w:b w:val="0"/>
+        </w:rPr>
+        <w:t xml:space="preserve">Start by identifying the given </w:t>
+      </w:r>
+      <w:r>
+        <w:rPr>
+          <w:b/>
+        </w:rPr>
+        <w:t>input</w:t>
+      </w:r>
+      <w:r>
+        <w:rPr>
+          <w:b w:val="0"/>
+        </w:rPr>
+        <w:t>s together. Leave the intermediate steps blank. If needed, model one step, then withdraw that help on the next step. Move to a full trace only when the partial trace is understood.</w:t>
+      </w:r>
+    </w:p>
+    <w:p>
+      <w:pPr>
+        <w:spacing w:line="336" w:lineRule="auto" w:after="180"/>
+      </w:pPr>
+      <w:r>
+        <w:rPr>
+          <w:b w:val="0"/>
+        </w:rPr>
+        <w:t>For partners, alternate explainer and checker; collect a response from every learner before discussion.</w:t>
+      </w:r>
+    </w:p>
+    <w:p>
+      <w:pPr>
+        <w:pStyle w:val="Heading2"/>
+      </w:pPr>
+      <w:r>
+        <w:t>Individual misconception check</w:t>
+      </w:r>
+    </w:p>
+    <w:p>
+      <w:pPr>
+        <w:spacing w:line="336" w:lineRule="auto" w:after="180"/>
+      </w:pPr>
+      <w:r>
+        <w:rPr>
+          <w:b w:val="0"/>
+        </w:rPr>
+        <w:t>Use the worked case for Similarity and normalisation. Proposed explanation: “Cosine is a probability”. Decide whether this explanation is supported.</w:t>
+      </w:r>
+    </w:p>
+    <w:p>
+      <w:pPr>
+        <w:spacing w:line="336" w:lineRule="auto" w:after="180"/>
+      </w:pPr>
+      <w:r>
+        <w:rPr>
+          <w:b w:val="0"/>
+        </w:rPr>
+        <w:t>Point to the step or supplied fact that decides; explain your repair if needed.</w:t>
+      </w:r>
+    </w:p>
+    <w:p>
+      <w:pPr>
+        <w:spacing w:line="336" w:lineRule="auto" w:after="180"/>
+      </w:pPr>
+      <w:r>
+        <w:rPr>
+          <w:b w:val="0"/>
+        </w:rPr>
+        <w:t>Expected correction: Its possible negative values and geometric definition show that it is not a calibrated probability.</w:t>
+      </w:r>
+    </w:p>
+    <w:p>
+      <w:pPr>
+        <w:spacing w:line="336" w:lineRule="auto" w:after="180"/>
+      </w:pPr>
+      <w:r>
+        <w:rPr>
+          <w:b w:val="0"/>
+        </w:rPr>
+        <w:t>Collect explanations, not only yes/no votes. If a misunderstanding is common, re-model the relevant step for the class.</w:t>
+      </w:r>
+    </w:p>
+    <w:p>
+      <w:pPr>
+        <w:spacing w:line="336" w:lineRule="auto" w:after="180"/>
+      </w:pPr>
+      <w:r>
+        <w:rPr>
+          <w:b w:val="0"/>
+        </w:rPr>
+        <w:t>If it affects a few learners, give a short targeted group explanation while others solve a more demanding variation.</w:t>
+      </w:r>
+    </w:p>
+    <w:p>
+      <w:pPr>
+        <w:pStyle w:val="Heading2"/>
+      </w:pPr>
+      <w:r>
+        <w:t>Pictured reasoning and changed case</w:t>
+      </w:r>
+    </w:p>
+    <w:p>
+      <w:pPr>
+        <w:spacing w:line="336" w:lineRule="auto" w:after="180"/>
+      </w:pPr>
+      <w:r>
+        <w:rPr>
+          <w:b w:val="0"/>
+        </w:rPr>
+        <w:t xml:space="preserve">Why do the original two metrics select different winners? Point to the relevant step in the picture, then write the changed result and the rule or </w:t>
+      </w:r>
+      <w:r>
+        <w:rPr>
+          <w:b/>
+        </w:rPr>
+        <w:t>evidence</w:t>
+      </w:r>
+      <w:r>
+        <w:rPr>
+          <w:b w:val="0"/>
+        </w:rPr>
+        <w:t xml:space="preserve"> that supports it.</w:t>
+      </w:r>
+    </w:p>
+    <w:p>
+      <w:pPr>
+        <w:spacing w:line="336" w:lineRule="auto" w:after="180"/>
+      </w:pPr>
+      <w:r>
+        <w:rPr>
+          <w:b w:val="0"/>
+        </w:rPr>
+        <w:t>Raw distance includes length differences; cosine compares direction after accounting for norms. P shares direction but has a much larger magnitude. Changed-case check: Cosine and unit normalisation for P are undefined.</w:t>
+      </w:r>
+    </w:p>
+    <w:p>
+      <w:pPr>
+        <w:spacing w:line="336" w:lineRule="auto" w:after="180"/>
+      </w:pPr>
+      <w:r>
+        <w:rPr>
+          <w:b w:val="0"/>
+        </w:rPr>
+        <w:t>The zero vector has norm 0, so dividing by its norm is invalid.</w:t>
+      </w:r>
+    </w:p>
+    <w:p>
+      <w:pPr>
+        <w:spacing w:line="336" w:lineRule="auto" w:after="180"/>
+      </w:pPr>
+      <w:r>
+        <w:rPr>
+          <w:b w:val="0"/>
+        </w:rPr>
+        <w:t>Changed-case reasoning: Cosine and unit normalisation for P are undefined. The zero vector has norm 0, so dividing by its norm is invalid.</w:t>
+      </w:r>
+    </w:p>
+    <w:p>
+      <w:pPr>
+        <w:spacing w:line="336" w:lineRule="auto" w:after="180"/>
+      </w:pPr>
+      <w:r>
+        <w:rPr>
+          <w:b w:val="0"/>
+        </w:rPr>
+        <w:t xml:space="preserve">Collect each learner’s explanation before discussion. Use the first missing connection between </w:t>
+      </w:r>
+      <w:r>
+        <w:rPr>
+          <w:b/>
+        </w:rPr>
+        <w:t>input</w:t>
+      </w:r>
+      <w:r>
+        <w:rPr>
+          <w:b w:val="0"/>
+        </w:rPr>
+        <w:t xml:space="preserve">, deciding step and result to choose support. This question is worked-case practice, not fresh mastery </w:t>
+      </w:r>
+      <w:r>
+        <w:rPr>
+          <w:b/>
+        </w:rPr>
+        <w:t>evidence</w:t>
+      </w:r>
+      <w:r>
+        <w:rPr>
+          <w:b w:val="0"/>
+        </w:rPr>
+        <w:t>.</w:t>
+      </w:r>
+    </w:p>
+    <w:p>
+      <w:pPr>
+        <w:pStyle w:val="Heading2"/>
+      </w:pPr>
+      <w:r>
+        <w:t>Accessible support and extension</w:t>
+      </w:r>
+    </w:p>
+    <w:p>
+      <w:pPr>
+        <w:spacing w:line="336" w:lineRule="auto" w:after="180"/>
+      </w:pPr>
+      <w:r>
+        <w:rPr>
+          <w:b w:val="0"/>
+        </w:rPr>
+        <w:t xml:space="preserve">Use See how it works and Follow a worked example. Collect a </w:t>
+      </w:r>
+      <w:r>
+        <w:rPr>
+          <w:b/>
+        </w:rPr>
+        <w:t>prediction</w:t>
+      </w:r>
+      <w:r>
+        <w:rPr>
+          <w:b w:val="0"/>
+        </w:rPr>
+        <w:t xml:space="preserve"> before revealing its result; ask the learner to point to each intermediate fact.</w:t>
+      </w:r>
+    </w:p>
+    <w:p>
+      <w:pPr>
+        <w:spacing w:line="336" w:lineRule="auto" w:after="180"/>
+      </w:pPr>
+      <w:r>
+        <w:rPr>
+          <w:b w:val="0"/>
+        </w:rPr>
+        <w:t>Provide a ledger for squared components, length, unit components and score. Allow a calculator and separate lower-is-better distance from higher-is-better similarity.</w:t>
+      </w:r>
+    </w:p>
+    <w:p>
+      <w:pPr>
+        <w:spacing w:line="336" w:lineRule="auto" w:after="180"/>
+      </w:pPr>
+      <w:r>
+        <w:rPr>
+          <w:b w:val="0"/>
+        </w:rPr>
+        <w:t xml:space="preserve">Extension: expand the squared distance between two </w:t>
+      </w:r>
+      <w:r>
+        <w:rPr>
+          <w:b/>
+        </w:rPr>
+        <w:t>unit vector</w:t>
+      </w:r>
+      <w:r>
+        <w:rPr>
+          <w:b w:val="0"/>
+        </w:rPr>
+        <w:t>s to derive 2 - 2 times their dot product.</w:t>
+      </w:r>
+    </w:p>
+    <w:p>
+      <w:pPr>
+        <w:spacing w:line="336" w:lineRule="auto" w:after="180"/>
+      </w:pPr>
+      <w:r>
+        <w:rPr>
+          <w:b w:val="0"/>
+        </w:rPr>
+        <w:t>For floating-point retrieval, declare a tolerance and retain all scores within it of the best; show that rounding first can create false ties.</w:t>
+      </w:r>
+    </w:p>
+    <w:p>
+      <w:pPr>
+        <w:pStyle w:val="Heading2"/>
+      </w:pPr>
+      <w:r>
+        <w:t>Earlier wording, alternatives and picture transcripts · reference / check after trying</w:t>
       </w:r>
     </w:p>
     <w:tbl>
@@ -2174,25 +3094,85 @@
     </w:tbl>
     <w:p>
       <w:pPr>
+        <w:pStyle w:val="Heading3"/>
+      </w:pPr>
+      <w:r>
+        <w:t>Reduce help deliberately</w:t>
+      </w:r>
+    </w:p>
+    <w:p>
+      <w:pPr>
+        <w:pStyle w:val="Heading3"/>
+      </w:pPr>
+      <w:r>
+        <w:t>Individual reasoning check</w:t>
+      </w:r>
+    </w:p>
+    <w:p>
+      <w:pPr>
+        <w:pStyle w:val="Heading3"/>
+      </w:pPr>
+      <w:r>
+        <w:t>Pictorial practice question</w:t>
+      </w:r>
+    </w:p>
+    <w:p>
+      <w:pPr>
+        <w:pStyle w:val="Heading3"/>
+      </w:pPr>
+      <w:r>
+        <w:t>Reasoned teacher answer</w:t>
+      </w:r>
+    </w:p>
+    <w:p>
+      <w:pPr>
+        <w:pStyle w:val="Heading1"/>
+      </w:pPr>
+      <w:r>
+        <w:t>04. Run the complete supplied investigation</w:t>
+      </w:r>
+    </w:p>
+    <w:p>
+      <w:r>
+        <w:t>Separate predictions,actual runs and paper traces.</w:t>
+      </w:r>
+    </w:p>
+    <w:p>
+      <w:pPr>
+        <w:pStyle w:val="Heading2"/>
+      </w:pPr>
+      <w:r>
+        <w:t>Complete inputs,expected results and limits</w:t>
+      </w:r>
+    </w:p>
+    <w:p>
+      <w:pPr>
         <w:spacing w:line="336" w:lineRule="auto" w:after="180"/>
       </w:pPr>
       <w:r>
         <w:rPr>
           <w:b w:val="0"/>
         </w:rPr>
-        <w:t xml:space="preserve">Use See how it works and Follow a worked example. Collect a </w:t>
-      </w:r>
-      <w:r>
-        <w:rPr>
-          <w:b/>
-        </w:rPr>
-        <w:t>prediction</w:t>
-      </w:r>
+        <w:t>Main raw winner Bversus cosine/unit-distance winner A; the identity requires both normalized vectors. W3Zexcluded, B cosine.6; zero query rejects; only Z gives no comparison, not cosine 0. W5 normalization loses total counts 7 versus14, and selecting with final outcomes makes development evidence.</w:t>
+      </w:r>
+    </w:p>
+    <w:p>
+      <w:pPr>
+        <w:spacing w:line="336" w:lineRule="auto" w:after="180"/>
+      </w:pPr>
       <w:r>
         <w:rPr>
           <w:b w:val="0"/>
         </w:rPr>
-        <w:t xml:space="preserve"> before revealing its result; ask the learner to point to each intermediate fact.</w:t>
+        <w:t>Independentquery[5, 0], P[10, 0], R[4, 3], S[0, 5]:raw squared distances 25/10/50 select R; cosines 1/.8/0 select P; unit distances 0/.4/2 select P. The same positive direction can have greater length. Preserve metric, mask/candidate roles, zero policy and tie tolerance.</w:t>
+      </w:r>
+    </w:p>
+    <w:p>
+      <w:pPr>
+        <w:pStyle w:val="Heading2"/>
+      </w:pPr>
+      <w:r>
+        <w:t>Diagnose the current misconceptions</w:t>
       </w:r>
     </w:p>
     <w:p>
@@ -2203,7 +3183,7 @@
         <w:rPr>
           <w:b w:val="0"/>
         </w:rPr>
-        <w:t>Provide a ledger for squared components, length, unit components and score. Allow a calculator and separate lower-is-better distance from higher-is-better similarity.</w:t>
+        <w:t>Cosine is a probability: Its possible negative values and geometric definition show that it is not a calibrated probability.</w:t>
       </w:r>
     </w:p>
     <w:p>
@@ -2214,7 +3194,7 @@
         <w:rPr>
           <w:b w:val="0"/>
         </w:rPr>
-        <w:t xml:space="preserve">Extension: expand the squared distance between two </w:t>
+        <w:t xml:space="preserve">Normalisation keeps all information: Positive multiples collapse to the same </w:t>
       </w:r>
       <w:r>
         <w:rPr>
@@ -2226,7 +3206,7 @@
         <w:rPr>
           <w:b w:val="0"/>
         </w:rPr>
-        <w:t>s to derive 2 - 2 times their dot product.</w:t>
+        <w:t>; preserve length separately if the task needs it.</w:t>
       </w:r>
     </w:p>
     <w:p>
@@ -2237,78 +3217,30 @@
         <w:rPr>
           <w:b w:val="0"/>
         </w:rPr>
-        <w:t>For floating-point retrieval, declare a tolerance and retain all scores within it of the best; show that rounding first can create false ties.</w:t>
+        <w:t>Any scaling leaves cosine unchanged: Positive scaling preserves direction. Multiplying only one vector by a negative number reverses the cosine sign; zero scaling makes it undefined.</w:t>
       </w:r>
     </w:p>
     <w:p>
       <w:pPr>
-        <w:pStyle w:val="Heading3"/>
-      </w:pPr>
-      <w:r>
-        <w:t>Reduce help deliberately</w:t>
-      </w:r>
-    </w:p>
-    <w:p>
-      <w:pPr>
-        <w:pStyle w:val="Heading3"/>
-      </w:pPr>
-      <w:r>
-        <w:t>Completion practice</w:t>
-      </w:r>
-    </w:p>
-    <w:p>
-      <w:pPr>
         <w:spacing w:line="336" w:lineRule="auto" w:after="180"/>
-        <w:shd w:fill="F5F1FB"/>
       </w:pPr>
       <w:r>
         <w:rPr>
           <w:b w:val="0"/>
         </w:rPr>
-        <w:t>Completion task: For query Q, write the raw squared distances and cosines to A, B and C from the lesson. Name the winner under each rule.</w:t>
-      </w:r>
-    </w:p>
-    <w:p>
-      <w:pPr>
-        <w:spacing w:line="336" w:lineRule="auto" w:after="180"/>
-        <w:shd w:fill="F5F1FB"/>
-      </w:pPr>
+        <w:t xml:space="preserve">Use Run the investigation for the </w:t>
+      </w:r>
+      <w:r>
+        <w:rPr>
+          <w:b/>
+        </w:rPr>
+        <w:t>evidence</w:t>
+      </w:r>
       <w:r>
         <w:rPr>
           <w:b w:val="0"/>
         </w:rPr>
-        <w:t>Calculate squared distances after normalising both sides and check the relationship to cosine.</w:t>
-      </w:r>
-    </w:p>
-    <w:p>
-      <w:pPr>
-        <w:pStyle w:val="Heading3"/>
-      </w:pPr>
-      <w:r>
-        <w:t>Reasoning to listen for</w:t>
-      </w:r>
-    </w:p>
-    <w:p>
-      <w:pPr>
-        <w:spacing w:line="336" w:lineRule="auto" w:after="180"/>
-        <w:shd w:fill="F1F6FC"/>
-      </w:pPr>
-      <w:r>
-        <w:rPr>
-          <w:b w:val="0"/>
-        </w:rPr>
-        <w:t>Teacher check: Teacher explanation: Raw squared distances are 25, 16, 100, so B wins. Cosines are 1, 0.6, -1, so A wins. Unit-vector squared distances are 0, 0.8, 4, matching 2 - 2 times each cosine and selecting A.</w:t>
-      </w:r>
-    </w:p>
-    <w:p>
-      <w:pPr>
-        <w:spacing w:line="336" w:lineRule="auto" w:after="180"/>
-      </w:pPr>
-      <w:r>
-        <w:rPr>
-          <w:b w:val="0"/>
-        </w:rPr>
-        <w:t xml:space="preserve">Start by identifying the given </w:t>
+        <w:t xml:space="preserve"> ledger. Add a boundary or missing-</w:t>
       </w:r>
       <w:r>
         <w:rPr>
@@ -2320,298 +3252,15 @@
         <w:rPr>
           <w:b w:val="0"/>
         </w:rPr>
-        <w:t>s together. Leave the intermediate steps blank. If needed, model one step, then withdraw that help on the next step. Move to a full trace only when the partial trace is understood.</w:t>
+        <w:t xml:space="preserve"> case and record the expected response before checking. More successful repeats of one case do not establish wider coverage.</w:t>
       </w:r>
     </w:p>
     <w:p>
       <w:pPr>
-        <w:spacing w:line="336" w:lineRule="auto" w:after="180"/>
-      </w:pPr>
-      <w:r>
-        <w:rPr>
-          <w:b w:val="0"/>
-        </w:rPr>
-        <w:t>For partners, alternate explainer and checker; collect a response from every learner before discussion.</w:t>
-      </w:r>
-    </w:p>
-    <w:p>
-      <w:pPr>
-        <w:pStyle w:val="Heading3"/>
-      </w:pPr>
-      <w:r>
-        <w:t>Individual reasoning check</w:t>
-      </w:r>
-    </w:p>
-    <w:p>
-      <w:pPr>
-        <w:spacing w:line="336" w:lineRule="auto" w:after="180"/>
-      </w:pPr>
-      <w:r>
-        <w:rPr>
-          <w:b w:val="0"/>
-        </w:rPr>
-        <w:t>Use the worked case for Similarity and normalisation. Proposed explanation: “Cosine is a probability”. Decide whether this explanation is supported.</w:t>
-      </w:r>
-    </w:p>
-    <w:p>
-      <w:pPr>
-        <w:spacing w:line="336" w:lineRule="auto" w:after="180"/>
-      </w:pPr>
-      <w:r>
-        <w:rPr>
-          <w:b w:val="0"/>
-        </w:rPr>
-        <w:t>Point to the step or supplied fact that decides; explain your repair if needed.</w:t>
-      </w:r>
-    </w:p>
-    <w:p>
-      <w:pPr>
-        <w:pStyle w:val="Heading3"/>
-      </w:pPr>
-      <w:r>
-        <w:t>Expected repair</w:t>
-      </w:r>
-    </w:p>
-    <w:p>
-      <w:pPr>
-        <w:spacing w:line="336" w:lineRule="auto" w:after="180"/>
-        <w:shd w:fill="F1F6FC"/>
-      </w:pPr>
-      <w:r>
-        <w:rPr>
-          <w:b w:val="0"/>
-        </w:rPr>
-        <w:t>Expected correction: Its possible negative values and geometric definition show that it is not a calibrated probability.</w:t>
-      </w:r>
-    </w:p>
-    <w:p>
-      <w:pPr>
-        <w:spacing w:line="336" w:lineRule="auto" w:after="180"/>
-      </w:pPr>
-      <w:r>
-        <w:rPr>
-          <w:b w:val="0"/>
-        </w:rPr>
-        <w:t>Collect explanations, not only yes/no votes. If a misunderstanding is common, re-model the relevant step for the class.</w:t>
-      </w:r>
-    </w:p>
-    <w:p>
-      <w:pPr>
-        <w:spacing w:line="336" w:lineRule="auto" w:after="180"/>
-      </w:pPr>
-      <w:r>
-        <w:rPr>
-          <w:b w:val="0"/>
-        </w:rPr>
-        <w:t>If it affects a few learners, give a short targeted group explanation while others solve a more demanding variation.</w:t>
-      </w:r>
-    </w:p>
-    <w:p>
-      <w:pPr>
-        <w:pStyle w:val="Heading3"/>
-      </w:pPr>
-      <w:r>
-        <w:t>Pictorial practice question</w:t>
-      </w:r>
-    </w:p>
-    <w:p>
-      <w:pPr>
-        <w:spacing w:line="336" w:lineRule="auto" w:after="180"/>
-      </w:pPr>
-      <w:r>
-        <w:rPr>
-          <w:b w:val="0"/>
-        </w:rPr>
-        <w:t xml:space="preserve">Why do the original two metrics select different winners? Point to the relevant step in the picture, then write the changed result and the rule or </w:t>
-      </w:r>
-      <w:r>
-        <w:rPr>
-          <w:b/>
-        </w:rPr>
-        <w:t>evidence</w:t>
-      </w:r>
-      <w:r>
-        <w:rPr>
-          <w:b w:val="0"/>
-        </w:rPr>
-        <w:t xml:space="preserve"> that supports it.</w:t>
-      </w:r>
-    </w:p>
-    <w:p>
-      <w:pPr>
-        <w:pStyle w:val="Heading3"/>
-      </w:pPr>
-      <w:r>
-        <w:t>Reasoned teacher answer</w:t>
-      </w:r>
-    </w:p>
-    <w:p>
-      <w:pPr>
-        <w:spacing w:line="336" w:lineRule="auto" w:after="180"/>
-      </w:pPr>
-      <w:r>
-        <w:rPr>
-          <w:b w:val="0"/>
-        </w:rPr>
-        <w:t>Raw distance includes length differences; cosine compares direction after accounting for norms. P shares direction but has a much larger magnitude. Changed-case check: Cosine and unit normalisation for P are undefined.</w:t>
-      </w:r>
-    </w:p>
-    <w:p>
-      <w:pPr>
-        <w:spacing w:line="336" w:lineRule="auto" w:after="180"/>
-      </w:pPr>
-      <w:r>
-        <w:rPr>
-          <w:b w:val="0"/>
-        </w:rPr>
-        <w:t>The zero vector has norm 0, so dividing by its norm is invalid.</w:t>
-      </w:r>
-    </w:p>
-    <w:p>
-      <w:pPr>
-        <w:spacing w:line="336" w:lineRule="auto" w:after="180"/>
-      </w:pPr>
-      <w:r>
-        <w:rPr>
-          <w:b w:val="0"/>
-        </w:rPr>
-        <w:t>Changed-case reasoning: Cosine and unit normalisation for P are undefined. The zero vector has norm 0, so dividing by its norm is invalid.</w:t>
-      </w:r>
-    </w:p>
-    <w:p>
-      <w:pPr>
-        <w:spacing w:line="336" w:lineRule="auto" w:after="180"/>
-      </w:pPr>
-      <w:r>
-        <w:rPr>
-          <w:b w:val="0"/>
-        </w:rPr>
-        <w:t xml:space="preserve">Collect each learner’s explanation before discussion. Use the first missing connection between </w:t>
-      </w:r>
-      <w:r>
-        <w:rPr>
-          <w:b/>
-        </w:rPr>
-        <w:t>input</w:t>
-      </w:r>
-      <w:r>
-        <w:rPr>
-          <w:b w:val="0"/>
-        </w:rPr>
-        <w:t xml:space="preserve">, deciding step and result to choose support. This question is worked-case practice, not fresh mastery </w:t>
-      </w:r>
-      <w:r>
-        <w:rPr>
-          <w:b/>
-        </w:rPr>
-        <w:t>evidence</w:t>
-      </w:r>
-      <w:r>
-        <w:rPr>
-          <w:b w:val="0"/>
-        </w:rPr>
-        <w:t>.</w:t>
-      </w:r>
-    </w:p>
-    <w:p>
-      <w:pPr>
-        <w:pStyle w:val="Heading1"/>
-      </w:pPr>
-      <w:r>
-        <w:t>04. Run the investigation and diagnose misconceptions</w:t>
-      </w:r>
-    </w:p>
-    <w:p>
-      <w:r>
-        <w:t>Run the Similarity and normalisation investigation and use the first unsupported step to choose a teaching response.</w:t>
-      </w:r>
-    </w:p>
-    <w:p>
-      <w:pPr>
-        <w:spacing w:line="336" w:lineRule="auto" w:after="180"/>
-      </w:pPr>
-      <w:r>
-        <w:rPr>
-          <w:b w:val="0"/>
-        </w:rPr>
-        <w:t>Cosine is a probability: Its possible negative values and geometric definition show that it is not a calibrated probability.</w:t>
-      </w:r>
-    </w:p>
-    <w:p>
-      <w:pPr>
-        <w:spacing w:line="336" w:lineRule="auto" w:after="180"/>
-      </w:pPr>
-      <w:r>
-        <w:rPr>
-          <w:b w:val="0"/>
-        </w:rPr>
-        <w:t xml:space="preserve">Normalisation keeps all information: Positive multiples collapse to the same </w:t>
-      </w:r>
-      <w:r>
-        <w:rPr>
-          <w:b/>
-        </w:rPr>
-        <w:t>unit vector</w:t>
-      </w:r>
-      <w:r>
-        <w:rPr>
-          <w:b w:val="0"/>
-        </w:rPr>
-        <w:t>; preserve length separately if the task needs it.</w:t>
-      </w:r>
-    </w:p>
-    <w:p>
-      <w:pPr>
-        <w:spacing w:line="336" w:lineRule="auto" w:after="180"/>
-      </w:pPr>
-      <w:r>
-        <w:rPr>
-          <w:b w:val="0"/>
-        </w:rPr>
-        <w:t>Any scaling leaves cosine unchanged: Positive scaling preserves direction. Multiplying only one vector by a negative number reverses the cosine sign; zero scaling makes it undefined.</w:t>
-      </w:r>
-    </w:p>
-    <w:p>
-      <w:pPr>
-        <w:spacing w:line="336" w:lineRule="auto" w:after="180"/>
-      </w:pPr>
-      <w:r>
-        <w:rPr>
-          <w:b w:val="0"/>
-        </w:rPr>
-        <w:t xml:space="preserve">Use Run the investigation for the </w:t>
-      </w:r>
-      <w:r>
-        <w:rPr>
-          <w:b/>
-        </w:rPr>
-        <w:t>evidence</w:t>
-      </w:r>
-      <w:r>
-        <w:rPr>
-          <w:b w:val="0"/>
-        </w:rPr>
-        <w:t xml:space="preserve"> ledger. Add a boundary or missing-</w:t>
-      </w:r>
-      <w:r>
-        <w:rPr>
-          <w:b/>
-        </w:rPr>
-        <w:t>input</w:t>
-      </w:r>
-      <w:r>
-        <w:rPr>
-          <w:b w:val="0"/>
-        </w:rPr>
-        <w:t xml:space="preserve"> case and record the expected response before checking. More successful repeats of one case do not establish wider coverage.</w:t>
-      </w:r>
-    </w:p>
-    <w:p>
-      <w:pPr>
-        <w:pStyle w:val="Heading3"/>
-      </w:pPr>
-      <w:r>
-        <w:t>Match the support to the first error</w:t>
+        <w:pStyle w:val="Heading2"/>
+      </w:pPr>
+      <w:r>
+        <w:t>Choose accessible support</w:t>
       </w:r>
     </w:p>
     <w:tbl>
@@ -2784,23 +3433,39 @@
     </w:p>
     <w:p>
       <w:pPr>
-        <w:pStyle w:val="Heading1"/>
-      </w:pPr>
-      <w:r>
-        <w:t>05. Assess and explain the answers</w:t>
+        <w:pStyle w:val="Heading2"/>
+      </w:pPr>
+      <w:r>
+        <w:t>Earlier wording, alternatives and picture transcripts · reference / check after trying</w:t>
       </w:r>
     </w:p>
     <w:p>
-      <w:r>
-        <w:t>Use the Similarity and normalisation questions, teacher keys and criteria after the relevant attempts. Previously discussed cases are practice; protect the separately selected independent task.</w:t>
+      <w:pPr>
+        <w:pStyle w:val="Heading3"/>
+      </w:pPr>
+      <w:r>
+        <w:t>Match the support to the first error</w:t>
       </w:r>
     </w:p>
     <w:p>
       <w:pPr>
-        <w:pStyle w:val="Heading3"/>
-      </w:pPr>
-      <w:r>
-        <w:t>Guided and exit questions</w:t>
+        <w:pStyle w:val="Heading1"/>
+      </w:pPr>
+      <w:r>
+        <w:t>05. Assess the new schema or calculation transfer</w:t>
+      </w:r>
+    </w:p>
+    <w:p>
+      <w:r>
+        <w:t>Keep the selected answer private until after a first attempt.</w:t>
+      </w:r>
+    </w:p>
+    <w:p>
+      <w:pPr>
+        <w:pStyle w:val="Heading2"/>
+      </w:pPr>
+      <w:r>
+        <w:t>Selected independent task and checked answer</w:t>
       </w:r>
     </w:p>
     <w:p>
@@ -2811,243 +3476,12 @@
         <w:rPr>
           <w:b w:val="0"/>
         </w:rPr>
-        <w:t>Guided: D has squared distance 9 + 1 = 10 and cosine 20 / 25 = 0.8. Raw distance prefers D over A (10 versus 25); cosine prefers A (1 versus 0.8).</w:t>
+        <w:t>Selected case: Use query [5, 0] and candidates P [10, 0], R [4, 3] and S [0, 5]. Calculate all raw squared distances and cosines, name each winner, and give squared distances after normalising both query and candidates.</w:t>
       </w:r>
     </w:p>
     <w:p>
       <w:pPr>
         <w:spacing w:line="336" w:lineRule="auto" w:after="180"/>
-      </w:pPr>
-      <w:r>
-        <w:rPr>
-          <w:b w:val="0"/>
-        </w:rPr>
-        <w:t>Exit: Q and A share direction but have different lengths and may represent different totals. Cosine 1 proves aligned nonzero vectors, not equivalent meaning.</w:t>
-      </w:r>
-    </w:p>
-    <w:p>
-      <w:pPr>
-        <w:spacing w:line="336" w:lineRule="auto" w:after="180"/>
-      </w:pPr>
-      <w:r>
-        <w:rPr>
-          <w:b w:val="0"/>
-        </w:rPr>
-        <w:t>Check the task, retained information, zero and tie policies, and validation performance against a baseline; reserve final evaluation.</w:t>
-      </w:r>
-    </w:p>
-    <w:p>
-      <w:pPr>
-        <w:pStyle w:val="Heading3"/>
-      </w:pPr>
-      <w:r>
-        <w:t>W1 Trace the unit vectors</w:t>
-      </w:r>
-    </w:p>
-    <w:p>
-      <w:pPr>
-        <w:pStyle w:val="Heading3"/>
-      </w:pPr>
-      <w:r>
-        <w:t>Workbook question · W1</w:t>
-      </w:r>
-    </w:p>
-    <w:p>
-      <w:pPr>
-        <w:spacing w:line="336" w:lineRule="auto" w:after="180"/>
-        <w:shd w:fill="F5F1FB"/>
-      </w:pPr>
-      <w:r>
-        <w:rPr>
-          <w:b w:val="0"/>
-        </w:rPr>
-        <w:t xml:space="preserve">For Q [3, 4], A [6, 8] and C [-3, -4], give each length and </w:t>
-      </w:r>
-      <w:r>
-        <w:rPr>
-          <w:b/>
-        </w:rPr>
-        <w:t>unit vector</w:t>
-      </w:r>
-      <w:r>
-        <w:rPr>
-          <w:b w:val="0"/>
-        </w:rPr>
-        <w:t>. Explain one distinction that normalisation removes and one that it preserves.</w:t>
-      </w:r>
-    </w:p>
-    <w:p>
-      <w:pPr>
-        <w:pStyle w:val="Heading3"/>
-      </w:pPr>
-      <w:r>
-        <w:t>Teacher reasoning · W1</w:t>
-      </w:r>
-    </w:p>
-    <w:p>
-      <w:pPr>
-        <w:spacing w:line="336" w:lineRule="auto" w:after="180"/>
-        <w:shd w:fill="F1F6FC"/>
-      </w:pPr>
-      <w:r>
-        <w:rPr>
-          <w:b w:val="0"/>
-        </w:rPr>
-        <w:t xml:space="preserve">Teacher explanation: Lengths are 5, 10 and 5. </w:t>
-      </w:r>
-      <w:r>
-        <w:rPr>
-          <w:b/>
-        </w:rPr>
-        <w:t>Unit vector</w:t>
-      </w:r>
-      <w:r>
-        <w:rPr>
-          <w:b w:val="0"/>
-        </w:rPr>
-        <w:t>s are [0.6, 0.8], [0.6, 0.8] and [-0.6, -0.8]. The length difference between Q and A disappears; the opposite direction of C is preserved.</w:t>
-      </w:r>
-    </w:p>
-    <w:p>
-      <w:pPr>
-        <w:pStyle w:val="Heading3"/>
-      </w:pPr>
-      <w:r>
-        <w:t>W2 Compare the rankings</w:t>
-      </w:r>
-    </w:p>
-    <w:p>
-      <w:pPr>
-        <w:pStyle w:val="Heading3"/>
-      </w:pPr>
-      <w:r>
-        <w:t>Workbook question · W2</w:t>
-      </w:r>
-    </w:p>
-    <w:p>
-      <w:pPr>
-        <w:spacing w:line="336" w:lineRule="auto" w:after="180"/>
-        <w:shd w:fill="F5F1FB"/>
-      </w:pPr>
-      <w:r>
-        <w:rPr>
-          <w:b w:val="0"/>
-        </w:rPr>
-        <w:t>For query Q, write the raw squared distances and cosines to A, B and C from the lesson. Name the winner under each rule. Calculate squared distances after normalising both sides and check the relationship to cosine.</w:t>
-      </w:r>
-    </w:p>
-    <w:p>
-      <w:pPr>
-        <w:pStyle w:val="Heading3"/>
-      </w:pPr>
-      <w:r>
-        <w:t>Teacher reasoning · W2</w:t>
-      </w:r>
-    </w:p>
-    <w:p>
-      <w:pPr>
-        <w:spacing w:line="336" w:lineRule="auto" w:after="180"/>
-        <w:shd w:fill="F1F6FC"/>
-      </w:pPr>
-      <w:r>
-        <w:rPr>
-          <w:b w:val="0"/>
-        </w:rPr>
-        <w:t>Teacher explanation: Raw squared distances are 25, 16, 100, so B wins. Cosines are 1, 0.6, -1, so A wins. Unit-vector squared distances are 0, 0.8, 4, matching 2 - 2 times each cosine and selecting A.</w:t>
-      </w:r>
-    </w:p>
-    <w:p>
-      <w:pPr>
-        <w:pStyle w:val="Heading3"/>
-      </w:pPr>
-      <w:r>
-        <w:t>W3 Handle a vector without direction</w:t>
-      </w:r>
-    </w:p>
-    <w:p>
-      <w:pPr>
-        <w:pStyle w:val="Heading3"/>
-      </w:pPr>
-      <w:r>
-        <w:t>Workbook question · W3</w:t>
-      </w:r>
-    </w:p>
-    <w:p>
-      <w:pPr>
-        <w:spacing w:line="336" w:lineRule="auto" w:after="180"/>
-        <w:shd w:fill="F5F1FB"/>
-      </w:pPr>
-      <w:r>
-        <w:rPr>
-          <w:b w:val="0"/>
-        </w:rPr>
-        <w:t>A candidate set contains Z [0, 0] and B [3, 0]. With nonzero query Q, what happens under this lesson’s zero-vector policy? What if Q is zero, or Z is the only candidate?</w:t>
-      </w:r>
-    </w:p>
-    <w:p>
-      <w:pPr>
-        <w:spacing w:line="336" w:lineRule="auto" w:after="180"/>
-        <w:shd w:fill="F5F1FB"/>
-      </w:pPr>
-      <w:r>
-        <w:rPr>
-          <w:b w:val="0"/>
-        </w:rPr>
-        <w:t>Explain why replacing an undefined cosine with zero is misleading.</w:t>
-      </w:r>
-    </w:p>
-    <w:p>
-      <w:pPr>
-        <w:pStyle w:val="Heading3"/>
-      </w:pPr>
-      <w:r>
-        <w:t>Teacher reasoning · W3</w:t>
-      </w:r>
-    </w:p>
-    <w:p>
-      <w:pPr>
-        <w:spacing w:line="336" w:lineRule="auto" w:after="180"/>
-        <w:shd w:fill="F1F6FC"/>
-      </w:pPr>
-      <w:r>
-        <w:rPr>
-          <w:b w:val="0"/>
-        </w:rPr>
-        <w:t>Teacher explanation: Exclude Z and report it; compare B normally. Reject a zero query. If only Z exists, report no comparison. Zero cosine represents perpendicular nonzero directions, whereas the zero vector has no direction.</w:t>
-      </w:r>
-    </w:p>
-    <w:p>
-      <w:pPr>
-        <w:pStyle w:val="Heading3"/>
-      </w:pPr>
-      <w:r>
-        <w:t>W4 Compare a new case independently</w:t>
-      </w:r>
-    </w:p>
-    <w:p>
-      <w:pPr>
-        <w:pStyle w:val="Heading3"/>
-      </w:pPr>
-      <w:r>
-        <w:t>Workbook question · W4</w:t>
-      </w:r>
-    </w:p>
-    <w:p>
-      <w:pPr>
-        <w:spacing w:line="336" w:lineRule="auto" w:after="180"/>
-        <w:shd w:fill="F5F1FB"/>
-      </w:pPr>
-      <w:r>
-        <w:rPr>
-          <w:b w:val="0"/>
-        </w:rPr>
-        <w:t>Use query [5, 0] and candidates P [10, 0], R [4, 3] and S [0, 5]. Calculate all raw squared distances and cosines, name each winner, and give squared distances after normalising both query and candidates.</w:t>
-      </w:r>
-    </w:p>
-    <w:p>
-      <w:pPr>
-        <w:spacing w:line="336" w:lineRule="auto" w:after="180"/>
-        <w:shd w:fill="F5F1FB"/>
       </w:pPr>
       <w:r>
         <w:rPr>
@@ -3058,16 +3492,7 @@
     </w:p>
     <w:p>
       <w:pPr>
-        <w:pStyle w:val="Heading3"/>
-      </w:pPr>
-      <w:r>
-        <w:t>Teacher reasoning · W4</w:t>
-      </w:r>
-    </w:p>
-    <w:p>
-      <w:pPr>
         <w:spacing w:line="336" w:lineRule="auto" w:after="180"/>
-        <w:shd w:fill="F1F6FC"/>
       </w:pPr>
       <w:r>
         <w:rPr>
@@ -3079,7 +3504,6 @@
     <w:p>
       <w:pPr>
         <w:spacing w:line="336" w:lineRule="auto" w:after="180"/>
-        <w:shd w:fill="F1F6FC"/>
       </w:pPr>
       <w:r>
         <w:rPr>
@@ -3090,254 +3514,10 @@
     </w:p>
     <w:p>
       <w:pPr>
-        <w:pStyle w:val="Heading3"/>
-      </w:pPr>
-      <w:r>
-        <w:t>W5 Audit a proposed improvement</w:t>
-      </w:r>
-    </w:p>
-    <w:p>
-      <w:pPr>
-        <w:pStyle w:val="Heading3"/>
-      </w:pPr>
-      <w:r>
-        <w:t>Workbook question · W5</w:t>
-      </w:r>
-    </w:p>
-    <w:p>
-      <w:pPr>
-        <w:spacing w:line="336" w:lineRule="auto" w:after="180"/>
-        <w:shd w:fill="F5F1FB"/>
-      </w:pPr>
-      <w:r>
-        <w:rPr>
-          <w:b w:val="0"/>
-        </w:rPr>
-        <w:t xml:space="preserve">For event-count vectors [3, 4] and [6, 8], what useful information can normalisation remove? A team chooses cosine because it improves results on the final evaluation set, then calls that same set independent </w:t>
-      </w:r>
-      <w:r>
-        <w:rPr>
-          <w:b/>
-        </w:rPr>
-        <w:t>evidence</w:t>
-      </w:r>
-      <w:r>
-        <w:rPr>
-          <w:b w:val="0"/>
-        </w:rPr>
-        <w:t>.</w:t>
-      </w:r>
-    </w:p>
-    <w:p>
-      <w:pPr>
-        <w:spacing w:line="336" w:lineRule="auto" w:after="180"/>
-        <w:shd w:fill="F5F1FB"/>
-      </w:pPr>
-      <w:r>
-        <w:rPr>
-          <w:b w:val="0"/>
-        </w:rPr>
-        <w:t>Explain how to repair the evaluation plan.</w:t>
-      </w:r>
-    </w:p>
-    <w:p>
-      <w:pPr>
-        <w:pStyle w:val="Heading3"/>
-      </w:pPr>
-      <w:r>
-        <w:t>Teacher reasoning · W5</w:t>
-      </w:r>
-    </w:p>
-    <w:p>
-      <w:pPr>
-        <w:spacing w:line="336" w:lineRule="auto" w:after="180"/>
-        <w:shd w:fill="F1F6FC"/>
-      </w:pPr>
-      <w:r>
-        <w:rPr>
-          <w:b w:val="0"/>
-        </w:rPr>
-        <w:t xml:space="preserve">Teacher explanation: Normalisation removes magnitude: totals 7 and 14 become indistinguishable in the </w:t>
-      </w:r>
-      <w:r>
-        <w:rPr>
-          <w:b/>
-        </w:rPr>
-        <w:t>unit vector</w:t>
-      </w:r>
-      <w:r>
-        <w:rPr>
-          <w:b w:val="0"/>
-        </w:rPr>
-        <w:t xml:space="preserve">s. Choose the rule using task needs and </w:t>
-      </w:r>
-      <w:r>
-        <w:rPr>
-          <w:b/>
-        </w:rPr>
-        <w:t>training</w:t>
-      </w:r>
-      <w:r>
-        <w:rPr>
-          <w:b w:val="0"/>
-        </w:rPr>
-        <w:t xml:space="preserve">/validation </w:t>
-      </w:r>
-      <w:r>
-        <w:rPr>
-          <w:b/>
-        </w:rPr>
-        <w:t>evidence</w:t>
-      </w:r>
-      <w:r>
-        <w:rPr>
-          <w:b w:val="0"/>
-        </w:rPr>
-        <w:t>, preserving a baseline.</w:t>
-      </w:r>
-    </w:p>
-    <w:p>
-      <w:pPr>
-        <w:spacing w:line="336" w:lineRule="auto" w:after="180"/>
-        <w:shd w:fill="F1F6FC"/>
-      </w:pPr>
-      <w:r>
-        <w:rPr>
-          <w:b w:val="0"/>
-        </w:rPr>
-        <w:t xml:space="preserve">A final set used to choose the rule is no longer independent final </w:t>
-      </w:r>
-      <w:r>
-        <w:rPr>
-          <w:b/>
-        </w:rPr>
-        <w:t>evidence</w:t>
-      </w:r>
-      <w:r>
-        <w:rPr>
-          <w:b w:val="0"/>
-        </w:rPr>
-        <w:t>; reserve new untouched evaluation data or explicitly report the limitation.</w:t>
-      </w:r>
-    </w:p>
-    <w:p>
-      <w:pPr>
-        <w:pStyle w:val="Heading3"/>
-      </w:pPr>
-      <w:r>
-        <w:t>Independent assessment and fresh retry</w:t>
-      </w:r>
-    </w:p>
-    <w:p>
-      <w:pPr>
-        <w:pStyle w:val="Heading3"/>
-      </w:pPr>
-      <w:r>
-        <w:t>Teacher key · Independent assessment and fresh retry</w:t>
-      </w:r>
-    </w:p>
-    <w:p>
-      <w:pPr>
-        <w:spacing w:line="336" w:lineRule="auto" w:after="180"/>
-        <w:shd w:fill="F1F6FC"/>
-      </w:pPr>
-      <w:r>
-        <w:rPr>
-          <w:b w:val="0"/>
-        </w:rPr>
-        <w:t>W4 requires raw scores 25, 10, 50; cosines 1, 0.8, 0; normalised distances 0, 0.4, 2; and winners R then P. Fresh retry: query [0, 5], candidates D [0, 10], E [3, 4], F [5, 0].</w:t>
-      </w:r>
-    </w:p>
-    <w:p>
-      <w:pPr>
-        <w:spacing w:line="336" w:lineRule="auto" w:after="180"/>
-        <w:shd w:fill="F1F6FC"/>
-      </w:pPr>
-      <w:r>
-        <w:rPr>
-          <w:b w:val="0"/>
-        </w:rPr>
-        <w:t>Raw squared distances are 25, 10, 50; cosines 1, 0.8, 0; unit distances 0, 0.4, 2. Raw distance selects E; cosine selects D. Ask students to explain why a zero query is rejected.</w:t>
-      </w:r>
-    </w:p>
-    <w:p>
-      <w:pPr>
-        <w:pStyle w:val="Heading3"/>
-      </w:pPr>
-      <w:r>
-        <w:t>Assess independent transfer</w:t>
-      </w:r>
-    </w:p>
-    <w:p>
-      <w:pPr>
-        <w:pStyle w:val="Heading3"/>
-      </w:pPr>
-      <w:r>
-        <w:t>Independent question · withhold the key</w:t>
-      </w:r>
-    </w:p>
-    <w:p>
-      <w:pPr>
-        <w:spacing w:line="336" w:lineRule="auto" w:after="180"/>
-        <w:shd w:fill="F5F1FB"/>
-      </w:pPr>
-      <w:r>
-        <w:rPr>
-          <w:b w:val="0"/>
-        </w:rPr>
-        <w:t>Selected case: Use query [5, 0] and candidates P [10, 0], R [4, 3] and S [0, 5]. Calculate all raw squared distances and cosines, name each winner, and give squared distances after normalising both query and candidates.</w:t>
-      </w:r>
-    </w:p>
-    <w:p>
-      <w:pPr>
-        <w:spacing w:line="336" w:lineRule="auto" w:after="180"/>
-        <w:shd w:fill="F5F1FB"/>
-      </w:pPr>
-      <w:r>
-        <w:rPr>
-          <w:b w:val="0"/>
-        </w:rPr>
-        <w:t>Explain the changed ranking.</w:t>
-      </w:r>
-    </w:p>
-    <w:p>
-      <w:pPr>
-        <w:pStyle w:val="Heading3"/>
-      </w:pPr>
-      <w:r>
-        <w:t>Selected case answer</w:t>
-      </w:r>
-    </w:p>
-    <w:p>
-      <w:pPr>
-        <w:pStyle w:val="Heading3"/>
-      </w:pPr>
-      <w:r>
-        <w:t>Teacher key · Selected case answer</w:t>
-      </w:r>
-    </w:p>
-    <w:p>
-      <w:pPr>
-        <w:spacing w:line="336" w:lineRule="auto" w:after="180"/>
-        <w:shd w:fill="F1F6FC"/>
-      </w:pPr>
-      <w:r>
-        <w:rPr>
-          <w:b w:val="0"/>
-        </w:rPr>
-        <w:t>Teacher explanation: Raw squared distances to P, R and S are 25, 10, 50, selecting R. Cosines are 1, 0.8, 0, selecting P. Normalised squared distances are 0, 0.4, 2.</w:t>
-      </w:r>
-    </w:p>
-    <w:p>
-      <w:pPr>
-        <w:spacing w:line="336" w:lineRule="auto" w:after="180"/>
-        <w:shd w:fill="F1F6FC"/>
-      </w:pPr>
-      <w:r>
-        <w:rPr>
-          <w:b w:val="0"/>
-        </w:rPr>
-        <w:t>P shares the query direction despite its greater length; raw distance also reflects that length difference.</w:t>
+        <w:pStyle w:val="Heading2"/>
+      </w:pPr>
+      <w:r>
+        <w:t>Judge explanation,trace and limits</w:t>
       </w:r>
     </w:p>
     <w:tbl>
@@ -3444,16 +3624,7 @@
     </w:tbl>
     <w:p>
       <w:pPr>
-        <w:pStyle w:val="Heading3"/>
-      </w:pPr>
-      <w:r>
-        <w:t>Teacher key · Selected case answer</w:t>
-      </w:r>
-    </w:p>
-    <w:p>
-      <w:pPr>
         <w:spacing w:line="336" w:lineRule="auto" w:after="180"/>
-        <w:shd w:fill="F1F6FC"/>
       </w:pPr>
       <w:r>
         <w:rPr>
@@ -3465,7 +3636,6 @@
     <w:p>
       <w:pPr>
         <w:spacing w:line="336" w:lineRule="auto" w:after="180"/>
-        <w:shd w:fill="F1F6FC"/>
       </w:pPr>
       <w:r>
         <w:rPr>
@@ -3488,10 +3658,10 @@
     </w:p>
     <w:p>
       <w:pPr>
-        <w:pStyle w:val="Heading3"/>
-      </w:pPr>
-      <w:r>
-        <w:t>Feedback that the learner uses</w:t>
+        <w:pStyle w:val="Heading2"/>
+      </w:pPr>
+      <w:r>
+        <w:t>Give one usable repair</w:t>
       </w:r>
     </w:p>
     <w:p>
@@ -3518,15 +3688,447 @@
     </w:p>
     <w:p>
       <w:pPr>
-        <w:pStyle w:val="Heading1"/>
-      </w:pPr>
-      <w:r>
-        <w:t>06. Connect the project, support and next lesson</w:t>
+        <w:pStyle w:val="Heading2"/>
+      </w:pPr>
+      <w:r>
+        <w:t>W1 Trace the unit vectors</w:t>
       </w:r>
     </w:p>
     <w:p>
-      <w:r>
-        <w:t>Connect Similarity and normalisation to Image-pattern Network Investigation, adapt support and plan a later changed-case check.</w:t>
+      <w:pPr>
+        <w:spacing w:line="336" w:lineRule="auto" w:after="180"/>
+      </w:pPr>
+      <w:r>
+        <w:rPr>
+          <w:b w:val="0"/>
+        </w:rPr>
+        <w:t xml:space="preserve">For Q [3, 4], A [6, 8] and C [-3, -4], give each length and </w:t>
+      </w:r>
+      <w:r>
+        <w:rPr>
+          <w:b/>
+        </w:rPr>
+        <w:t>unit vector</w:t>
+      </w:r>
+      <w:r>
+        <w:rPr>
+          <w:b w:val="0"/>
+        </w:rPr>
+        <w:t>. Explain one distinction that normalisation removes and one that it preserves.</w:t>
+      </w:r>
+    </w:p>
+    <w:p>
+      <w:pPr>
+        <w:spacing w:line="336" w:lineRule="auto" w:after="180"/>
+      </w:pPr>
+      <w:r>
+        <w:rPr>
+          <w:b w:val="0"/>
+        </w:rPr>
+        <w:t xml:space="preserve">Teacher explanation: Lengths are 5, 10 and 5. </w:t>
+      </w:r>
+      <w:r>
+        <w:rPr>
+          <w:b/>
+        </w:rPr>
+        <w:t>Unit vector</w:t>
+      </w:r>
+      <w:r>
+        <w:rPr>
+          <w:b w:val="0"/>
+        </w:rPr>
+        <w:t>s are [0.6, 0.8], [0.6, 0.8] and [-0.6, -0.8]. The length difference between Q and A disappears; the opposite direction of C is preserved.</w:t>
+      </w:r>
+    </w:p>
+    <w:p>
+      <w:pPr>
+        <w:pStyle w:val="Heading2"/>
+      </w:pPr>
+      <w:r>
+        <w:t>W2 Compare the rankings</w:t>
+      </w:r>
+    </w:p>
+    <w:p>
+      <w:pPr>
+        <w:spacing w:line="336" w:lineRule="auto" w:after="180"/>
+      </w:pPr>
+      <w:r>
+        <w:rPr>
+          <w:b w:val="0"/>
+        </w:rPr>
+        <w:t>For query Q, write the raw squared distances and cosines to A, B and C from the lesson. Name the winner under each rule. Calculate squared distances after normalising both sides and check the relationship to cosine.</w:t>
+      </w:r>
+    </w:p>
+    <w:p>
+      <w:pPr>
+        <w:spacing w:line="336" w:lineRule="auto" w:after="180"/>
+      </w:pPr>
+      <w:r>
+        <w:rPr>
+          <w:b w:val="0"/>
+        </w:rPr>
+        <w:t>Teacher explanation: Raw squared distances are 25, 16, 100, so B wins. Cosines are 1, 0.6, -1, so A wins. Unit-vector squared distances are 0, 0.8, 4, matching 2 - 2 times each cosine and selecting A.</w:t>
+      </w:r>
+    </w:p>
+    <w:p>
+      <w:pPr>
+        <w:pStyle w:val="Heading2"/>
+      </w:pPr>
+      <w:r>
+        <w:t>W3 Handle a vector without direction</w:t>
+      </w:r>
+    </w:p>
+    <w:p>
+      <w:pPr>
+        <w:spacing w:line="336" w:lineRule="auto" w:after="180"/>
+      </w:pPr>
+      <w:r>
+        <w:rPr>
+          <w:b w:val="0"/>
+        </w:rPr>
+        <w:t>A candidate set contains Z [0, 0] and B [3, 0]. With nonzero query Q, what happens under this lesson’s zero-vector policy? What if Q is zero, or Z is the only candidate?</w:t>
+      </w:r>
+    </w:p>
+    <w:p>
+      <w:pPr>
+        <w:spacing w:line="336" w:lineRule="auto" w:after="180"/>
+      </w:pPr>
+      <w:r>
+        <w:rPr>
+          <w:b w:val="0"/>
+        </w:rPr>
+        <w:t>Explain why replacing an undefined cosine with zero is misleading.</w:t>
+      </w:r>
+    </w:p>
+    <w:p>
+      <w:pPr>
+        <w:spacing w:line="336" w:lineRule="auto" w:after="180"/>
+      </w:pPr>
+      <w:r>
+        <w:rPr>
+          <w:b w:val="0"/>
+        </w:rPr>
+        <w:t>Teacher explanation: Exclude Z and report it; compare B normally. Reject a zero query. If only Z exists, report no comparison. Zero cosine represents perpendicular nonzero directions, whereas the zero vector has no direction.</w:t>
+      </w:r>
+    </w:p>
+    <w:p>
+      <w:pPr>
+        <w:pStyle w:val="Heading2"/>
+      </w:pPr>
+      <w:r>
+        <w:t>W5 Audit a proposed improvement</w:t>
+      </w:r>
+    </w:p>
+    <w:p>
+      <w:pPr>
+        <w:spacing w:line="336" w:lineRule="auto" w:after="180"/>
+      </w:pPr>
+      <w:r>
+        <w:rPr>
+          <w:b w:val="0"/>
+        </w:rPr>
+        <w:t xml:space="preserve">For event-count vectors [3, 4] and [6, 8], what useful information can normalisation remove? A team chooses cosine because it improves results on the final evaluation set, then calls that same set independent </w:t>
+      </w:r>
+      <w:r>
+        <w:rPr>
+          <w:b/>
+        </w:rPr>
+        <w:t>evidence</w:t>
+      </w:r>
+      <w:r>
+        <w:rPr>
+          <w:b w:val="0"/>
+        </w:rPr>
+        <w:t>.</w:t>
+      </w:r>
+    </w:p>
+    <w:p>
+      <w:pPr>
+        <w:spacing w:line="336" w:lineRule="auto" w:after="180"/>
+      </w:pPr>
+      <w:r>
+        <w:rPr>
+          <w:b w:val="0"/>
+        </w:rPr>
+        <w:t>Explain how to repair the evaluation plan.</w:t>
+      </w:r>
+    </w:p>
+    <w:p>
+      <w:pPr>
+        <w:spacing w:line="336" w:lineRule="auto" w:after="180"/>
+      </w:pPr>
+      <w:r>
+        <w:rPr>
+          <w:b w:val="0"/>
+        </w:rPr>
+        <w:t xml:space="preserve">Teacher explanation: Normalisation removes magnitude: totals 7 and 14 become indistinguishable in the </w:t>
+      </w:r>
+      <w:r>
+        <w:rPr>
+          <w:b/>
+        </w:rPr>
+        <w:t>unit vector</w:t>
+      </w:r>
+      <w:r>
+        <w:rPr>
+          <w:b w:val="0"/>
+        </w:rPr>
+        <w:t xml:space="preserve">s. Choose the rule using task needs and </w:t>
+      </w:r>
+      <w:r>
+        <w:rPr>
+          <w:b/>
+        </w:rPr>
+        <w:t>training</w:t>
+      </w:r>
+      <w:r>
+        <w:rPr>
+          <w:b w:val="0"/>
+        </w:rPr>
+        <w:t xml:space="preserve">/validation </w:t>
+      </w:r>
+      <w:r>
+        <w:rPr>
+          <w:b/>
+        </w:rPr>
+        <w:t>evidence</w:t>
+      </w:r>
+      <w:r>
+        <w:rPr>
+          <w:b w:val="0"/>
+        </w:rPr>
+        <w:t>, preserving a baseline.</w:t>
+      </w:r>
+    </w:p>
+    <w:p>
+      <w:pPr>
+        <w:spacing w:line="336" w:lineRule="auto" w:after="180"/>
+      </w:pPr>
+      <w:r>
+        <w:rPr>
+          <w:b w:val="0"/>
+        </w:rPr>
+        <w:t xml:space="preserve">A final set used to choose the rule is no longer independent final </w:t>
+      </w:r>
+      <w:r>
+        <w:rPr>
+          <w:b/>
+        </w:rPr>
+        <w:t>evidence</w:t>
+      </w:r>
+      <w:r>
+        <w:rPr>
+          <w:b w:val="0"/>
+        </w:rPr>
+        <w:t>; reserve new untouched evaluation data or explicitly report the limitation.</w:t>
+      </w:r>
+    </w:p>
+    <w:p>
+      <w:pPr>
+        <w:pStyle w:val="Heading2"/>
+      </w:pPr>
+      <w:r>
+        <w:t>Earlier wording, alternatives and picture transcripts · reference / check after trying</w:t>
+      </w:r>
+    </w:p>
+    <w:p>
+      <w:pPr>
+        <w:pStyle w:val="Heading3"/>
+      </w:pPr>
+      <w:r>
+        <w:t>Guided and exit questions</w:t>
+      </w:r>
+    </w:p>
+    <w:p>
+      <w:pPr>
+        <w:spacing w:line="336" w:lineRule="auto" w:after="180"/>
+      </w:pPr>
+      <w:r>
+        <w:rPr>
+          <w:b w:val="0"/>
+        </w:rPr>
+        <w:t>Guided: D has squared distance 9 + 1 = 10 and cosine 20 / 25 = 0.8. Raw distance prefers D over A (10 versus 25); cosine prefers A (1 versus 0.8).</w:t>
+      </w:r>
+    </w:p>
+    <w:p>
+      <w:pPr>
+        <w:spacing w:line="336" w:lineRule="auto" w:after="180"/>
+      </w:pPr>
+      <w:r>
+        <w:rPr>
+          <w:b w:val="0"/>
+        </w:rPr>
+        <w:t>Exit: Q and A share direction but have different lengths and may represent different totals. Cosine 1 proves aligned nonzero vectors, not equivalent meaning.</w:t>
+      </w:r>
+    </w:p>
+    <w:p>
+      <w:pPr>
+        <w:spacing w:line="336" w:lineRule="auto" w:after="180"/>
+      </w:pPr>
+      <w:r>
+        <w:rPr>
+          <w:b w:val="0"/>
+        </w:rPr>
+        <w:t>Check the task, retained information, zero and tie policies, and validation performance against a baseline; reserve final evaluation.</w:t>
+      </w:r>
+    </w:p>
+    <w:p>
+      <w:pPr>
+        <w:pStyle w:val="Heading3"/>
+      </w:pPr>
+      <w:r>
+        <w:t>W1 Trace the unit vectors</w:t>
+      </w:r>
+    </w:p>
+    <w:p>
+      <w:pPr>
+        <w:pStyle w:val="Heading3"/>
+      </w:pPr>
+      <w:r>
+        <w:t>W2 Compare the rankings</w:t>
+      </w:r>
+    </w:p>
+    <w:p>
+      <w:pPr>
+        <w:pStyle w:val="Heading3"/>
+      </w:pPr>
+      <w:r>
+        <w:t>W3 Handle a vector without direction</w:t>
+      </w:r>
+    </w:p>
+    <w:p>
+      <w:pPr>
+        <w:pStyle w:val="Heading3"/>
+      </w:pPr>
+      <w:r>
+        <w:t>W4 Compare a new case independently</w:t>
+      </w:r>
+    </w:p>
+    <w:p>
+      <w:pPr>
+        <w:spacing w:line="336" w:lineRule="auto" w:after="180"/>
+      </w:pPr>
+      <w:r>
+        <w:rPr>
+          <w:b w:val="0"/>
+        </w:rPr>
+        <w:t>Use query [5, 0] and candidates P [10, 0], R [4, 3] and S [0, 5]. Calculate all raw squared distances and cosines, name each winner, and give squared distances after normalising both query and candidates.</w:t>
+      </w:r>
+    </w:p>
+    <w:p>
+      <w:pPr>
+        <w:spacing w:line="336" w:lineRule="auto" w:after="180"/>
+      </w:pPr>
+      <w:r>
+        <w:rPr>
+          <w:b w:val="0"/>
+        </w:rPr>
+        <w:t>Explain the changed ranking.</w:t>
+      </w:r>
+    </w:p>
+    <w:p>
+      <w:pPr>
+        <w:spacing w:line="336" w:lineRule="auto" w:after="180"/>
+      </w:pPr>
+      <w:r>
+        <w:rPr>
+          <w:b w:val="0"/>
+        </w:rPr>
+        <w:t>Teacher explanation: Raw squared distances to P, R and S are 25, 10, 50, selecting R. Cosines are 1, 0.8, 0, selecting P. Normalised squared distances are 0, 0.4, 2.</w:t>
+      </w:r>
+    </w:p>
+    <w:p>
+      <w:pPr>
+        <w:spacing w:line="336" w:lineRule="auto" w:after="180"/>
+      </w:pPr>
+      <w:r>
+        <w:rPr>
+          <w:b w:val="0"/>
+        </w:rPr>
+        <w:t>P shares the query direction despite its greater length; raw distance also reflects that length difference.</w:t>
+      </w:r>
+    </w:p>
+    <w:p>
+      <w:pPr>
+        <w:pStyle w:val="Heading3"/>
+      </w:pPr>
+      <w:r>
+        <w:t>W5 Audit a proposed improvement</w:t>
+      </w:r>
+    </w:p>
+    <w:p>
+      <w:pPr>
+        <w:pStyle w:val="Heading3"/>
+      </w:pPr>
+      <w:r>
+        <w:t>Independent assessment and fresh retry</w:t>
+      </w:r>
+    </w:p>
+    <w:p>
+      <w:pPr>
+        <w:spacing w:line="336" w:lineRule="auto" w:after="180"/>
+      </w:pPr>
+      <w:r>
+        <w:rPr>
+          <w:b w:val="0"/>
+        </w:rPr>
+        <w:t>W4 requires raw scores 25, 10, 50; cosines 1, 0.8, 0; normalised distances 0, 0.4, 2; and winners R then P. Fresh retry: query [0, 5], candidates D [0, 10], E [3, 4], F [5, 0].</w:t>
+      </w:r>
+    </w:p>
+    <w:p>
+      <w:pPr>
+        <w:spacing w:line="336" w:lineRule="auto" w:after="180"/>
+      </w:pPr>
+      <w:r>
+        <w:rPr>
+          <w:b w:val="0"/>
+        </w:rPr>
+        <w:t>Raw squared distances are 25, 10, 50; cosines 1, 0.8, 0; unit distances 0, 0.4, 2. Raw distance selects E; cosine selects D. Ask students to explain why a zero query is rejected.</w:t>
+      </w:r>
+    </w:p>
+    <w:p>
+      <w:pPr>
+        <w:pStyle w:val="Heading3"/>
+      </w:pPr>
+      <w:r>
+        <w:t>Assess independent transfer</w:t>
+      </w:r>
+    </w:p>
+    <w:p>
+      <w:pPr>
+        <w:pStyle w:val="Heading3"/>
+      </w:pPr>
+      <w:r>
+        <w:t>Selected case answer</w:t>
+      </w:r>
+    </w:p>
+    <w:p>
+      <w:pPr>
+        <w:pStyle w:val="Heading3"/>
+      </w:pPr>
+      <w:r>
+        <w:t>Feedback that the learner uses</w:t>
+      </w:r>
+    </w:p>
+    <w:p>
+      <w:pPr>
+        <w:pStyle w:val="Heading1"/>
+      </w:pPr>
+      <w:r>
+        <w:t>06. Connect,support and revisit the mathematics</w:t>
+      </w:r>
+    </w:p>
+    <w:p>
+      <w:r>
+        <w:t>Use the saved evidence to choose the next step.</w:t>
+      </w:r>
+    </w:p>
+    <w:p>
+      <w:pPr>
+        <w:pStyle w:val="Heading2"/>
+      </w:pPr>
+      <w:r>
+        <w:t>Project and next-week bridge</w:t>
       </w:r>
     </w:p>
     <w:p>
@@ -3668,10 +4270,44 @@
     </w:p>
     <w:p>
       <w:pPr>
-        <w:pStyle w:val="Heading3"/>
-      </w:pPr>
-      <w:r>
-        <w:t>Plan the delayed return</w:t>
+        <w:spacing w:line="336" w:lineRule="auto" w:after="180"/>
+      </w:pPr>
+      <w:r>
+        <w:rPr>
+          <w:b w:val="0"/>
+        </w:rPr>
+        <w:t xml:space="preserve">For your Image-pattern Network Investigation, save the </w:t>
+      </w:r>
+      <w:r>
+        <w:rPr>
+          <w:b/>
+        </w:rPr>
+        <w:t>input</w:t>
+      </w:r>
+      <w:r>
+        <w:rPr>
+          <w:b w:val="0"/>
+        </w:rPr>
+        <w:t>, procedure, observed result and limitation of this check.</w:t>
+      </w:r>
+    </w:p>
+    <w:p>
+      <w:pPr>
+        <w:spacing w:line="336" w:lineRule="auto" w:after="180"/>
+      </w:pPr>
+      <w:r>
+        <w:rPr>
+          <w:b w:val="0"/>
+        </w:rPr>
+        <w:t>Label this worked example as practice; use a different, previously unreviewed case when checking independent understanding.</w:t>
+      </w:r>
+    </w:p>
+    <w:p>
+      <w:pPr>
+        <w:pStyle w:val="Heading2"/>
+      </w:pPr>
+      <w:r>
+        <w:t>Delayed return and support record</w:t>
       </w:r>
     </w:p>
     <w:p>
@@ -3888,44 +4524,26 @@
     </w:p>
     <w:p>
       <w:pPr>
-        <w:pStyle w:val="Heading3"/>
-      </w:pPr>
-      <w:r>
-        <w:t>Project evidence from this case</w:t>
+        <w:pStyle w:val="Heading2"/>
+      </w:pPr>
+      <w:r>
+        <w:t>Earlier wording, alternatives and picture transcripts · reference / check after trying</w:t>
       </w:r>
     </w:p>
     <w:p>
       <w:pPr>
-        <w:spacing w:line="336" w:lineRule="auto" w:after="180"/>
-      </w:pPr>
-      <w:r>
-        <w:rPr>
-          <w:b w:val="0"/>
-        </w:rPr>
-        <w:t xml:space="preserve">For your Image-pattern Network Investigation, save the </w:t>
-      </w:r>
-      <w:r>
-        <w:rPr>
-          <w:b/>
-        </w:rPr>
-        <w:t>input</w:t>
-      </w:r>
-      <w:r>
-        <w:rPr>
-          <w:b w:val="0"/>
-        </w:rPr>
-        <w:t>, procedure, observed result and limitation of this check.</w:t>
+        <w:pStyle w:val="Heading3"/>
+      </w:pPr>
+      <w:r>
+        <w:t>Plan the delayed return</w:t>
       </w:r>
     </w:p>
     <w:p>
       <w:pPr>
-        <w:spacing w:line="336" w:lineRule="auto" w:after="180"/>
-      </w:pPr>
-      <w:r>
-        <w:rPr>
-          <w:b w:val="0"/>
-        </w:rPr>
-        <w:t>Label this worked example as practice; use a different, previously unreviewed case when checking independent understanding.</w:t>
+        <w:pStyle w:val="Heading3"/>
+      </w:pPr>
+      <w:r>
+        <w:t>Project evidence from this case</w:t>
       </w:r>
     </w:p>
     <w:p>
@@ -3933,26 +4551,33 @@
         <w:pStyle w:val="Heading1"/>
       </w:pPr>
       <w:r>
-        <w:t>07. Prepare, teach and assess</w:t>
+        <w:t>Reference bank and extra practice</w:t>
       </w:r>
     </w:p>
     <w:p>
-      <w:r>
-        <w:t>Use this preparation summary alongside the detailed Similarity and normalisation lesson; it is a checklist rather than a replacement for the full sequence.</w:t>
+      <w:pPr>
+        <w:pStyle w:val="Heading1"/>
+      </w:pPr>
+      <w:r>
+        <w:t>07. Reference · Alternative planning checklist</w:t>
       </w:r>
     </w:p>
     <w:p>
-      <w:pPr>
-        <w:pStyle w:val="Heading3"/>
-      </w:pPr>
-      <w:r>
-        <w:t>Teaching target</w:t>
+      <w:r>
+        <w:t>Use alongside the main route when helpful.</w:t>
       </w:r>
     </w:p>
     <w:p>
       <w:pPr>
+        <w:pStyle w:val="Heading2"/>
+      </w:pPr>
+      <w:r>
+        <w:t>Planning,assessment and project reminders</w:t>
+      </w:r>
+    </w:p>
+    <w:p>
+      <w:pPr>
         <w:spacing w:line="336" w:lineRule="auto" w:after="180"/>
-        <w:shd w:fill="EDF7F3"/>
       </w:pPr>
       <w:r>
         <w:rPr>
@@ -4163,16 +4788,7 @@
     </w:p>
     <w:p>
       <w:pPr>
-        <w:pStyle w:val="Heading3"/>
-      </w:pPr>
-      <w:r>
-        <w:t>Supported practice answer</w:t>
-      </w:r>
-    </w:p>
-    <w:p>
-      <w:pPr>
         <w:spacing w:line="336" w:lineRule="auto" w:after="180"/>
-        <w:shd w:fill="F1F6FC"/>
       </w:pPr>
       <w:r>
         <w:rPr>
@@ -4205,16 +4821,7 @@
     </w:p>
     <w:p>
       <w:pPr>
-        <w:pStyle w:val="Heading3"/>
-      </w:pPr>
-      <w:r>
-        <w:t>Repair the misconception</w:t>
-      </w:r>
-    </w:p>
-    <w:p>
-      <w:pPr>
         <w:spacing w:line="336" w:lineRule="auto" w:after="180"/>
-        <w:shd w:fill="FFF5E6"/>
       </w:pPr>
       <w:r>
         <w:rPr>
@@ -4225,16 +4832,7 @@
     </w:p>
     <w:p>
       <w:pPr>
-        <w:pStyle w:val="Heading3"/>
-      </w:pPr>
-      <w:r>
-        <w:t>Support without giving away the answer</w:t>
-      </w:r>
-    </w:p>
-    <w:p>
-      <w:pPr>
         <w:spacing w:line="336" w:lineRule="auto" w:after="180"/>
-        <w:shd w:fill="F1F6F8"/>
       </w:pPr>
       <w:r>
         <w:rPr>
@@ -4257,16 +4855,7 @@
     </w:p>
     <w:p>
       <w:pPr>
-        <w:pStyle w:val="Heading3"/>
-      </w:pPr>
-      <w:r>
-        <w:t>Extend the reasoning</w:t>
-      </w:r>
-    </w:p>
-    <w:p>
-      <w:pPr>
         <w:spacing w:line="336" w:lineRule="auto" w:after="180"/>
-        <w:shd w:fill="F5F1FB"/>
       </w:pPr>
       <w:r>
         <w:rPr>
@@ -4289,16 +4878,7 @@
     </w:p>
     <w:p>
       <w:pPr>
-        <w:pStyle w:val="Heading3"/>
-      </w:pPr>
-      <w:r>
-        <w:t>Protect the independent attempt</w:t>
-      </w:r>
-    </w:p>
-    <w:p>
-      <w:pPr>
         <w:spacing w:line="336" w:lineRule="auto" w:after="180"/>
-        <w:shd w:fill="FFF5E6"/>
       </w:pPr>
       <w:r>
         <w:rPr>
@@ -4493,16 +5073,7 @@
     </w:tbl>
     <w:p>
       <w:pPr>
-        <w:pStyle w:val="Heading3"/>
-      </w:pPr>
-      <w:r>
-        <w:t>Project checkpoint</w:t>
-      </w:r>
-    </w:p>
-    <w:p>
-      <w:pPr>
         <w:spacing w:line="336" w:lineRule="auto" w:after="180"/>
-        <w:shd w:fill="EDF7F3"/>
       </w:pPr>
       <w:r>
         <w:rPr>
@@ -4551,12 +5122,20 @@
         <w:pStyle w:val="Heading1"/>
       </w:pPr>
       <w:r>
-        <w:t>08. Use feedback, labs and repair paths</w:t>
+        <w:t>08. Reference · Feedback,labs and repair paths</w:t>
       </w:r>
     </w:p>
     <w:p>
       <w:r>
-        <w:t>Use feedback, earlier review and portfolios purposefully. Apply the coding routine only when this lesson has an executable lab.</w:t>
+        <w:t>Retain the first attempt and the evidence used for a repair.</w:t>
+      </w:r>
+    </w:p>
+    <w:p>
+      <w:pPr>
+        <w:pStyle w:val="Heading2"/>
+      </w:pPr>
+      <w:r>
+        <w:t>Feedback and record guidance</w:t>
       </w:r>
     </w:p>
     <w:p>
@@ -4655,40 +5234,17 @@
         <w:pStyle w:val="Heading1"/>
       </w:pPr>
       <w:r>
-        <w:t>09. Visual concept journey</w:t>
+        <w:t>09. Reference · Teach with the six pictures</w:t>
       </w:r>
     </w:p>
     <w:p>
       <w:r>
-        <w:t>Show one Similarity and normalisation graphic at a time, request a prediction and discuss its trace before the independent assessment.</w:t>
+        <w:t>Choose one picture for a particular reasoning move.</w:t>
       </w:r>
     </w:p>
     <w:p>
       <w:pPr>
-        <w:spacing w:line="336" w:lineRule="auto" w:after="180"/>
-      </w:pPr>
-      <w:r>
-        <w:rPr>
-          <w:b w:val="0"/>
-        </w:rPr>
-        <w:t xml:space="preserve">Use one picture at a time. Hide a worked result before asking for a </w:t>
-      </w:r>
-      <w:r>
-        <w:rPr>
-          <w:b/>
-        </w:rPr>
-        <w:t>prediction</w:t>
-      </w:r>
-      <w:r>
-        <w:rPr>
-          <w:b w:val="0"/>
-        </w:rPr>
-        <w:t>, then reveal it for feedback. These are supported teaching cases; retain the separate independent assessment for a fresh first attempt.</w:t>
-      </w:r>
-    </w:p>
-    <w:p>
-      <w:pPr>
-        <w:pStyle w:val="Heading3"/>
+        <w:pStyle w:val="Heading2"/>
       </w:pPr>
       <w:r>
         <w:t>01. Similarity and normalisation: the case</w:t>
@@ -4699,7 +5255,7 @@
         <w:drawing>
           <wp:inline xmlns:a="http://schemas.openxmlformats.org/drawingml/2006/main" xmlns:pic="http://schemas.openxmlformats.org/drawingml/2006/picture">
             <wp:extent cx="5486400" cy="3142488"/>
-            <wp:docPr id="3" name="Picture 3" descr="Compare angular alignment with raw distance on the same vectors. Supplied facts: Query [2, 0]; P=[8, 0]; Q=[2, 1]. Nonzero vectors only; compare squared Euclidean distance and cosine. All inputs and outcomes in this worked example are invented classroom data; no real model run is claimed."/>
+            <wp:docPr id="5" name="Picture 5" descr="Compare angular alignment with raw distance on the same vectors. Supplied facts: Query [2, 0]; P=[8, 0]; Q=[2, 1]. Nonzero vectors only; compare squared Euclidean distance and cosine. All inputs and outcomes in this worked example are invented classroom data; no real model run is claimed."/>
             <wp:cNvGraphicFramePr>
               <a:graphicFrameLocks noChangeAspect="1"/>
             </wp:cNvGraphicFramePr>
@@ -4711,7 +5267,7 @@
                     <pic:cNvPicPr/>
                   </pic:nvPicPr>
                   <pic:blipFill>
-                    <a:blip r:embed="rId11"/>
+                    <a:blip r:embed="rId13"/>
                     <a:stretch>
                       <a:fillRect/>
                     </a:stretch>
@@ -4767,7 +5323,6 @@
     <w:p>
       <w:pPr>
         <w:spacing w:line="336" w:lineRule="auto" w:after="180"/>
-        <w:shd w:fill="F5F1FB"/>
       </w:pPr>
       <w:r>
         <w:rPr>
@@ -4778,16 +5333,7 @@
     </w:p>
     <w:p>
       <w:pPr>
-        <w:pStyle w:val="Heading3"/>
-      </w:pPr>
-      <w:r>
-        <w:t>Discuss while showing the picture</w:t>
-      </w:r>
-    </w:p>
-    <w:p>
-      <w:pPr>
         <w:spacing w:line="336" w:lineRule="auto" w:after="180"/>
-        <w:shd w:fill="F1F6F8"/>
       </w:pPr>
       <w:r>
         <w:rPr>
@@ -4798,7 +5344,7 @@
     </w:p>
     <w:p>
       <w:pPr>
-        <w:pStyle w:val="Heading3"/>
+        <w:pStyle w:val="Heading2"/>
       </w:pPr>
       <w:r>
         <w:t>02. Follow the deciding steps</w:t>
@@ -4809,7 +5355,7 @@
         <w:drawing>
           <wp:inline xmlns:a="http://schemas.openxmlformats.org/drawingml/2006/main" xmlns:pic="http://schemas.openxmlformats.org/drawingml/2006/picture">
             <wp:extent cx="5486400" cy="3182112"/>
-            <wp:docPr id="4" name="Picture 4" descr="Raw distances: P distance 36; Q distance 1, so Q is closer in raw coordinates. → Angular similarity: Cosine P =1; cosine Q =2/sqrt5≈0.8944, so P aligns more closely. → Normalise: Unit query [1, 0], P [1, 0], Q [2/sqrt5, 1/sqrt5]; normalised distance to P is 0."/>
+            <wp:docPr id="6" name="Picture 6" descr="Raw distances: P distance 36; Q distance 1, so Q is closer in raw coordinates. → Angular similarity: Cosine P =1; cosine Q =2/sqrt5≈0.8944, so P aligns more closely. → Normalise: Unit query [1, 0], P [1, 0], Q [2/sqrt5, 1/sqrt5]; normalised distance to P is 0."/>
             <wp:cNvGraphicFramePr>
               <a:graphicFrameLocks noChangeAspect="1"/>
             </wp:cNvGraphicFramePr>
@@ -4821,7 +5367,7 @@
                     <pic:cNvPicPr/>
                   </pic:nvPicPr>
                   <pic:blipFill>
-                    <a:blip r:embed="rId12"/>
+                    <a:blip r:embed="rId10"/>
                     <a:stretch>
                       <a:fillRect/>
                     </a:stretch>
@@ -4854,7 +5400,6 @@
     <w:p>
       <w:pPr>
         <w:spacing w:line="336" w:lineRule="auto" w:after="180"/>
-        <w:shd w:fill="F5F1FB"/>
       </w:pPr>
       <w:r>
         <w:rPr>
@@ -4877,16 +5422,7 @@
     </w:p>
     <w:p>
       <w:pPr>
-        <w:pStyle w:val="Heading3"/>
-      </w:pPr>
-      <w:r>
-        <w:t>Discuss while showing the picture</w:t>
-      </w:r>
-    </w:p>
-    <w:p>
-      <w:pPr>
         <w:spacing w:line="336" w:lineRule="auto" w:after="180"/>
-        <w:shd w:fill="F1F6F8"/>
       </w:pPr>
       <w:r>
         <w:rPr>
@@ -4909,7 +5445,7 @@
     </w:p>
     <w:p>
       <w:pPr>
-        <w:pStyle w:val="Heading3"/>
+        <w:pStyle w:val="Heading2"/>
       </w:pPr>
       <w:r>
         <w:t>03. Raw proximity differs from angular alignment</w:t>
@@ -4920,7 +5456,7 @@
         <w:drawing>
           <wp:inline xmlns:a="http://schemas.openxmlformats.org/drawingml/2006/main" xmlns:pic="http://schemas.openxmlformats.org/drawingml/2006/picture">
             <wp:extent cx="5486400" cy="3938016"/>
-            <wp:docPr id="5" name="Picture 5" descr="Raw proximity differs from angular alignment. P: (8, 0). Q: (2, 1). Query query: (2, 0). Axes: first vector coordinate; second vector coordinate. Distance: Compare squared Euclidean distance and cosine."/>
+            <wp:docPr id="7" name="Picture 7" descr="Raw proximity differs from angular alignment. P: (8, 0). Q: (2, 1). Query query: (2, 0). Axes: first vector coordinate; second vector coordinate. Distance: Compare squared Euclidean distance and cosine."/>
             <wp:cNvGraphicFramePr>
               <a:graphicFrameLocks noChangeAspect="1"/>
             </wp:cNvGraphicFramePr>
@@ -4932,7 +5468,7 @@
                     <pic:cNvPicPr/>
                   </pic:nvPicPr>
                   <pic:blipFill>
-                    <a:blip r:embed="rId13"/>
+                    <a:blip r:embed="rId14"/>
                     <a:stretch>
                       <a:fillRect/>
                     </a:stretch>
@@ -4965,7 +5501,6 @@
     <w:p>
       <w:pPr>
         <w:spacing w:line="336" w:lineRule="auto" w:after="180"/>
-        <w:shd w:fill="F5F1FB"/>
       </w:pPr>
       <w:r>
         <w:rPr>
@@ -4976,16 +5511,7 @@
     </w:p>
     <w:p>
       <w:pPr>
-        <w:pStyle w:val="Heading3"/>
-      </w:pPr>
-      <w:r>
-        <w:t>Discuss while showing the picture</w:t>
-      </w:r>
-    </w:p>
-    <w:p>
-      <w:pPr>
         <w:spacing w:line="336" w:lineRule="auto" w:after="180"/>
-        <w:shd w:fill="F1F6F8"/>
       </w:pPr>
       <w:r>
         <w:rPr>
@@ -4997,7 +5523,6 @@
     <w:p>
       <w:pPr>
         <w:spacing w:line="336" w:lineRule="auto" w:after="180"/>
-        <w:shd w:fill="F1F6F8"/>
       </w:pPr>
       <w:r>
         <w:rPr>
@@ -5008,7 +5533,7 @@
     </w:p>
     <w:p>
       <w:pPr>
-        <w:pStyle w:val="Heading3"/>
+        <w:pStyle w:val="Heading2"/>
       </w:pPr>
       <w:r>
         <w:t>04. Change one thing. Trace what follows.</w:t>
@@ -5019,7 +5544,7 @@
         <w:drawing>
           <wp:inline xmlns:a="http://schemas.openxmlformats.org/drawingml/2006/main" xmlns:pic="http://schemas.openxmlformats.org/drawingml/2006/picture">
             <wp:extent cx="5486400" cy="3026664"/>
-            <wp:docPr id="6" name="Picture 6" descr="Original case: Unit query [1, 0], P [1, 0], Q [2/sqrt5, 1/sqrt5]; normalised distance to P is 0. Changed condition: Replace P with [0, 0]. Expected result: Cosine and unit normalisation for P are undefined. Reason: The zero vector has norm 0, so dividing by its norm is invalid."/>
+            <wp:docPr id="8" name="Picture 8" descr="Original case: Unit query [1, 0], P [1, 0], Q [2/sqrt5, 1/sqrt5]; normalised distance to P is 0. Changed condition: Replace P with [0, 0]. Expected result: Cosine and unit normalisation for P are undefined. Reason: The zero vector has norm 0, so dividing by its norm is invalid."/>
             <wp:cNvGraphicFramePr>
               <a:graphicFrameLocks noChangeAspect="1"/>
             </wp:cNvGraphicFramePr>
@@ -5031,7 +5556,7 @@
                     <pic:cNvPicPr/>
                   </pic:nvPicPr>
                   <pic:blipFill>
-                    <a:blip r:embed="rId14"/>
+                    <a:blip r:embed="rId15"/>
                     <a:stretch>
                       <a:fillRect/>
                     </a:stretch>
@@ -5075,7 +5600,6 @@
     <w:p>
       <w:pPr>
         <w:spacing w:line="336" w:lineRule="auto" w:after="180"/>
-        <w:shd w:fill="F5F1FB"/>
       </w:pPr>
       <w:r>
         <w:rPr>
@@ -5086,16 +5610,7 @@
     </w:p>
     <w:p>
       <w:pPr>
-        <w:pStyle w:val="Heading3"/>
-      </w:pPr>
-      <w:r>
-        <w:t>Discuss while showing the picture</w:t>
-      </w:r>
-    </w:p>
-    <w:p>
-      <w:pPr>
         <w:spacing w:line="336" w:lineRule="auto" w:after="180"/>
-        <w:shd w:fill="F1F6F8"/>
       </w:pPr>
       <w:r>
         <w:rPr>
@@ -5107,7 +5622,6 @@
     <w:p>
       <w:pPr>
         <w:spacing w:line="336" w:lineRule="auto" w:after="180"/>
-        <w:shd w:fill="F1F6F8"/>
       </w:pPr>
       <w:r>
         <w:rPr>
@@ -5118,7 +5632,7 @@
     </w:p>
     <w:p>
       <w:pPr>
-        <w:pStyle w:val="Heading3"/>
+        <w:pStyle w:val="Heading2"/>
       </w:pPr>
       <w:r>
         <w:t>05. Connect the explanation to its limit</w:t>
@@ -5129,7 +5643,7 @@
         <w:drawing>
           <wp:inline xmlns:a="http://schemas.openxmlformats.org/drawingml/2006/main" xmlns:pic="http://schemas.openxmlformats.org/drawingml/2006/picture">
             <wp:extent cx="5486400" cy="2834640"/>
-            <wp:docPr id="7" name="Picture 7" descr="Raw Euclidean distance includes differences in both direction and magnitude. Cosine compares direction using the vector lengths, so a long vector can align perfectly while being far away in raw coordinates. Declare which question your similarity measure answers. A zero vector has no direction and cannot be divided by its norm for cosine or unit normalisation. Limit: Neither metric is universally right; choose it from the task and handle zero vectors explicitly."/>
+            <wp:docPr id="9" name="Picture 9" descr="Raw Euclidean distance includes differences in both direction and magnitude. Cosine compares direction using the vector lengths, so a long vector can align perfectly while being far away in raw coordinates. Declare which question your similarity measure answers. A zero vector has no direction and cannot be divided by its norm for cosine or unit normalisation. Limit: Neither metric is universally right; choose it from the task and handle zero vectors explicitly."/>
             <wp:cNvGraphicFramePr>
               <a:graphicFrameLocks noChangeAspect="1"/>
             </wp:cNvGraphicFramePr>
@@ -5141,7 +5655,7 @@
                     <pic:cNvPicPr/>
                   </pic:nvPicPr>
                   <pic:blipFill>
-                    <a:blip r:embed="rId15"/>
+                    <a:blip r:embed="rId16"/>
                     <a:stretch>
                       <a:fillRect/>
                     </a:stretch>
@@ -5208,7 +5722,6 @@
     <w:p>
       <w:pPr>
         <w:spacing w:line="336" w:lineRule="auto" w:after="180"/>
-        <w:shd w:fill="F5F1FB"/>
       </w:pPr>
       <w:r>
         <w:rPr>
@@ -5219,16 +5732,7 @@
     </w:p>
     <w:p>
       <w:pPr>
-        <w:pStyle w:val="Heading3"/>
-      </w:pPr>
-      <w:r>
-        <w:t>Discuss while showing the picture</w:t>
-      </w:r>
-    </w:p>
-    <w:p>
-      <w:pPr>
         <w:spacing w:line="336" w:lineRule="auto" w:after="180"/>
-        <w:shd w:fill="F1F6F8"/>
       </w:pPr>
       <w:r>
         <w:rPr>
@@ -5240,7 +5744,6 @@
     <w:p>
       <w:pPr>
         <w:spacing w:line="336" w:lineRule="auto" w:after="180"/>
-        <w:shd w:fill="F1F6F8"/>
       </w:pPr>
       <w:r>
         <w:rPr>
@@ -5251,7 +5754,7 @@
     </w:p>
     <w:p>
       <w:pPr>
-        <w:pStyle w:val="Heading3"/>
+        <w:pStyle w:val="Heading2"/>
       </w:pPr>
       <w:r>
         <w:t>06. Make the idea visible in your project</w:t>
@@ -5262,7 +5765,7 @@
         <w:drawing>
           <wp:inline xmlns:a="http://schemas.openxmlformats.org/drawingml/2006/main" xmlns:pic="http://schemas.openxmlformats.org/drawingml/2006/picture">
             <wp:extent cx="5486400" cy="3681984"/>
-            <wp:docPr id="8" name="Picture 8" descr="For your Image-pattern Network Investigation, save the input, procedure, observed result and limitation of this check. Label this worked example as practice; use a different, previously unreviewed case when checking independent understanding. Draw your input, deciding step, result and limit. Supported question: Why do the original two metrics select different winners? Point to the relevant step in the picture, then write the changed result and the rule or evidence that supports it."/>
+            <wp:docPr id="10" name="Picture 10" descr="For your Image-pattern Network Investigation, save the input, procedure, observed result and limitation of this check. Label this worked example as practice; use a different, previously unreviewed case when checking independent understanding. Draw your input, deciding step, result and limit. Supported question: Why do the original two metrics select different winners? Point to the relevant step in the picture, then write the changed result and the rule or evidence that supports it."/>
             <wp:cNvGraphicFramePr>
               <a:graphicFrameLocks noChangeAspect="1"/>
             </wp:cNvGraphicFramePr>
@@ -5274,7 +5777,7 @@
                     <pic:cNvPicPr/>
                   </pic:nvPicPr>
                   <pic:blipFill>
-                    <a:blip r:embed="rId16"/>
+                    <a:blip r:embed="rId17"/>
                     <a:stretch>
                       <a:fillRect/>
                     </a:stretch>
@@ -5365,7 +5868,6 @@
     <w:p>
       <w:pPr>
         <w:spacing w:line="336" w:lineRule="auto" w:after="180"/>
-        <w:shd w:fill="F5F1FB"/>
       </w:pPr>
       <w:r>
         <w:rPr>
@@ -5388,16 +5890,7 @@
     </w:p>
     <w:p>
       <w:pPr>
-        <w:pStyle w:val="Heading3"/>
-      </w:pPr>
-      <w:r>
-        <w:t>Discuss while showing the picture</w:t>
-      </w:r>
-    </w:p>
-    <w:p>
-      <w:pPr>
         <w:spacing w:line="336" w:lineRule="auto" w:after="180"/>
-        <w:shd w:fill="F1F6F8"/>
       </w:pPr>
       <w:r>
         <w:rPr>
@@ -5421,7 +5914,6 @@
     <w:p>
       <w:pPr>
         <w:spacing w:line="336" w:lineRule="auto" w:after="180"/>
-        <w:shd w:fill="F1F6F8"/>
       </w:pPr>
       <w:r>
         <w:rPr>
@@ -5433,13 +5925,91 @@
     <w:p>
       <w:pPr>
         <w:spacing w:line="336" w:lineRule="auto" w:after="180"/>
-        <w:shd w:fill="F1F6F8"/>
       </w:pPr>
       <w:r>
         <w:rPr>
           <w:b w:val="0"/>
         </w:rPr>
         <w:t>Changed-case check: Cosine and unit normalisation for P are undefined. The zero vector has norm 0, so dividing by its norm is invalid.</w:t>
+      </w:r>
+    </w:p>
+    <w:p>
+      <w:pPr>
+        <w:pStyle w:val="Heading2"/>
+      </w:pPr>
+      <w:r>
+        <w:t>Earlier wording, alternatives and picture transcripts · reference / check after trying</w:t>
+      </w:r>
+    </w:p>
+    <w:p>
+      <w:pPr>
+        <w:spacing w:line="336" w:lineRule="auto" w:after="180"/>
+      </w:pPr>
+      <w:r>
+        <w:rPr>
+          <w:b w:val="0"/>
+        </w:rPr>
+        <w:t xml:space="preserve">Use one picture at a time. Hide a worked result before asking for a </w:t>
+      </w:r>
+      <w:r>
+        <w:rPr>
+          <w:b/>
+        </w:rPr>
+        <w:t>prediction</w:t>
+      </w:r>
+      <w:r>
+        <w:rPr>
+          <w:b w:val="0"/>
+        </w:rPr>
+        <w:t>, then reveal it for feedback. These are supported teaching cases; retain the separate independent assessment for a fresh first attempt.</w:t>
+      </w:r>
+    </w:p>
+    <w:p>
+      <w:pPr>
+        <w:pStyle w:val="Heading3"/>
+      </w:pPr>
+      <w:r>
+        <w:t>01. Similarity and normalisation: the case</w:t>
+      </w:r>
+    </w:p>
+    <w:p>
+      <w:pPr>
+        <w:pStyle w:val="Heading3"/>
+      </w:pPr>
+      <w:r>
+        <w:t>02. Follow the deciding steps</w:t>
+      </w:r>
+    </w:p>
+    <w:p>
+      <w:pPr>
+        <w:pStyle w:val="Heading3"/>
+      </w:pPr>
+      <w:r>
+        <w:t>03. Raw proximity differs from angular alignment</w:t>
+      </w:r>
+    </w:p>
+    <w:p>
+      <w:pPr>
+        <w:pStyle w:val="Heading3"/>
+      </w:pPr>
+      <w:r>
+        <w:t>04. Change one thing. Trace what follows.</w:t>
+      </w:r>
+    </w:p>
+    <w:p>
+      <w:pPr>
+        <w:pStyle w:val="Heading3"/>
+      </w:pPr>
+      <w:r>
+        <w:t>05. Connect the explanation to its limit</w:t>
+      </w:r>
+    </w:p>
+    <w:p>
+      <w:pPr>
+        <w:pStyle w:val="Heading3"/>
+      </w:pPr>
+      <w:r>
+        <w:t>06. Make the idea visible in your project</w:t>
       </w:r>
     </w:p>
     <w:sectPr>
